--- a/5-人员管理/流程制度规范类文件/050109-人员岗位说明书.docx
+++ b/5-人员管理/流程制度规范类文件/050109-人员岗位说明书.docx
@@ -1461,13 +1461,11 @@
         </w:p>
         <w:p>
           <w:pPr>
-            <w:pStyle w:val="16"/>
+            <w:pStyle w:val="17"/>
             <w:tabs>
               <w:tab w:val="right" w:leader="dot" w:pos="8306"/>
             </w:tabs>
           </w:pPr>
-          <w:bookmarkStart w:id="38" w:name="_GoBack"/>
-          <w:bookmarkEnd w:id="38"/>
           <w:r>
             <w:rPr>
               <w:rFonts w:hint="eastAsia" w:ascii="宋体" w:hAnsi="宋体" w:eastAsia="宋体" w:cs="宋体"/>
@@ -1548,7 +1546,7 @@
         </w:p>
         <w:p>
           <w:pPr>
-            <w:pStyle w:val="16"/>
+            <w:pStyle w:val="17"/>
             <w:tabs>
               <w:tab w:val="right" w:leader="dot" w:pos="8306"/>
             </w:tabs>
@@ -1609,7 +1607,7 @@
         </w:p>
         <w:p>
           <w:pPr>
-            <w:pStyle w:val="16"/>
+            <w:pStyle w:val="17"/>
             <w:tabs>
               <w:tab w:val="right" w:leader="dot" w:pos="8306"/>
             </w:tabs>
@@ -1672,7 +1670,7 @@
         </w:p>
         <w:p>
           <w:pPr>
-            <w:pStyle w:val="16"/>
+            <w:pStyle w:val="17"/>
             <w:tabs>
               <w:tab w:val="right" w:leader="dot" w:pos="8306"/>
             </w:tabs>
@@ -1742,7 +1740,7 @@
         </w:p>
         <w:p>
           <w:pPr>
-            <w:pStyle w:val="16"/>
+            <w:pStyle w:val="17"/>
             <w:tabs>
               <w:tab w:val="right" w:leader="dot" w:pos="8306"/>
             </w:tabs>
@@ -1810,7 +1808,7 @@
         </w:p>
         <w:p>
           <w:pPr>
-            <w:pStyle w:val="17"/>
+            <w:pStyle w:val="2"/>
             <w:tabs>
               <w:tab w:val="right" w:leader="dot" w:pos="8306"/>
             </w:tabs>
@@ -1873,7 +1871,7 @@
         </w:p>
         <w:p>
           <w:pPr>
-            <w:pStyle w:val="17"/>
+            <w:pStyle w:val="2"/>
             <w:tabs>
               <w:tab w:val="right" w:leader="dot" w:pos="8306"/>
             </w:tabs>
@@ -1936,7 +1934,7 @@
         </w:p>
         <w:p>
           <w:pPr>
-            <w:pStyle w:val="17"/>
+            <w:pStyle w:val="2"/>
             <w:tabs>
               <w:tab w:val="right" w:leader="dot" w:pos="8306"/>
             </w:tabs>
@@ -1999,7 +1997,7 @@
         </w:p>
         <w:p>
           <w:pPr>
-            <w:pStyle w:val="16"/>
+            <w:pStyle w:val="17"/>
             <w:tabs>
               <w:tab w:val="right" w:leader="dot" w:pos="8306"/>
             </w:tabs>
@@ -2067,7 +2065,7 @@
         </w:p>
         <w:p>
           <w:pPr>
-            <w:pStyle w:val="17"/>
+            <w:pStyle w:val="2"/>
             <w:tabs>
               <w:tab w:val="right" w:leader="dot" w:pos="8306"/>
             </w:tabs>
@@ -2130,7 +2128,7 @@
         </w:p>
         <w:p>
           <w:pPr>
-            <w:pStyle w:val="17"/>
+            <w:pStyle w:val="2"/>
             <w:tabs>
               <w:tab w:val="right" w:leader="dot" w:pos="8306"/>
             </w:tabs>
@@ -2193,7 +2191,7 @@
         </w:p>
         <w:p>
           <w:pPr>
-            <w:pStyle w:val="17"/>
+            <w:pStyle w:val="2"/>
             <w:tabs>
               <w:tab w:val="right" w:leader="dot" w:pos="8306"/>
             </w:tabs>
@@ -2263,7 +2261,7 @@
         </w:p>
         <w:p>
           <w:pPr>
-            <w:pStyle w:val="17"/>
+            <w:pStyle w:val="2"/>
             <w:tabs>
               <w:tab w:val="right" w:leader="dot" w:pos="8306"/>
             </w:tabs>
@@ -2333,7 +2331,7 @@
         </w:p>
         <w:p>
           <w:pPr>
-            <w:pStyle w:val="17"/>
+            <w:pStyle w:val="2"/>
             <w:tabs>
               <w:tab w:val="right" w:leader="dot" w:pos="8306"/>
             </w:tabs>
@@ -2403,7 +2401,7 @@
         </w:p>
         <w:p>
           <w:pPr>
-            <w:pStyle w:val="17"/>
+            <w:pStyle w:val="2"/>
             <w:tabs>
               <w:tab w:val="right" w:leader="dot" w:pos="8306"/>
             </w:tabs>
@@ -2473,7 +2471,7 @@
         </w:p>
         <w:p>
           <w:pPr>
-            <w:pStyle w:val="17"/>
+            <w:pStyle w:val="2"/>
             <w:tabs>
               <w:tab w:val="right" w:leader="dot" w:pos="8306"/>
             </w:tabs>
@@ -2543,7 +2541,7 @@
         </w:p>
         <w:p>
           <w:pPr>
-            <w:pStyle w:val="17"/>
+            <w:pStyle w:val="2"/>
             <w:tabs>
               <w:tab w:val="right" w:leader="dot" w:pos="8306"/>
             </w:tabs>
@@ -2613,7 +2611,7 @@
         </w:p>
         <w:p>
           <w:pPr>
-            <w:pStyle w:val="17"/>
+            <w:pStyle w:val="2"/>
             <w:tabs>
               <w:tab w:val="right" w:leader="dot" w:pos="8306"/>
             </w:tabs>
@@ -2681,7 +2679,7 @@
         </w:p>
         <w:p>
           <w:pPr>
-            <w:pStyle w:val="17"/>
+            <w:pStyle w:val="2"/>
             <w:tabs>
               <w:tab w:val="right" w:leader="dot" w:pos="8306"/>
             </w:tabs>
@@ -2749,7 +2747,7 @@
         </w:p>
         <w:p>
           <w:pPr>
-            <w:pStyle w:val="16"/>
+            <w:pStyle w:val="17"/>
             <w:tabs>
               <w:tab w:val="right" w:leader="dot" w:pos="8306"/>
             </w:tabs>
@@ -2817,7 +2815,7 @@
         </w:p>
         <w:p>
           <w:pPr>
-            <w:pStyle w:val="17"/>
+            <w:pStyle w:val="2"/>
             <w:tabs>
               <w:tab w:val="right" w:leader="dot" w:pos="8306"/>
             </w:tabs>
@@ -2880,7 +2878,7 @@
         </w:p>
         <w:p>
           <w:pPr>
-            <w:pStyle w:val="17"/>
+            <w:pStyle w:val="2"/>
             <w:tabs>
               <w:tab w:val="right" w:leader="dot" w:pos="8306"/>
             </w:tabs>
@@ -2943,7 +2941,7 @@
         </w:p>
         <w:p>
           <w:pPr>
-            <w:pStyle w:val="17"/>
+            <w:pStyle w:val="2"/>
             <w:tabs>
               <w:tab w:val="right" w:leader="dot" w:pos="8306"/>
             </w:tabs>
@@ -3011,7 +3009,7 @@
         </w:p>
         <w:p>
           <w:pPr>
-            <w:pStyle w:val="17"/>
+            <w:pStyle w:val="2"/>
             <w:tabs>
               <w:tab w:val="right" w:leader="dot" w:pos="8306"/>
             </w:tabs>
@@ -3079,7 +3077,7 @@
         </w:p>
         <w:p>
           <w:pPr>
-            <w:pStyle w:val="17"/>
+            <w:pStyle w:val="2"/>
             <w:tabs>
               <w:tab w:val="right" w:leader="dot" w:pos="8306"/>
             </w:tabs>
@@ -3147,7 +3145,7 @@
         </w:p>
         <w:p>
           <w:pPr>
-            <w:pStyle w:val="17"/>
+            <w:pStyle w:val="2"/>
             <w:tabs>
               <w:tab w:val="right" w:leader="dot" w:pos="8306"/>
             </w:tabs>
@@ -3215,7 +3213,7 @@
         </w:p>
         <w:p>
           <w:pPr>
-            <w:pStyle w:val="16"/>
+            <w:pStyle w:val="17"/>
             <w:tabs>
               <w:tab w:val="right" w:leader="dot" w:pos="8306"/>
             </w:tabs>
@@ -3283,7 +3281,7 @@
         </w:p>
         <w:p>
           <w:pPr>
-            <w:pStyle w:val="17"/>
+            <w:pStyle w:val="2"/>
             <w:tabs>
               <w:tab w:val="right" w:leader="dot" w:pos="8306"/>
             </w:tabs>
@@ -3346,7 +3344,7 @@
         </w:p>
         <w:p>
           <w:pPr>
-            <w:pStyle w:val="17"/>
+            <w:pStyle w:val="2"/>
             <w:tabs>
               <w:tab w:val="right" w:leader="dot" w:pos="8306"/>
             </w:tabs>
@@ -3409,7 +3407,7 @@
         </w:p>
         <w:p>
           <w:pPr>
-            <w:pStyle w:val="17"/>
+            <w:pStyle w:val="2"/>
             <w:tabs>
               <w:tab w:val="right" w:leader="dot" w:pos="8306"/>
             </w:tabs>
@@ -3477,7 +3475,7 @@
         </w:p>
         <w:p>
           <w:pPr>
-            <w:pStyle w:val="17"/>
+            <w:pStyle w:val="2"/>
             <w:tabs>
               <w:tab w:val="right" w:leader="dot" w:pos="8306"/>
             </w:tabs>
@@ -3545,7 +3543,7 @@
         </w:p>
         <w:p>
           <w:pPr>
-            <w:pStyle w:val="16"/>
+            <w:pStyle w:val="17"/>
             <w:tabs>
               <w:tab w:val="right" w:leader="dot" w:pos="8306"/>
             </w:tabs>
@@ -3686,59 +3684,20 @@
     </w:p>
     <w:p>
       <w:pPr>
-        <w:spacing w:before="75" w:line="373" w:lineRule="auto"/>
-        <w:ind w:left="50" w:right="60" w:firstLine="417"/>
-        <w:jc w:val="both"/>
-        <w:rPr>
-          <w:rFonts w:ascii="宋体" w:hAnsi="宋体" w:eastAsia="宋体" w:cs="宋体"/>
-          <w:sz w:val="23"/>
-          <w:szCs w:val="23"/>
-        </w:rPr>
+        <w:pStyle w:val="29"/>
+        <w:bidi w:val="0"/>
       </w:pPr>
       <w:r>
-        <w:rPr>
-          <w:rFonts w:ascii="宋体" w:hAnsi="宋体" w:eastAsia="宋体" w:cs="宋体"/>
-          <w:spacing w:val="7"/>
-          <w:sz w:val="23"/>
-          <w:szCs w:val="23"/>
-        </w:rPr>
-        <w:t>为对公司运行维护的人员素质、技能、经验的提出具体要求，并对涉及运行</w:t>
+        <w:t>为对公司运行维护的人员素质、技能、经验的提出具体要求，并对涉及运行维护各岗位职责做了明确的规定，在运行维护过程中做到职责分明，更好地为客户服务，特制订</w:t>
       </w:r>
       <w:r>
         <w:rPr>
-          <w:rFonts w:ascii="宋体" w:hAnsi="宋体" w:eastAsia="宋体" w:cs="宋体"/>
-          <w:spacing w:val="5"/>
-          <w:sz w:val="23"/>
-          <w:szCs w:val="23"/>
-        </w:rPr>
-        <w:t>维护各岗位职责做了明确的规定，在运行维护过程中做到职责分明，更好地为客</w:t>
-      </w:r>
-      <w:r>
-        <w:rPr>
-          <w:rFonts w:ascii="宋体" w:hAnsi="宋体" w:eastAsia="宋体" w:cs="宋体"/>
-          <w:spacing w:val="7"/>
-          <w:sz w:val="23"/>
-          <w:szCs w:val="23"/>
-        </w:rPr>
-        <w:t>户服务，特制订</w:t>
-      </w:r>
-      <w:r>
-        <w:rPr>
-          <w:rFonts w:hint="eastAsia" w:ascii="宋体" w:hAnsi="宋体" w:eastAsia="宋体" w:cs="宋体"/>
-          <w:spacing w:val="7"/>
-          <w:sz w:val="23"/>
-          <w:szCs w:val="23"/>
+          <w:rFonts w:hint="eastAsia"/>
           <w:lang w:val="en-US" w:eastAsia="zh-CN"/>
         </w:rPr>
         <w:t>此</w:t>
       </w:r>
       <w:r>
-        <w:rPr>
-          <w:rFonts w:ascii="宋体" w:hAnsi="宋体" w:eastAsia="宋体" w:cs="宋体"/>
-          <w:spacing w:val="7"/>
-          <w:sz w:val="23"/>
-          <w:szCs w:val="23"/>
-        </w:rPr>
         <w:t>说明书。</w:t>
       </w:r>
     </w:p>
@@ -3805,183 +3764,68 @@
     </w:p>
     <w:p>
       <w:pPr>
-        <w:keepNext w:val="0"/>
-        <w:keepLines w:val="0"/>
-        <w:pageBreakBefore w:val="0"/>
-        <w:widowControl/>
-        <w:kinsoku w:val="0"/>
-        <w:wordWrap/>
-        <w:overflowPunct/>
-        <w:topLinePunct w:val="0"/>
-        <w:autoSpaceDE w:val="0"/>
-        <w:autoSpaceDN w:val="0"/>
+        <w:pStyle w:val="29"/>
         <w:bidi w:val="0"/>
-        <w:adjustRightInd w:val="0"/>
-        <w:snapToGrid w:val="0"/>
-        <w:spacing w:line="360" w:lineRule="auto"/>
-        <w:ind w:left="0" w:right="0" w:firstLine="488" w:firstLineChars="200"/>
-        <w:jc w:val="both"/>
-        <w:textAlignment w:val="baseline"/>
-        <w:rPr>
-          <w:rFonts w:ascii="宋体" w:hAnsi="宋体" w:eastAsia="宋体" w:cs="宋体"/>
-          <w:spacing w:val="7"/>
-          <w:sz w:val="23"/>
-          <w:szCs w:val="23"/>
-        </w:rPr>
       </w:pPr>
       <w:r>
-        <w:rPr>
-          <w:rFonts w:ascii="宋体" w:hAnsi="宋体" w:eastAsia="宋体" w:cs="宋体"/>
-          <w:spacing w:val="7"/>
-          <w:sz w:val="23"/>
-          <w:szCs w:val="23"/>
-        </w:rPr>
         <w:t>运维服务管理岗职责如下：在运行维护服务中负责管理运行维护服务；与需方建立顺畅的沟通渠道，准确地将需方的需求传递到运行维护服务团队；规划、检查运行维护服务的各个过程，对运行维护服务能力的策划、实施、检查、改进的范围、过程、信息安全和成果负责。</w:t>
       </w:r>
     </w:p>
     <w:p>
       <w:pPr>
-        <w:keepNext w:val="0"/>
-        <w:keepLines w:val="0"/>
-        <w:pageBreakBefore w:val="0"/>
-        <w:widowControl/>
-        <w:kinsoku w:val="0"/>
-        <w:wordWrap/>
-        <w:overflowPunct/>
-        <w:topLinePunct w:val="0"/>
-        <w:autoSpaceDE w:val="0"/>
-        <w:autoSpaceDN w:val="0"/>
+        <w:pStyle w:val="29"/>
         <w:bidi w:val="0"/>
-        <w:adjustRightInd w:val="0"/>
-        <w:snapToGrid w:val="0"/>
-        <w:spacing w:line="360" w:lineRule="auto"/>
-        <w:ind w:left="0" w:right="0" w:firstLine="488" w:firstLineChars="200"/>
-        <w:jc w:val="both"/>
-        <w:textAlignment w:val="baseline"/>
         <w:rPr>
-          <w:rFonts w:hint="default" w:ascii="宋体" w:hAnsi="宋体" w:eastAsia="宋体" w:cs="宋体"/>
-          <w:spacing w:val="7"/>
-          <w:sz w:val="23"/>
-          <w:szCs w:val="23"/>
+          <w:rFonts w:hint="default"/>
           <w:lang w:val="en-US" w:eastAsia="zh-CN"/>
         </w:rPr>
       </w:pPr>
       <w:r>
-        <w:rPr>
-          <w:rFonts w:ascii="宋体" w:hAnsi="宋体" w:eastAsia="宋体" w:cs="宋体"/>
-          <w:spacing w:val="7"/>
-          <w:sz w:val="23"/>
-          <w:szCs w:val="23"/>
-        </w:rPr>
-        <w:t>运维服务管理岗包括以下具体岗位：平台运维组经理、运维项目经理、</w:t>
+        <w:t>运维服务管理岗包括以下具体岗位：</w:t>
       </w:r>
       <w:r>
         <w:rPr>
-          <w:rFonts w:hint="eastAsia" w:ascii="宋体" w:hAnsi="宋体" w:eastAsia="宋体" w:cs="宋体"/>
-          <w:spacing w:val="7"/>
-          <w:sz w:val="23"/>
-          <w:szCs w:val="23"/>
+          <w:rFonts w:hint="eastAsia"/>
+          <w:lang w:val="en-US" w:eastAsia="zh-CN"/>
+        </w:rPr>
+        <w:t>总经理、副总经理、</w:t>
+      </w:r>
+      <w:r>
+        <w:t>平台运维组经理、运维项目经理、</w:t>
+      </w:r>
+      <w:r>
+        <w:rPr>
+          <w:rFonts w:hint="eastAsia"/>
           <w:lang w:val="en-US" w:eastAsia="zh-CN"/>
         </w:rPr>
         <w:t>研发组</w:t>
       </w:r>
       <w:r>
-        <w:rPr>
-          <w:rFonts w:ascii="宋体" w:hAnsi="宋体" w:eastAsia="宋体" w:cs="宋体"/>
-          <w:spacing w:val="7"/>
-          <w:sz w:val="23"/>
-          <w:szCs w:val="23"/>
-        </w:rPr>
         <w:t>经理、研发项目经理、</w:t>
       </w:r>
       <w:r>
         <w:rPr>
-          <w:rFonts w:hint="eastAsia" w:ascii="宋体" w:hAnsi="宋体" w:eastAsia="宋体" w:cs="宋体"/>
-          <w:spacing w:val="7"/>
-          <w:sz w:val="23"/>
-          <w:szCs w:val="23"/>
+          <w:rFonts w:hint="eastAsia"/>
           <w:lang w:val="en-US" w:eastAsia="zh-CN"/>
         </w:rPr>
-        <w:t>备件库经理</w:t>
+        <w:t>备件库经理、服务知识经理、管控部</w:t>
       </w:r>
       <w:r>
-        <w:rPr>
-          <w:rFonts w:hint="eastAsia" w:ascii="宋体" w:hAnsi="宋体" w:cs="宋体"/>
-          <w:spacing w:val="7"/>
-          <w:sz w:val="23"/>
-          <w:szCs w:val="23"/>
-          <w:lang w:val="en-US" w:eastAsia="zh-CN"/>
-        </w:rPr>
-        <w:t>、</w:t>
-      </w:r>
-      <w:r>
-        <w:rPr>
-          <w:rFonts w:hint="eastAsia" w:ascii="宋体" w:hAnsi="宋体" w:eastAsia="宋体" w:cs="宋体"/>
-          <w:spacing w:val="7"/>
-          <w:sz w:val="23"/>
-          <w:szCs w:val="23"/>
-          <w:lang w:val="en-US" w:eastAsia="zh-CN"/>
-        </w:rPr>
-        <w:t>服务知识经理、管控部</w:t>
-      </w:r>
-      <w:r>
-        <w:rPr>
-          <w:rFonts w:ascii="宋体" w:hAnsi="宋体" w:eastAsia="宋体" w:cs="宋体"/>
-          <w:spacing w:val="7"/>
-          <w:sz w:val="23"/>
-          <w:szCs w:val="23"/>
-        </w:rPr>
         <w:t>经理</w:t>
       </w:r>
       <w:r>
         <w:rPr>
-          <w:rFonts w:hint="eastAsia" w:ascii="宋体" w:hAnsi="宋体" w:eastAsia="宋体" w:cs="宋体"/>
-          <w:spacing w:val="7"/>
-          <w:sz w:val="23"/>
-          <w:szCs w:val="23"/>
+          <w:rFonts w:hint="eastAsia"/>
           <w:lang w:eastAsia="zh-CN"/>
         </w:rPr>
         <w:t>、</w:t>
       </w:r>
       <w:r>
         <w:rPr>
-          <w:rFonts w:hint="eastAsia" w:ascii="宋体" w:hAnsi="宋体" w:eastAsia="宋体" w:cs="宋体"/>
-          <w:spacing w:val="7"/>
-          <w:sz w:val="23"/>
-          <w:szCs w:val="23"/>
+          <w:rFonts w:hint="eastAsia"/>
           <w:lang w:val="en-US" w:eastAsia="zh-CN"/>
         </w:rPr>
-        <w:t>采购部经理</w:t>
-      </w:r>
-      <w:r>
-        <w:rPr>
-          <w:rFonts w:hint="eastAsia" w:ascii="宋体" w:hAnsi="宋体" w:cs="宋体"/>
-          <w:spacing w:val="7"/>
-          <w:sz w:val="23"/>
-          <w:szCs w:val="23"/>
-          <w:lang w:val="en-US" w:eastAsia="zh-CN"/>
-        </w:rPr>
-        <w:t>、</w:t>
-      </w:r>
-      <w:r>
-        <w:rPr>
-          <w:rFonts w:hint="eastAsia" w:ascii="宋体" w:hAnsi="宋体" w:eastAsia="宋体" w:cs="宋体"/>
-          <w:spacing w:val="7"/>
-          <w:sz w:val="23"/>
-          <w:szCs w:val="23"/>
-          <w:lang w:val="en-US" w:eastAsia="zh-CN"/>
-        </w:rPr>
-        <w:t>综合办公室经理</w:t>
-      </w:r>
-      <w:r>
-        <w:rPr>
-          <w:rFonts w:hint="eastAsia" w:ascii="宋体" w:hAnsi="宋体" w:cs="宋体"/>
-          <w:spacing w:val="7"/>
-          <w:sz w:val="23"/>
-          <w:szCs w:val="23"/>
-          <w:lang w:val="en-US" w:eastAsia="zh-CN"/>
-        </w:rPr>
-        <w:t>和服务台经理</w:t>
+        <w:t>采购部经理、综合办公室经理和服务台经理</w:t>
       </w:r>
     </w:p>
     <w:p>
@@ -3999,122 +3843,36 @@
     </w:p>
     <w:p>
       <w:pPr>
-        <w:keepNext w:val="0"/>
-        <w:keepLines w:val="0"/>
-        <w:pageBreakBefore w:val="0"/>
-        <w:widowControl/>
-        <w:kinsoku w:val="0"/>
-        <w:wordWrap/>
-        <w:overflowPunct/>
-        <w:topLinePunct w:val="0"/>
-        <w:autoSpaceDE w:val="0"/>
-        <w:autoSpaceDN w:val="0"/>
+        <w:pStyle w:val="29"/>
         <w:bidi w:val="0"/>
-        <w:adjustRightInd w:val="0"/>
-        <w:snapToGrid w:val="0"/>
-        <w:spacing w:line="360" w:lineRule="auto"/>
-        <w:ind w:left="0" w:right="0" w:firstLine="488" w:firstLineChars="200"/>
-        <w:jc w:val="both"/>
-        <w:textAlignment w:val="baseline"/>
-        <w:rPr>
-          <w:rFonts w:ascii="宋体" w:hAnsi="宋体" w:eastAsia="宋体" w:cs="宋体"/>
-          <w:spacing w:val="7"/>
-          <w:sz w:val="23"/>
-          <w:szCs w:val="23"/>
-        </w:rPr>
       </w:pPr>
       <w:r>
-        <w:rPr>
-          <w:rFonts w:ascii="宋体" w:hAnsi="宋体" w:eastAsia="宋体" w:cs="宋体"/>
-          <w:spacing w:val="7"/>
-          <w:sz w:val="23"/>
-          <w:szCs w:val="23"/>
-        </w:rPr>
         <w:t>技术岗职责为：在运行维护服务中负责技术支持，包括基础软件运维服务、应用系统维护、技术研发等；对运行维护服务过程中的请求、时间和问题做出响应，保障信息安全并对处理结果负责。</w:t>
       </w:r>
     </w:p>
     <w:p>
       <w:pPr>
-        <w:keepNext w:val="0"/>
-        <w:keepLines w:val="0"/>
-        <w:pageBreakBefore w:val="0"/>
-        <w:widowControl/>
-        <w:kinsoku w:val="0"/>
-        <w:wordWrap/>
-        <w:overflowPunct/>
-        <w:topLinePunct w:val="0"/>
-        <w:autoSpaceDE w:val="0"/>
-        <w:autoSpaceDN w:val="0"/>
+        <w:pStyle w:val="29"/>
         <w:bidi w:val="0"/>
-        <w:adjustRightInd w:val="0"/>
-        <w:snapToGrid w:val="0"/>
-        <w:spacing w:line="360" w:lineRule="auto"/>
-        <w:ind w:left="0" w:right="0" w:firstLine="488" w:firstLineChars="200"/>
-        <w:jc w:val="both"/>
-        <w:textAlignment w:val="baseline"/>
-        <w:rPr>
-          <w:rFonts w:ascii="宋体" w:hAnsi="宋体" w:eastAsia="宋体" w:cs="宋体"/>
-          <w:spacing w:val="7"/>
-          <w:sz w:val="23"/>
-          <w:szCs w:val="23"/>
-        </w:rPr>
       </w:pPr>
       <w:r>
-        <w:rPr>
-          <w:rFonts w:ascii="宋体" w:hAnsi="宋体" w:eastAsia="宋体" w:cs="宋体"/>
-          <w:spacing w:val="7"/>
-          <w:sz w:val="23"/>
-          <w:szCs w:val="23"/>
-        </w:rPr>
         <w:t>技术岗包括以下具体岗位：软件运维工程师、研发工程师</w:t>
       </w:r>
       <w:r>
         <w:rPr>
-          <w:rFonts w:hint="eastAsia" w:ascii="宋体" w:hAnsi="宋体" w:eastAsia="宋体" w:cs="宋体"/>
-          <w:spacing w:val="7"/>
-          <w:sz w:val="23"/>
-          <w:szCs w:val="23"/>
+          <w:rFonts w:hint="eastAsia"/>
           <w:lang w:eastAsia="zh-CN"/>
         </w:rPr>
         <w:t>、</w:t>
       </w:r>
       <w:r>
         <w:rPr>
-          <w:rFonts w:hint="eastAsia" w:ascii="宋体" w:hAnsi="宋体" w:eastAsia="宋体" w:cs="宋体"/>
-          <w:spacing w:val="7"/>
-          <w:sz w:val="23"/>
-          <w:szCs w:val="23"/>
+          <w:rFonts w:hint="eastAsia"/>
           <w:lang w:val="en-US" w:eastAsia="zh-CN"/>
         </w:rPr>
-        <w:t>运维实施工程师、测试工程师、网络工程师</w:t>
+        <w:t>运维实施工程师、测试工程师、网络工程师和需求工程师</w:t>
       </w:r>
       <w:r>
-        <w:rPr>
-          <w:rFonts w:hint="eastAsia" w:ascii="宋体" w:hAnsi="宋体" w:cs="宋体"/>
-          <w:spacing w:val="7"/>
-          <w:sz w:val="23"/>
-          <w:szCs w:val="23"/>
-          <w:lang w:val="en-US" w:eastAsia="zh-CN"/>
-        </w:rPr>
-        <w:t>和</w:t>
-      </w:r>
-      <w:r>
-        <w:rPr>
-          <w:rFonts w:hint="eastAsia" w:ascii="宋体" w:hAnsi="宋体" w:eastAsia="宋体" w:cs="宋体"/>
-          <w:spacing w:val="7"/>
-          <w:sz w:val="23"/>
-          <w:szCs w:val="23"/>
-          <w:lang w:val="en-US" w:eastAsia="zh-CN"/>
-        </w:rPr>
-        <w:t>需求工程师</w:t>
-      </w:r>
-      <w:r>
-        <w:rPr>
-          <w:rFonts w:ascii="宋体" w:hAnsi="宋体" w:eastAsia="宋体" w:cs="宋体"/>
-          <w:spacing w:val="7"/>
-          <w:sz w:val="23"/>
-          <w:szCs w:val="23"/>
-        </w:rPr>
         <w:t>。</w:t>
       </w:r>
     </w:p>
@@ -4133,84 +3891,35 @@
     </w:p>
     <w:p>
       <w:pPr>
-        <w:spacing w:before="217" w:line="372" w:lineRule="auto"/>
-        <w:ind w:left="49" w:firstLine="428"/>
-        <w:rPr>
-          <w:rFonts w:ascii="宋体" w:hAnsi="宋体" w:eastAsia="宋体" w:cs="宋体"/>
-          <w:sz w:val="23"/>
-          <w:szCs w:val="23"/>
-        </w:rPr>
+        <w:pStyle w:val="29"/>
+        <w:bidi w:val="0"/>
       </w:pPr>
       <w:r>
-        <w:rPr>
-          <w:rFonts w:ascii="宋体" w:hAnsi="宋体" w:eastAsia="宋体" w:cs="宋体"/>
-          <w:spacing w:val="2"/>
-          <w:sz w:val="23"/>
-          <w:szCs w:val="23"/>
-        </w:rPr>
-        <w:t>操作岗的职责为：在运行维护服务中负责日常操作的</w:t>
-      </w:r>
-      <w:r>
-        <w:rPr>
-          <w:rFonts w:ascii="宋体" w:hAnsi="宋体" w:eastAsia="宋体" w:cs="宋体"/>
-          <w:spacing w:val="1"/>
-          <w:sz w:val="23"/>
-          <w:szCs w:val="23"/>
-        </w:rPr>
-        <w:t>实施；根据规范和手册，</w:t>
-      </w:r>
-      <w:r>
-        <w:rPr>
-          <w:rFonts w:ascii="宋体" w:hAnsi="宋体" w:eastAsia="宋体" w:cs="宋体"/>
-          <w:spacing w:val="7"/>
-          <w:sz w:val="23"/>
-          <w:szCs w:val="23"/>
-        </w:rPr>
-        <w:t>执行运行维护服务各过程，并对其执行结果负责。</w:t>
+        <w:t>操作岗的职责为：在运行维护服务中负责日常操作的实施；根据规范和手册，执行运行维护服务各过程，并对其执行结果负责。</w:t>
       </w:r>
     </w:p>
     <w:p>
       <w:pPr>
         <w:pStyle w:val="29"/>
+        <w:bidi w:val="0"/>
         <w:rPr>
-          <w:rFonts w:hint="default" w:eastAsia="宋体"/>
+          <w:rFonts w:hint="default"/>
           <w:lang w:val="en-US" w:eastAsia="zh-CN"/>
         </w:rPr>
       </w:pPr>
       <w:r>
-        <w:rPr>
-          <w:rFonts w:ascii="宋体" w:hAnsi="宋体" w:eastAsia="宋体" w:cs="宋体"/>
-          <w:spacing w:val="8"/>
-          <w:sz w:val="23"/>
-          <w:szCs w:val="23"/>
-        </w:rPr>
-        <w:t>操作岗包括以下具体岗位：服务台专员、质量</w:t>
+        <w:t>操作岗包括以下具体岗位：服务台专员、质量管理员</w:t>
       </w:r>
       <w:r>
         <w:rPr>
-          <w:rFonts w:ascii="宋体" w:hAnsi="宋体" w:eastAsia="宋体" w:cs="宋体"/>
-          <w:spacing w:val="7"/>
-          <w:sz w:val="23"/>
-          <w:szCs w:val="23"/>
-        </w:rPr>
-        <w:t>管理员</w:t>
-      </w:r>
-      <w:r>
-        <w:rPr>
-          <w:rFonts w:hint="eastAsia" w:ascii="宋体" w:hAnsi="宋体" w:cs="宋体"/>
-          <w:spacing w:val="7"/>
-          <w:sz w:val="23"/>
-          <w:szCs w:val="23"/>
+          <w:rFonts w:hint="eastAsia"/>
           <w:lang w:eastAsia="zh-CN"/>
         </w:rPr>
         <w:t>、</w:t>
       </w:r>
       <w:r>
         <w:rPr>
-          <w:rFonts w:hint="eastAsia" w:ascii="宋体" w:hAnsi="宋体" w:cs="宋体"/>
-          <w:spacing w:val="7"/>
-          <w:sz w:val="23"/>
-          <w:szCs w:val="23"/>
+          <w:rFonts w:hint="eastAsia"/>
           <w:lang w:val="en-US" w:eastAsia="zh-CN"/>
         </w:rPr>
         <w:t>备件库管理专员和服务知识管理员</w:t>
@@ -4242,6 +3951,3304 @@
       </w:pPr>
       <w:bookmarkStart w:id="11" w:name="_Toc19408"/>
       <w:bookmarkStart w:id="12" w:name="_Toc32493"/>
+      <w:r>
+        <w:rPr>
+          <w:rFonts w:hint="eastAsia"/>
+          <w:lang w:val="en-US" w:eastAsia="zh-CN"/>
+        </w:rPr>
+        <w:t>总经理</w:t>
+      </w:r>
+    </w:p>
+    <w:tbl>
+      <w:tblPr>
+        <w:tblStyle w:val="26"/>
+        <w:tblW w:w="8889" w:type="dxa"/>
+        <w:tblInd w:w="14" w:type="dxa"/>
+        <w:tblBorders>
+          <w:top w:val="single" w:color="000000" w:sz="4" w:space="0"/>
+          <w:left w:val="single" w:color="000000" w:sz="4" w:space="0"/>
+          <w:bottom w:val="single" w:color="000000" w:sz="4" w:space="0"/>
+          <w:right w:val="single" w:color="000000" w:sz="4" w:space="0"/>
+          <w:insideH w:val="single" w:color="000000" w:sz="4" w:space="0"/>
+          <w:insideV w:val="single" w:color="000000" w:sz="4" w:space="0"/>
+        </w:tblBorders>
+        <w:tblLayout w:type="fixed"/>
+        <w:tblCellMar>
+          <w:top w:w="0" w:type="dxa"/>
+          <w:left w:w="0" w:type="dxa"/>
+          <w:bottom w:w="0" w:type="dxa"/>
+          <w:right w:w="0" w:type="dxa"/>
+        </w:tblCellMar>
+      </w:tblPr>
+      <w:tblGrid>
+        <w:gridCol w:w="539"/>
+        <w:gridCol w:w="1186"/>
+        <w:gridCol w:w="180"/>
+        <w:gridCol w:w="2494"/>
+        <w:gridCol w:w="1427"/>
+        <w:gridCol w:w="3063"/>
+      </w:tblGrid>
+      <w:tr>
+        <w:tblPrEx>
+          <w:tblBorders>
+            <w:top w:val="single" w:color="000000" w:sz="4" w:space="0"/>
+            <w:left w:val="single" w:color="000000" w:sz="4" w:space="0"/>
+            <w:bottom w:val="single" w:color="000000" w:sz="4" w:space="0"/>
+            <w:right w:val="single" w:color="000000" w:sz="4" w:space="0"/>
+            <w:insideH w:val="single" w:color="000000" w:sz="4" w:space="0"/>
+            <w:insideV w:val="single" w:color="000000" w:sz="4" w:space="0"/>
+          </w:tblBorders>
+          <w:tblCellMar>
+            <w:top w:w="0" w:type="dxa"/>
+            <w:left w:w="0" w:type="dxa"/>
+            <w:bottom w:w="0" w:type="dxa"/>
+            <w:right w:w="0" w:type="dxa"/>
+          </w:tblCellMar>
+        </w:tblPrEx>
+        <w:trPr>
+          <w:trHeight w:val="667" w:hRule="atLeast"/>
+        </w:trPr>
+        <w:tc>
+          <w:tcPr>
+            <w:tcW w:w="1725" w:type="dxa"/>
+            <w:gridSpan w:val="2"/>
+            <w:tcBorders>
+              <w:top w:val="single" w:color="000000" w:sz="2" w:space="0"/>
+              <w:left w:val="single" w:color="000000" w:sz="2" w:space="0"/>
+            </w:tcBorders>
+          </w:tcPr>
+          <w:p>
+            <w:pPr>
+              <w:spacing w:before="235" w:line="228" w:lineRule="auto"/>
+              <w:ind w:left="481"/>
+              <w:rPr>
+                <w:rFonts w:ascii="宋体" w:hAnsi="宋体" w:eastAsia="宋体" w:cs="宋体"/>
+                <w:sz w:val="20"/>
+                <w:szCs w:val="20"/>
+              </w:rPr>
+            </w:pPr>
+            <w:r>
+              <w:rPr>
+                <w:rFonts w:ascii="宋体" w:hAnsi="宋体" w:eastAsia="宋体" w:cs="宋体"/>
+                <w:b/>
+                <w:bCs/>
+                <w:spacing w:val="-1"/>
+                <w:sz w:val="20"/>
+                <w:szCs w:val="20"/>
+              </w:rPr>
+              <w:t>岗位名称</w:t>
+            </w:r>
+          </w:p>
+        </w:tc>
+        <w:tc>
+          <w:tcPr>
+            <w:tcW w:w="2674" w:type="dxa"/>
+            <w:gridSpan w:val="2"/>
+            <w:tcBorders>
+              <w:top w:val="single" w:color="000000" w:sz="2" w:space="0"/>
+            </w:tcBorders>
+          </w:tcPr>
+          <w:p>
+            <w:pPr>
+              <w:spacing w:before="236" w:line="227" w:lineRule="auto"/>
+              <w:ind w:left="819"/>
+              <w:rPr>
+                <w:rFonts w:ascii="宋体" w:hAnsi="宋体" w:eastAsia="宋体" w:cs="宋体"/>
+                <w:sz w:val="20"/>
+                <w:szCs w:val="20"/>
+              </w:rPr>
+            </w:pPr>
+            <w:r>
+              <w:rPr>
+                <w:rFonts w:hint="eastAsia" w:ascii="宋体" w:hAnsi="宋体" w:cs="宋体"/>
+                <w:spacing w:val="6"/>
+                <w:sz w:val="20"/>
+                <w:szCs w:val="20"/>
+                <w:lang w:val="en-US" w:eastAsia="zh-CN"/>
+              </w:rPr>
+              <w:t>总</w:t>
+            </w:r>
+            <w:r>
+              <w:rPr>
+                <w:rFonts w:ascii="宋体" w:hAnsi="宋体" w:eastAsia="宋体" w:cs="宋体"/>
+                <w:spacing w:val="6"/>
+                <w:sz w:val="20"/>
+                <w:szCs w:val="20"/>
+              </w:rPr>
+              <w:t>经理</w:t>
+            </w:r>
+          </w:p>
+        </w:tc>
+        <w:tc>
+          <w:tcPr>
+            <w:tcW w:w="1427" w:type="dxa"/>
+            <w:tcBorders>
+              <w:top w:val="single" w:color="000000" w:sz="2" w:space="0"/>
+            </w:tcBorders>
+          </w:tcPr>
+          <w:p>
+            <w:pPr>
+              <w:spacing w:before="235" w:line="229" w:lineRule="auto"/>
+              <w:ind w:left="300"/>
+              <w:rPr>
+                <w:rFonts w:ascii="宋体" w:hAnsi="宋体" w:eastAsia="宋体" w:cs="宋体"/>
+                <w:sz w:val="20"/>
+                <w:szCs w:val="20"/>
+              </w:rPr>
+            </w:pPr>
+            <w:r>
+              <w:rPr>
+                <w:rFonts w:ascii="宋体" w:hAnsi="宋体" w:eastAsia="宋体" w:cs="宋体"/>
+                <w:b/>
+                <w:bCs/>
+                <w:spacing w:val="4"/>
+                <w:sz w:val="20"/>
+                <w:szCs w:val="20"/>
+              </w:rPr>
+              <w:t>直接上级</w:t>
+            </w:r>
+          </w:p>
+        </w:tc>
+        <w:tc>
+          <w:tcPr>
+            <w:tcW w:w="3063" w:type="dxa"/>
+            <w:tcBorders>
+              <w:top w:val="single" w:color="000000" w:sz="2" w:space="0"/>
+              <w:right w:val="single" w:color="000000" w:sz="2" w:space="0"/>
+            </w:tcBorders>
+          </w:tcPr>
+          <w:p>
+            <w:pPr>
+              <w:spacing w:before="236" w:line="227" w:lineRule="auto"/>
+              <w:ind w:left="1117"/>
+              <w:rPr>
+                <w:rFonts w:hint="default" w:ascii="宋体" w:hAnsi="宋体" w:eastAsia="宋体" w:cs="宋体"/>
+                <w:sz w:val="20"/>
+                <w:szCs w:val="20"/>
+                <w:lang w:val="en-US" w:eastAsia="zh-CN"/>
+              </w:rPr>
+            </w:pPr>
+            <w:r>
+              <w:rPr>
+                <w:rFonts w:hint="eastAsia" w:ascii="宋体" w:hAnsi="宋体" w:cs="宋体"/>
+                <w:sz w:val="20"/>
+                <w:szCs w:val="20"/>
+                <w:lang w:val="en-US" w:eastAsia="zh-CN"/>
+              </w:rPr>
+              <w:t>无</w:t>
+            </w:r>
+          </w:p>
+        </w:tc>
+      </w:tr>
+      <w:tr>
+        <w:tblPrEx>
+          <w:tblBorders>
+            <w:top w:val="single" w:color="000000" w:sz="4" w:space="0"/>
+            <w:left w:val="single" w:color="000000" w:sz="4" w:space="0"/>
+            <w:bottom w:val="single" w:color="000000" w:sz="4" w:space="0"/>
+            <w:right w:val="single" w:color="000000" w:sz="4" w:space="0"/>
+            <w:insideH w:val="single" w:color="000000" w:sz="4" w:space="0"/>
+            <w:insideV w:val="single" w:color="000000" w:sz="4" w:space="0"/>
+          </w:tblBorders>
+          <w:tblCellMar>
+            <w:top w:w="0" w:type="dxa"/>
+            <w:left w:w="0" w:type="dxa"/>
+            <w:bottom w:w="0" w:type="dxa"/>
+            <w:right w:w="0" w:type="dxa"/>
+          </w:tblCellMar>
+        </w:tblPrEx>
+        <w:trPr>
+          <w:trHeight w:val="654" w:hRule="atLeast"/>
+        </w:trPr>
+        <w:tc>
+          <w:tcPr>
+            <w:tcW w:w="1725" w:type="dxa"/>
+            <w:gridSpan w:val="2"/>
+            <w:tcBorders>
+              <w:left w:val="single" w:color="000000" w:sz="2" w:space="0"/>
+            </w:tcBorders>
+          </w:tcPr>
+          <w:p>
+            <w:pPr>
+              <w:spacing w:before="216" w:line="228" w:lineRule="auto"/>
+              <w:ind w:left="481"/>
+              <w:rPr>
+                <w:rFonts w:ascii="宋体" w:hAnsi="宋体" w:eastAsia="宋体" w:cs="宋体"/>
+                <w:sz w:val="20"/>
+                <w:szCs w:val="20"/>
+              </w:rPr>
+            </w:pPr>
+            <w:r>
+              <w:rPr>
+                <w:rFonts w:ascii="宋体" w:hAnsi="宋体" w:eastAsia="宋体" w:cs="宋体"/>
+                <w:b/>
+                <w:bCs/>
+                <w:spacing w:val="-1"/>
+                <w:sz w:val="20"/>
+                <w:szCs w:val="20"/>
+              </w:rPr>
+              <w:t>岗位序列</w:t>
+            </w:r>
+          </w:p>
+        </w:tc>
+        <w:tc>
+          <w:tcPr>
+            <w:tcW w:w="2674" w:type="dxa"/>
+            <w:gridSpan w:val="2"/>
+          </w:tcPr>
+          <w:p>
+            <w:pPr>
+              <w:spacing w:before="216" w:line="268" w:lineRule="exact"/>
+              <w:ind w:left="1075"/>
+              <w:rPr>
+                <w:rFonts w:hint="default" w:ascii="宋体" w:hAnsi="宋体" w:eastAsia="宋体" w:cs="宋体"/>
+                <w:sz w:val="20"/>
+                <w:szCs w:val="20"/>
+                <w:lang w:val="en-US" w:eastAsia="zh-CN"/>
+              </w:rPr>
+            </w:pPr>
+            <w:r>
+              <w:rPr>
+                <w:rFonts w:hint="eastAsia" w:ascii="宋体" w:hAnsi="宋体" w:cs="宋体"/>
+                <w:sz w:val="20"/>
+                <w:szCs w:val="20"/>
+                <w:lang w:val="en-US" w:eastAsia="zh-CN"/>
+              </w:rPr>
+              <w:t>GL001</w:t>
+            </w:r>
+          </w:p>
+        </w:tc>
+        <w:tc>
+          <w:tcPr>
+            <w:tcW w:w="1427" w:type="dxa"/>
+          </w:tcPr>
+          <w:p>
+            <w:pPr>
+              <w:spacing w:before="216" w:line="227" w:lineRule="auto"/>
+              <w:ind w:left="321"/>
+              <w:rPr>
+                <w:rFonts w:ascii="宋体" w:hAnsi="宋体" w:eastAsia="宋体" w:cs="宋体"/>
+                <w:sz w:val="20"/>
+                <w:szCs w:val="20"/>
+              </w:rPr>
+            </w:pPr>
+            <w:r>
+              <w:rPr>
+                <w:rFonts w:ascii="宋体" w:hAnsi="宋体" w:eastAsia="宋体" w:cs="宋体"/>
+                <w:b/>
+                <w:bCs/>
+                <w:spacing w:val="-1"/>
+                <w:sz w:val="20"/>
+                <w:szCs w:val="20"/>
+              </w:rPr>
+              <w:t>岗位层级</w:t>
+            </w:r>
+          </w:p>
+        </w:tc>
+        <w:tc>
+          <w:tcPr>
+            <w:tcW w:w="3063" w:type="dxa"/>
+            <w:tcBorders>
+              <w:right w:val="single" w:color="000000" w:sz="2" w:space="0"/>
+            </w:tcBorders>
+          </w:tcPr>
+          <w:p>
+            <w:pPr>
+              <w:spacing w:before="216" w:line="227" w:lineRule="auto"/>
+              <w:ind w:left="1218"/>
+              <w:rPr>
+                <w:rFonts w:ascii="宋体" w:hAnsi="宋体" w:eastAsia="宋体" w:cs="宋体"/>
+                <w:sz w:val="20"/>
+                <w:szCs w:val="20"/>
+              </w:rPr>
+            </w:pPr>
+            <w:r>
+              <w:rPr>
+                <w:rFonts w:ascii="宋体" w:hAnsi="宋体" w:eastAsia="宋体" w:cs="宋体"/>
+                <w:spacing w:val="4"/>
+                <w:sz w:val="20"/>
+                <w:szCs w:val="20"/>
+              </w:rPr>
+              <w:t>管理岗</w:t>
+            </w:r>
+          </w:p>
+        </w:tc>
+      </w:tr>
+      <w:tr>
+        <w:tblPrEx>
+          <w:tblBorders>
+            <w:top w:val="single" w:color="000000" w:sz="4" w:space="0"/>
+            <w:left w:val="single" w:color="000000" w:sz="4" w:space="0"/>
+            <w:bottom w:val="single" w:color="000000" w:sz="4" w:space="0"/>
+            <w:right w:val="single" w:color="000000" w:sz="4" w:space="0"/>
+            <w:insideH w:val="single" w:color="000000" w:sz="4" w:space="0"/>
+            <w:insideV w:val="single" w:color="000000" w:sz="4" w:space="0"/>
+          </w:tblBorders>
+          <w:tblCellMar>
+            <w:top w:w="0" w:type="dxa"/>
+            <w:left w:w="0" w:type="dxa"/>
+            <w:bottom w:w="0" w:type="dxa"/>
+            <w:right w:w="0" w:type="dxa"/>
+          </w:tblCellMar>
+        </w:tblPrEx>
+        <w:trPr>
+          <w:trHeight w:val="784" w:hRule="atLeast"/>
+        </w:trPr>
+        <w:tc>
+          <w:tcPr>
+            <w:tcW w:w="1725" w:type="dxa"/>
+            <w:gridSpan w:val="2"/>
+            <w:tcBorders>
+              <w:left w:val="single" w:color="000000" w:sz="2" w:space="0"/>
+            </w:tcBorders>
+          </w:tcPr>
+          <w:p>
+            <w:pPr>
+              <w:spacing w:before="282" w:line="227" w:lineRule="auto"/>
+              <w:ind w:left="456"/>
+              <w:rPr>
+                <w:rFonts w:ascii="宋体" w:hAnsi="宋体" w:eastAsia="宋体" w:cs="宋体"/>
+                <w:sz w:val="20"/>
+                <w:szCs w:val="20"/>
+              </w:rPr>
+            </w:pPr>
+            <w:r>
+              <w:rPr>
+                <w:rFonts w:ascii="宋体" w:hAnsi="宋体" w:eastAsia="宋体" w:cs="宋体"/>
+                <w:b/>
+                <w:bCs/>
+                <w:spacing w:val="4"/>
+                <w:sz w:val="20"/>
+                <w:szCs w:val="20"/>
+              </w:rPr>
+              <w:t>工作概述</w:t>
+            </w:r>
+          </w:p>
+        </w:tc>
+        <w:tc>
+          <w:tcPr>
+            <w:tcW w:w="7164" w:type="dxa"/>
+            <w:gridSpan w:val="4"/>
+            <w:tcBorders>
+              <w:right w:val="single" w:color="000000" w:sz="2" w:space="0"/>
+            </w:tcBorders>
+          </w:tcPr>
+          <w:p>
+            <w:pPr>
+              <w:spacing w:before="126" w:line="287" w:lineRule="auto"/>
+              <w:ind w:left="112" w:right="119" w:hanging="3"/>
+              <w:rPr>
+                <w:rFonts w:hint="default" w:ascii="宋体" w:hAnsi="宋体" w:eastAsia="宋体" w:cs="宋体"/>
+                <w:sz w:val="20"/>
+                <w:szCs w:val="20"/>
+                <w:lang w:val="en-US" w:eastAsia="zh-CN"/>
+              </w:rPr>
+            </w:pPr>
+            <w:r>
+              <w:rPr>
+                <w:rFonts w:hint="eastAsia" w:ascii="宋体" w:hAnsi="宋体" w:eastAsia="宋体" w:cs="宋体"/>
+                <w:sz w:val="20"/>
+                <w:szCs w:val="20"/>
+                <w:lang w:val="en-US" w:eastAsia="zh-CN"/>
+              </w:rPr>
+              <w:t>公全面负责公司战略规划、经营管理和团队建设工作</w:t>
+            </w:r>
+          </w:p>
+        </w:tc>
+      </w:tr>
+      <w:tr>
+        <w:tblPrEx>
+          <w:tblBorders>
+            <w:top w:val="single" w:color="000000" w:sz="4" w:space="0"/>
+            <w:left w:val="single" w:color="000000" w:sz="4" w:space="0"/>
+            <w:bottom w:val="single" w:color="000000" w:sz="4" w:space="0"/>
+            <w:right w:val="single" w:color="000000" w:sz="4" w:space="0"/>
+            <w:insideH w:val="single" w:color="000000" w:sz="4" w:space="0"/>
+            <w:insideV w:val="single" w:color="000000" w:sz="4" w:space="0"/>
+          </w:tblBorders>
+          <w:tblCellMar>
+            <w:top w:w="0" w:type="dxa"/>
+            <w:left w:w="0" w:type="dxa"/>
+            <w:bottom w:w="0" w:type="dxa"/>
+            <w:right w:w="0" w:type="dxa"/>
+          </w:tblCellMar>
+        </w:tblPrEx>
+        <w:trPr>
+          <w:trHeight w:val="522" w:hRule="atLeast"/>
+        </w:trPr>
+        <w:tc>
+          <w:tcPr>
+            <w:tcW w:w="1725" w:type="dxa"/>
+            <w:gridSpan w:val="2"/>
+            <w:tcBorders>
+              <w:left w:val="single" w:color="000000" w:sz="2" w:space="0"/>
+            </w:tcBorders>
+          </w:tcPr>
+          <w:p>
+            <w:pPr>
+              <w:spacing w:before="150" w:line="227" w:lineRule="auto"/>
+              <w:ind w:left="459"/>
+              <w:rPr>
+                <w:rFonts w:ascii="宋体" w:hAnsi="宋体" w:eastAsia="宋体" w:cs="宋体"/>
+                <w:sz w:val="20"/>
+                <w:szCs w:val="20"/>
+              </w:rPr>
+            </w:pPr>
+            <w:r>
+              <w:rPr>
+                <w:rFonts w:ascii="宋体" w:hAnsi="宋体" w:eastAsia="宋体" w:cs="宋体"/>
+                <w:b/>
+                <w:bCs/>
+                <w:spacing w:val="3"/>
+                <w:sz w:val="20"/>
+                <w:szCs w:val="20"/>
+              </w:rPr>
+              <w:t>管理责任</w:t>
+            </w:r>
+          </w:p>
+        </w:tc>
+        <w:tc>
+          <w:tcPr>
+            <w:tcW w:w="7164" w:type="dxa"/>
+            <w:gridSpan w:val="4"/>
+            <w:tcBorders>
+              <w:right w:val="single" w:color="000000" w:sz="2" w:space="0"/>
+            </w:tcBorders>
+          </w:tcPr>
+          <w:p>
+            <w:pPr>
+              <w:spacing w:before="150" w:line="227" w:lineRule="auto"/>
+              <w:ind w:left="108"/>
+              <w:rPr>
+                <w:rFonts w:ascii="宋体" w:hAnsi="宋体" w:eastAsia="宋体" w:cs="宋体"/>
+                <w:sz w:val="20"/>
+                <w:szCs w:val="20"/>
+              </w:rPr>
+            </w:pPr>
+            <w:r>
+              <w:rPr>
+                <w:rFonts w:ascii="宋体" w:hAnsi="宋体" w:eastAsia="宋体" w:cs="宋体"/>
+                <w:spacing w:val="7"/>
+                <w:sz w:val="20"/>
+                <w:szCs w:val="20"/>
+              </w:rPr>
+              <w:t>对</w:t>
+            </w:r>
+            <w:r>
+              <w:rPr>
+                <w:rFonts w:hint="eastAsia" w:ascii="宋体" w:hAnsi="宋体" w:cs="宋体"/>
+                <w:spacing w:val="7"/>
+                <w:sz w:val="20"/>
+                <w:szCs w:val="20"/>
+                <w:lang w:val="en-US" w:eastAsia="zh-CN"/>
+              </w:rPr>
+              <w:t>公司所有</w:t>
+            </w:r>
+            <w:r>
+              <w:rPr>
+                <w:rFonts w:ascii="宋体" w:hAnsi="宋体" w:eastAsia="宋体" w:cs="宋体"/>
+                <w:spacing w:val="7"/>
+                <w:sz w:val="20"/>
+                <w:szCs w:val="20"/>
+              </w:rPr>
+              <w:t>工作全面负责</w:t>
+            </w:r>
+          </w:p>
+        </w:tc>
+      </w:tr>
+      <w:tr>
+        <w:tblPrEx>
+          <w:tblBorders>
+            <w:top w:val="single" w:color="000000" w:sz="4" w:space="0"/>
+            <w:left w:val="single" w:color="000000" w:sz="4" w:space="0"/>
+            <w:bottom w:val="single" w:color="000000" w:sz="4" w:space="0"/>
+            <w:right w:val="single" w:color="000000" w:sz="4" w:space="0"/>
+            <w:insideH w:val="single" w:color="000000" w:sz="4" w:space="0"/>
+            <w:insideV w:val="single" w:color="000000" w:sz="4" w:space="0"/>
+          </w:tblBorders>
+          <w:tblCellMar>
+            <w:top w:w="0" w:type="dxa"/>
+            <w:left w:w="0" w:type="dxa"/>
+            <w:bottom w:w="0" w:type="dxa"/>
+            <w:right w:w="0" w:type="dxa"/>
+          </w:tblCellMar>
+        </w:tblPrEx>
+        <w:trPr>
+          <w:trHeight w:val="3249" w:hRule="atLeast"/>
+        </w:trPr>
+        <w:tc>
+          <w:tcPr>
+            <w:tcW w:w="539" w:type="dxa"/>
+            <w:tcBorders>
+              <w:left w:val="single" w:color="000000" w:sz="2" w:space="0"/>
+            </w:tcBorders>
+          </w:tcPr>
+          <w:p>
+            <w:pPr>
+              <w:pStyle w:val="27"/>
+              <w:spacing w:line="277" w:lineRule="auto"/>
+            </w:pPr>
+          </w:p>
+          <w:p>
+            <w:pPr>
+              <w:pStyle w:val="27"/>
+              <w:spacing w:line="277" w:lineRule="auto"/>
+            </w:pPr>
+          </w:p>
+          <w:p>
+            <w:pPr>
+              <w:pStyle w:val="27"/>
+              <w:spacing w:line="278" w:lineRule="auto"/>
+            </w:pPr>
+          </w:p>
+          <w:p>
+            <w:pPr>
+              <w:pStyle w:val="27"/>
+              <w:spacing w:line="278" w:lineRule="auto"/>
+            </w:pPr>
+          </w:p>
+          <w:p>
+            <w:pPr>
+              <w:pStyle w:val="27"/>
+              <w:spacing w:line="278" w:lineRule="auto"/>
+            </w:pPr>
+          </w:p>
+          <w:p>
+            <w:pPr>
+              <w:pStyle w:val="27"/>
+              <w:spacing w:line="278" w:lineRule="auto"/>
+            </w:pPr>
+          </w:p>
+          <w:p>
+            <w:pPr>
+              <w:spacing w:before="65" w:line="291" w:lineRule="auto"/>
+              <w:ind w:left="127" w:right="112"/>
+              <w:rPr>
+                <w:rFonts w:ascii="宋体" w:hAnsi="宋体" w:eastAsia="宋体" w:cs="宋体"/>
+                <w:sz w:val="20"/>
+                <w:szCs w:val="20"/>
+              </w:rPr>
+            </w:pPr>
+            <w:r>
+              <w:rPr>
+                <w:rFonts w:ascii="宋体" w:hAnsi="宋体" w:eastAsia="宋体" w:cs="宋体"/>
+                <w:b/>
+                <w:bCs/>
+                <w:spacing w:val="1"/>
+                <w:sz w:val="20"/>
+                <w:szCs w:val="20"/>
+              </w:rPr>
+              <w:t>工作描述</w:t>
+            </w:r>
+          </w:p>
+        </w:tc>
+        <w:tc>
+          <w:tcPr>
+            <w:tcW w:w="8350" w:type="dxa"/>
+            <w:gridSpan w:val="5"/>
+            <w:tcBorders>
+              <w:right w:val="single" w:color="000000" w:sz="2" w:space="0"/>
+            </w:tcBorders>
+          </w:tcPr>
+          <w:p>
+            <w:pPr>
+              <w:numPr>
+                <w:ilvl w:val="0"/>
+                <w:numId w:val="2"/>
+              </w:numPr>
+              <w:spacing w:before="44" w:line="227" w:lineRule="auto"/>
+              <w:ind w:left="425" w:leftChars="0" w:hanging="425" w:firstLineChars="0"/>
+              <w:rPr>
+                <w:rFonts w:hint="eastAsia" w:ascii="宋体" w:hAnsi="宋体" w:eastAsia="宋体" w:cs="宋体"/>
+                <w:sz w:val="20"/>
+                <w:szCs w:val="20"/>
+              </w:rPr>
+            </w:pPr>
+            <w:r>
+              <w:rPr>
+                <w:rFonts w:hint="eastAsia" w:ascii="宋体" w:hAnsi="宋体" w:eastAsia="宋体" w:cs="宋体"/>
+                <w:sz w:val="20"/>
+                <w:szCs w:val="20"/>
+              </w:rPr>
+              <w:t>执行董事会决议，主持全面的经营及管理工作；</w:t>
+            </w:r>
+          </w:p>
+          <w:p>
+            <w:pPr>
+              <w:numPr>
+                <w:ilvl w:val="0"/>
+                <w:numId w:val="2"/>
+              </w:numPr>
+              <w:spacing w:before="44" w:line="227" w:lineRule="auto"/>
+              <w:ind w:left="425" w:leftChars="0" w:hanging="425" w:firstLineChars="0"/>
+              <w:rPr>
+                <w:rFonts w:hint="eastAsia" w:ascii="宋体" w:hAnsi="宋体" w:eastAsia="宋体" w:cs="宋体"/>
+                <w:sz w:val="20"/>
+                <w:szCs w:val="20"/>
+              </w:rPr>
+            </w:pPr>
+            <w:r>
+              <w:rPr>
+                <w:rFonts w:hint="eastAsia" w:ascii="宋体" w:hAnsi="宋体" w:eastAsia="宋体" w:cs="宋体"/>
+                <w:sz w:val="20"/>
+                <w:szCs w:val="20"/>
+              </w:rPr>
+              <w:t>制定年度经营管理计划，保证经营管理目标的实现，保障经营体系的安全高效；</w:t>
+            </w:r>
+          </w:p>
+          <w:p>
+            <w:pPr>
+              <w:numPr>
+                <w:ilvl w:val="0"/>
+                <w:numId w:val="2"/>
+              </w:numPr>
+              <w:spacing w:before="44" w:line="227" w:lineRule="auto"/>
+              <w:ind w:left="425" w:leftChars="0" w:hanging="425" w:firstLineChars="0"/>
+              <w:rPr>
+                <w:rFonts w:hint="eastAsia" w:ascii="宋体" w:hAnsi="宋体" w:eastAsia="宋体" w:cs="宋体"/>
+                <w:sz w:val="20"/>
+                <w:szCs w:val="20"/>
+              </w:rPr>
+            </w:pPr>
+            <w:r>
+              <w:rPr>
+                <w:rFonts w:hint="eastAsia" w:ascii="宋体" w:hAnsi="宋体" w:eastAsia="宋体" w:cs="宋体"/>
+                <w:sz w:val="20"/>
+                <w:szCs w:val="20"/>
+              </w:rPr>
+              <w:t>负责运维服务方针、目标、质量指标的审批；</w:t>
+            </w:r>
+          </w:p>
+          <w:p>
+            <w:pPr>
+              <w:numPr>
+                <w:ilvl w:val="0"/>
+                <w:numId w:val="2"/>
+              </w:numPr>
+              <w:spacing w:before="44" w:line="227" w:lineRule="auto"/>
+              <w:ind w:left="425" w:leftChars="0" w:hanging="425" w:firstLineChars="0"/>
+              <w:rPr>
+                <w:rFonts w:hint="eastAsia" w:ascii="宋体" w:hAnsi="宋体" w:eastAsia="宋体" w:cs="宋体"/>
+                <w:sz w:val="20"/>
+                <w:szCs w:val="20"/>
+              </w:rPr>
+            </w:pPr>
+            <w:r>
+              <w:rPr>
+                <w:rFonts w:hint="eastAsia" w:ascii="宋体" w:hAnsi="宋体" w:eastAsia="宋体" w:cs="宋体"/>
+                <w:sz w:val="20"/>
+                <w:szCs w:val="20"/>
+              </w:rPr>
+              <w:t>对建立、实施和保持符合标准的体系负最高责任，负责所有体系正式版本文件的发布批准；</w:t>
+            </w:r>
+          </w:p>
+          <w:p>
+            <w:pPr>
+              <w:numPr>
+                <w:ilvl w:val="0"/>
+                <w:numId w:val="2"/>
+              </w:numPr>
+              <w:spacing w:before="44" w:line="227" w:lineRule="auto"/>
+              <w:ind w:left="425" w:leftChars="0" w:hanging="425" w:firstLineChars="0"/>
+              <w:rPr>
+                <w:rFonts w:hint="eastAsia" w:ascii="宋体" w:hAnsi="宋体" w:eastAsia="宋体" w:cs="宋体"/>
+                <w:sz w:val="20"/>
+                <w:szCs w:val="20"/>
+              </w:rPr>
+            </w:pPr>
+            <w:r>
+              <w:rPr>
+                <w:rFonts w:hint="eastAsia" w:ascii="宋体" w:hAnsi="宋体" w:eastAsia="宋体" w:cs="宋体"/>
+                <w:sz w:val="20"/>
+                <w:szCs w:val="20"/>
+              </w:rPr>
+              <w:t>组织实施经批准的公司工作计划和财务预算及利润分配、使用方案；</w:t>
+            </w:r>
+          </w:p>
+          <w:p>
+            <w:pPr>
+              <w:numPr>
+                <w:ilvl w:val="0"/>
+                <w:numId w:val="2"/>
+              </w:numPr>
+              <w:spacing w:before="44" w:line="227" w:lineRule="auto"/>
+              <w:ind w:left="425" w:leftChars="0" w:hanging="425" w:firstLineChars="0"/>
+              <w:rPr>
+                <w:rFonts w:hint="eastAsia" w:ascii="宋体" w:hAnsi="宋体" w:eastAsia="宋体" w:cs="宋体"/>
+                <w:sz w:val="20"/>
+                <w:szCs w:val="20"/>
+              </w:rPr>
+            </w:pPr>
+            <w:r>
+              <w:rPr>
+                <w:rFonts w:hint="eastAsia" w:ascii="宋体" w:hAnsi="宋体" w:eastAsia="宋体" w:cs="宋体"/>
+                <w:sz w:val="20"/>
+                <w:szCs w:val="20"/>
+              </w:rPr>
+              <w:t>组织领导公司日常经营管理工作，代表法人代表签署有关协议、合同和处理相关事宜；</w:t>
+            </w:r>
+          </w:p>
+          <w:p>
+            <w:pPr>
+              <w:numPr>
+                <w:ilvl w:val="0"/>
+                <w:numId w:val="2"/>
+              </w:numPr>
+              <w:spacing w:before="44" w:line="227" w:lineRule="auto"/>
+              <w:ind w:left="425" w:leftChars="0" w:hanging="425" w:firstLineChars="0"/>
+              <w:rPr>
+                <w:rFonts w:hint="eastAsia" w:ascii="宋体" w:hAnsi="宋体" w:eastAsia="宋体" w:cs="宋体"/>
+                <w:sz w:val="20"/>
+                <w:szCs w:val="20"/>
+              </w:rPr>
+            </w:pPr>
+            <w:r>
+              <w:rPr>
+                <w:rFonts w:hint="eastAsia" w:ascii="宋体" w:hAnsi="宋体" w:eastAsia="宋体" w:cs="宋体"/>
+                <w:sz w:val="20"/>
+                <w:szCs w:val="20"/>
+              </w:rPr>
+              <w:t>负责召集和主持总经理办公会议，检查、协调、监督各项业务工作进展，重要会议纪要以书面形式上报集团董事会；</w:t>
+            </w:r>
+          </w:p>
+          <w:p>
+            <w:pPr>
+              <w:numPr>
+                <w:ilvl w:val="0"/>
+                <w:numId w:val="2"/>
+              </w:numPr>
+              <w:spacing w:before="44" w:line="227" w:lineRule="auto"/>
+              <w:ind w:left="425" w:leftChars="0" w:hanging="425" w:firstLineChars="0"/>
+              <w:rPr>
+                <w:rFonts w:hint="eastAsia" w:ascii="宋体" w:hAnsi="宋体" w:eastAsia="宋体" w:cs="宋体"/>
+                <w:sz w:val="20"/>
+                <w:szCs w:val="20"/>
+              </w:rPr>
+            </w:pPr>
+            <w:r>
+              <w:rPr>
+                <w:rFonts w:hint="eastAsia" w:ascii="宋体" w:hAnsi="宋体" w:eastAsia="宋体" w:cs="宋体"/>
+                <w:sz w:val="20"/>
+                <w:szCs w:val="20"/>
+              </w:rPr>
+              <w:t>保障各项规章制度的严格实施，决定公司人事编制、人事任免、薪酬、奖罚；</w:t>
+            </w:r>
+          </w:p>
+          <w:p>
+            <w:pPr>
+              <w:numPr>
+                <w:ilvl w:val="0"/>
+                <w:numId w:val="2"/>
+              </w:numPr>
+              <w:spacing w:before="44" w:line="227" w:lineRule="auto"/>
+              <w:ind w:left="425" w:leftChars="0" w:hanging="425" w:firstLineChars="0"/>
+              <w:rPr>
+                <w:rFonts w:hint="eastAsia" w:ascii="宋体" w:hAnsi="宋体" w:eastAsia="宋体" w:cs="宋体"/>
+                <w:sz w:val="20"/>
+                <w:szCs w:val="20"/>
+              </w:rPr>
+            </w:pPr>
+            <w:r>
+              <w:rPr>
+                <w:rFonts w:hint="eastAsia" w:ascii="宋体" w:hAnsi="宋体" w:eastAsia="宋体" w:cs="宋体"/>
+                <w:sz w:val="20"/>
+                <w:szCs w:val="20"/>
+              </w:rPr>
+              <w:t>签署日常行政、业务文件，对单据进行审批；</w:t>
+            </w:r>
+          </w:p>
+          <w:p>
+            <w:pPr>
+              <w:numPr>
+                <w:ilvl w:val="0"/>
+                <w:numId w:val="2"/>
+              </w:numPr>
+              <w:spacing w:before="44" w:line="227" w:lineRule="auto"/>
+              <w:ind w:left="425" w:leftChars="0" w:hanging="425" w:firstLineChars="0"/>
+              <w:rPr>
+                <w:rFonts w:ascii="宋体" w:hAnsi="宋体" w:eastAsia="宋体" w:cs="宋体"/>
+                <w:sz w:val="20"/>
+                <w:szCs w:val="20"/>
+              </w:rPr>
+            </w:pPr>
+            <w:r>
+              <w:rPr>
+                <w:rFonts w:hint="eastAsia" w:ascii="宋体" w:hAnsi="宋体" w:eastAsia="宋体" w:cs="宋体"/>
+                <w:sz w:val="20"/>
+                <w:szCs w:val="20"/>
+              </w:rPr>
+              <w:t>加强公司团队建设和企业文化建设，树立公司良好的社会形象。</w:t>
+            </w:r>
+          </w:p>
+        </w:tc>
+      </w:tr>
+      <w:tr>
+        <w:tblPrEx>
+          <w:tblBorders>
+            <w:top w:val="single" w:color="000000" w:sz="4" w:space="0"/>
+            <w:left w:val="single" w:color="000000" w:sz="4" w:space="0"/>
+            <w:bottom w:val="single" w:color="000000" w:sz="4" w:space="0"/>
+            <w:right w:val="single" w:color="000000" w:sz="4" w:space="0"/>
+            <w:insideH w:val="single" w:color="000000" w:sz="4" w:space="0"/>
+            <w:insideV w:val="single" w:color="000000" w:sz="4" w:space="0"/>
+          </w:tblBorders>
+          <w:tblCellMar>
+            <w:top w:w="0" w:type="dxa"/>
+            <w:left w:w="0" w:type="dxa"/>
+            <w:bottom w:w="0" w:type="dxa"/>
+            <w:right w:w="0" w:type="dxa"/>
+          </w:tblCellMar>
+        </w:tblPrEx>
+        <w:trPr>
+          <w:trHeight w:val="439" w:hRule="atLeast"/>
+        </w:trPr>
+        <w:tc>
+          <w:tcPr>
+            <w:tcW w:w="539" w:type="dxa"/>
+            <w:vMerge w:val="restart"/>
+            <w:tcBorders>
+              <w:left w:val="single" w:color="000000" w:sz="2" w:space="0"/>
+              <w:bottom w:val="nil"/>
+            </w:tcBorders>
+          </w:tcPr>
+          <w:p>
+            <w:pPr>
+              <w:pStyle w:val="27"/>
+              <w:spacing w:line="280" w:lineRule="auto"/>
+            </w:pPr>
+          </w:p>
+          <w:p>
+            <w:pPr>
+              <w:pStyle w:val="27"/>
+              <w:spacing w:line="280" w:lineRule="auto"/>
+            </w:pPr>
+          </w:p>
+          <w:p>
+            <w:pPr>
+              <w:pStyle w:val="27"/>
+              <w:spacing w:line="280" w:lineRule="auto"/>
+            </w:pPr>
+          </w:p>
+          <w:p>
+            <w:pPr>
+              <w:pStyle w:val="27"/>
+              <w:spacing w:line="280" w:lineRule="auto"/>
+            </w:pPr>
+          </w:p>
+          <w:p>
+            <w:pPr>
+              <w:pStyle w:val="27"/>
+              <w:spacing w:line="280" w:lineRule="auto"/>
+            </w:pPr>
+          </w:p>
+          <w:p>
+            <w:pPr>
+              <w:spacing w:before="65" w:line="287" w:lineRule="auto"/>
+              <w:ind w:left="133" w:right="112" w:hanging="9"/>
+              <w:rPr>
+                <w:rFonts w:ascii="宋体" w:hAnsi="宋体" w:eastAsia="宋体" w:cs="宋体"/>
+                <w:sz w:val="20"/>
+                <w:szCs w:val="20"/>
+              </w:rPr>
+            </w:pPr>
+            <w:r>
+              <w:rPr>
+                <w:rFonts w:ascii="宋体" w:hAnsi="宋体" w:eastAsia="宋体" w:cs="宋体"/>
+                <w:b/>
+                <w:bCs/>
+                <w:spacing w:val="2"/>
+                <w:sz w:val="20"/>
+                <w:szCs w:val="20"/>
+              </w:rPr>
+              <w:t>任职</w:t>
+            </w:r>
+            <w:r>
+              <w:rPr>
+                <w:rFonts w:ascii="宋体" w:hAnsi="宋体" w:eastAsia="宋体" w:cs="宋体"/>
+                <w:b/>
+                <w:bCs/>
+                <w:spacing w:val="-2"/>
+                <w:sz w:val="20"/>
+                <w:szCs w:val="20"/>
+              </w:rPr>
+              <w:t>资格</w:t>
+            </w:r>
+          </w:p>
+        </w:tc>
+        <w:tc>
+          <w:tcPr>
+            <w:tcW w:w="1366" w:type="dxa"/>
+            <w:gridSpan w:val="2"/>
+          </w:tcPr>
+          <w:p>
+            <w:pPr>
+              <w:spacing w:before="112" w:line="229" w:lineRule="auto"/>
+              <w:ind w:left="211"/>
+              <w:rPr>
+                <w:rFonts w:ascii="宋体" w:hAnsi="宋体" w:eastAsia="宋体" w:cs="宋体"/>
+                <w:sz w:val="20"/>
+                <w:szCs w:val="20"/>
+              </w:rPr>
+            </w:pPr>
+            <w:r>
+              <w:rPr>
+                <w:rFonts w:ascii="宋体" w:hAnsi="宋体" w:eastAsia="宋体" w:cs="宋体"/>
+                <w:b/>
+                <w:bCs/>
+                <w:spacing w:val="3"/>
+                <w:sz w:val="20"/>
+                <w:szCs w:val="20"/>
+              </w:rPr>
+              <w:t>学历学位</w:t>
+            </w:r>
+          </w:p>
+        </w:tc>
+        <w:tc>
+          <w:tcPr>
+            <w:tcW w:w="6984" w:type="dxa"/>
+            <w:gridSpan w:val="3"/>
+            <w:tcBorders>
+              <w:right w:val="single" w:color="000000" w:sz="2" w:space="0"/>
+            </w:tcBorders>
+          </w:tcPr>
+          <w:p>
+            <w:pPr>
+              <w:spacing w:before="67" w:line="270" w:lineRule="auto"/>
+              <w:ind w:left="109" w:right="105" w:hanging="3"/>
+              <w:rPr>
+                <w:rFonts w:ascii="宋体" w:hAnsi="宋体" w:eastAsia="宋体" w:cs="宋体"/>
+                <w:sz w:val="20"/>
+                <w:szCs w:val="20"/>
+              </w:rPr>
+            </w:pPr>
+            <w:r>
+              <w:rPr>
+                <w:rFonts w:ascii="宋体" w:hAnsi="宋体" w:eastAsia="宋体" w:cs="宋体"/>
+                <w:sz w:val="20"/>
+                <w:szCs w:val="20"/>
+              </w:rPr>
+              <w:t>硕士及以上学历，10年以上企业管理工作经验；或博士学历，8年以上相关领域经验</w:t>
+            </w:r>
+          </w:p>
+        </w:tc>
+      </w:tr>
+      <w:tr>
+        <w:tblPrEx>
+          <w:tblBorders>
+            <w:top w:val="single" w:color="000000" w:sz="4" w:space="0"/>
+            <w:left w:val="single" w:color="000000" w:sz="4" w:space="0"/>
+            <w:bottom w:val="single" w:color="000000" w:sz="4" w:space="0"/>
+            <w:right w:val="single" w:color="000000" w:sz="4" w:space="0"/>
+            <w:insideH w:val="single" w:color="000000" w:sz="4" w:space="0"/>
+            <w:insideV w:val="single" w:color="000000" w:sz="4" w:space="0"/>
+          </w:tblBorders>
+          <w:tblCellMar>
+            <w:top w:w="0" w:type="dxa"/>
+            <w:left w:w="0" w:type="dxa"/>
+            <w:bottom w:w="0" w:type="dxa"/>
+            <w:right w:w="0" w:type="dxa"/>
+          </w:tblCellMar>
+        </w:tblPrEx>
+        <w:trPr>
+          <w:trHeight w:val="436" w:hRule="atLeast"/>
+        </w:trPr>
+        <w:tc>
+          <w:tcPr>
+            <w:tcW w:w="539" w:type="dxa"/>
+            <w:vMerge w:val="continue"/>
+            <w:tcBorders>
+              <w:top w:val="nil"/>
+              <w:left w:val="single" w:color="000000" w:sz="2" w:space="0"/>
+              <w:bottom w:val="nil"/>
+            </w:tcBorders>
+          </w:tcPr>
+          <w:p>
+            <w:pPr>
+              <w:pStyle w:val="27"/>
+            </w:pPr>
+          </w:p>
+        </w:tc>
+        <w:tc>
+          <w:tcPr>
+            <w:tcW w:w="1366" w:type="dxa"/>
+            <w:gridSpan w:val="2"/>
+          </w:tcPr>
+          <w:p>
+            <w:pPr>
+              <w:spacing w:before="109" w:line="228" w:lineRule="auto"/>
+              <w:ind w:left="208"/>
+              <w:rPr>
+                <w:rFonts w:ascii="宋体" w:hAnsi="宋体" w:eastAsia="宋体" w:cs="宋体"/>
+                <w:sz w:val="20"/>
+                <w:szCs w:val="20"/>
+              </w:rPr>
+            </w:pPr>
+            <w:r>
+              <w:rPr>
+                <w:rFonts w:ascii="宋体" w:hAnsi="宋体" w:eastAsia="宋体" w:cs="宋体"/>
+                <w:b/>
+                <w:bCs/>
+                <w:spacing w:val="4"/>
+                <w:sz w:val="20"/>
+                <w:szCs w:val="20"/>
+              </w:rPr>
+              <w:t>专业要求</w:t>
+            </w:r>
+          </w:p>
+        </w:tc>
+        <w:tc>
+          <w:tcPr>
+            <w:tcW w:w="6984" w:type="dxa"/>
+            <w:gridSpan w:val="3"/>
+            <w:tcBorders>
+              <w:right w:val="single" w:color="000000" w:sz="2" w:space="0"/>
+            </w:tcBorders>
+          </w:tcPr>
+          <w:p>
+            <w:pPr>
+              <w:spacing w:before="67" w:line="270" w:lineRule="auto"/>
+              <w:ind w:left="109" w:right="105" w:hanging="3"/>
+              <w:rPr>
+                <w:rFonts w:ascii="宋体" w:hAnsi="宋体" w:eastAsia="宋体" w:cs="宋体"/>
+                <w:sz w:val="20"/>
+                <w:szCs w:val="20"/>
+              </w:rPr>
+            </w:pPr>
+            <w:r>
+              <w:rPr>
+                <w:rFonts w:ascii="宋体" w:hAnsi="宋体" w:eastAsia="宋体" w:cs="宋体"/>
+                <w:sz w:val="20"/>
+                <w:szCs w:val="20"/>
+              </w:rPr>
+              <w:t>经济管理、工商管理、企业管理等相关专业优先；或具备跨领域复合背景</w:t>
+            </w:r>
+          </w:p>
+        </w:tc>
+      </w:tr>
+      <w:tr>
+        <w:tblPrEx>
+          <w:tblBorders>
+            <w:top w:val="single" w:color="000000" w:sz="4" w:space="0"/>
+            <w:left w:val="single" w:color="000000" w:sz="4" w:space="0"/>
+            <w:bottom w:val="single" w:color="000000" w:sz="4" w:space="0"/>
+            <w:right w:val="single" w:color="000000" w:sz="4" w:space="0"/>
+            <w:insideH w:val="single" w:color="000000" w:sz="4" w:space="0"/>
+            <w:insideV w:val="single" w:color="000000" w:sz="4" w:space="0"/>
+          </w:tblBorders>
+          <w:tblCellMar>
+            <w:top w:w="0" w:type="dxa"/>
+            <w:left w:w="0" w:type="dxa"/>
+            <w:bottom w:w="0" w:type="dxa"/>
+            <w:right w:w="0" w:type="dxa"/>
+          </w:tblCellMar>
+        </w:tblPrEx>
+        <w:trPr>
+          <w:trHeight w:val="434" w:hRule="atLeast"/>
+        </w:trPr>
+        <w:tc>
+          <w:tcPr>
+            <w:tcW w:w="539" w:type="dxa"/>
+            <w:vMerge w:val="continue"/>
+            <w:tcBorders>
+              <w:top w:val="nil"/>
+              <w:left w:val="single" w:color="000000" w:sz="2" w:space="0"/>
+              <w:bottom w:val="nil"/>
+            </w:tcBorders>
+          </w:tcPr>
+          <w:p>
+            <w:pPr>
+              <w:pStyle w:val="27"/>
+            </w:pPr>
+          </w:p>
+        </w:tc>
+        <w:tc>
+          <w:tcPr>
+            <w:tcW w:w="1366" w:type="dxa"/>
+            <w:gridSpan w:val="2"/>
+          </w:tcPr>
+          <w:p>
+            <w:pPr>
+              <w:spacing w:before="108" w:line="227" w:lineRule="auto"/>
+              <w:ind w:left="209"/>
+              <w:rPr>
+                <w:rFonts w:ascii="宋体" w:hAnsi="宋体" w:eastAsia="宋体" w:cs="宋体"/>
+                <w:sz w:val="20"/>
+                <w:szCs w:val="20"/>
+              </w:rPr>
+            </w:pPr>
+            <w:r>
+              <w:rPr>
+                <w:rFonts w:ascii="宋体" w:hAnsi="宋体" w:eastAsia="宋体" w:cs="宋体"/>
+                <w:b/>
+                <w:bCs/>
+                <w:spacing w:val="3"/>
+                <w:sz w:val="20"/>
+                <w:szCs w:val="20"/>
+              </w:rPr>
+              <w:t>素质要求</w:t>
+            </w:r>
+          </w:p>
+        </w:tc>
+        <w:tc>
+          <w:tcPr>
+            <w:tcW w:w="6984" w:type="dxa"/>
+            <w:gridSpan w:val="3"/>
+            <w:tcBorders>
+              <w:right w:val="single" w:color="000000" w:sz="2" w:space="0"/>
+            </w:tcBorders>
+          </w:tcPr>
+          <w:p>
+            <w:pPr>
+              <w:spacing w:before="67" w:line="270" w:lineRule="auto"/>
+              <w:ind w:left="109" w:right="105" w:hanging="3"/>
+              <w:rPr>
+                <w:rFonts w:ascii="宋体" w:hAnsi="宋体" w:eastAsia="宋体" w:cs="宋体"/>
+                <w:sz w:val="20"/>
+                <w:szCs w:val="20"/>
+              </w:rPr>
+            </w:pPr>
+            <w:r>
+              <w:rPr>
+                <w:rFonts w:ascii="宋体" w:hAnsi="宋体" w:eastAsia="宋体" w:cs="宋体"/>
+                <w:sz w:val="20"/>
+                <w:szCs w:val="20"/>
+              </w:rPr>
+              <w:t>政治坚定、大局意识强；具备卓越的领导魅力、战略视野、诚信担当、开拓精神和人文关怀</w:t>
+            </w:r>
+          </w:p>
+        </w:tc>
+      </w:tr>
+      <w:tr>
+        <w:tblPrEx>
+          <w:tblBorders>
+            <w:top w:val="single" w:color="000000" w:sz="4" w:space="0"/>
+            <w:left w:val="single" w:color="000000" w:sz="4" w:space="0"/>
+            <w:bottom w:val="single" w:color="000000" w:sz="4" w:space="0"/>
+            <w:right w:val="single" w:color="000000" w:sz="4" w:space="0"/>
+            <w:insideH w:val="single" w:color="000000" w:sz="4" w:space="0"/>
+            <w:insideV w:val="single" w:color="000000" w:sz="4" w:space="0"/>
+          </w:tblBorders>
+          <w:tblCellMar>
+            <w:top w:w="0" w:type="dxa"/>
+            <w:left w:w="0" w:type="dxa"/>
+            <w:bottom w:w="0" w:type="dxa"/>
+            <w:right w:w="0" w:type="dxa"/>
+          </w:tblCellMar>
+        </w:tblPrEx>
+        <w:trPr>
+          <w:trHeight w:val="436" w:hRule="atLeast"/>
+        </w:trPr>
+        <w:tc>
+          <w:tcPr>
+            <w:tcW w:w="539" w:type="dxa"/>
+            <w:vMerge w:val="continue"/>
+            <w:tcBorders>
+              <w:top w:val="nil"/>
+              <w:left w:val="single" w:color="000000" w:sz="2" w:space="0"/>
+              <w:bottom w:val="nil"/>
+            </w:tcBorders>
+          </w:tcPr>
+          <w:p>
+            <w:pPr>
+              <w:pStyle w:val="27"/>
+            </w:pPr>
+          </w:p>
+        </w:tc>
+        <w:tc>
+          <w:tcPr>
+            <w:tcW w:w="1366" w:type="dxa"/>
+            <w:gridSpan w:val="2"/>
+          </w:tcPr>
+          <w:p>
+            <w:pPr>
+              <w:spacing w:before="110" w:line="228" w:lineRule="auto"/>
+              <w:ind w:left="209"/>
+              <w:rPr>
+                <w:rFonts w:ascii="宋体" w:hAnsi="宋体" w:eastAsia="宋体" w:cs="宋体"/>
+                <w:sz w:val="20"/>
+                <w:szCs w:val="20"/>
+              </w:rPr>
+            </w:pPr>
+            <w:r>
+              <w:rPr>
+                <w:rFonts w:ascii="宋体" w:hAnsi="宋体" w:eastAsia="宋体" w:cs="宋体"/>
+                <w:b/>
+                <w:bCs/>
+                <w:spacing w:val="3"/>
+                <w:sz w:val="20"/>
+                <w:szCs w:val="20"/>
+              </w:rPr>
+              <w:t>工作经验</w:t>
+            </w:r>
+          </w:p>
+        </w:tc>
+        <w:tc>
+          <w:tcPr>
+            <w:tcW w:w="6984" w:type="dxa"/>
+            <w:gridSpan w:val="3"/>
+            <w:tcBorders>
+              <w:right w:val="single" w:color="000000" w:sz="2" w:space="0"/>
+            </w:tcBorders>
+          </w:tcPr>
+          <w:p>
+            <w:pPr>
+              <w:spacing w:before="67" w:line="270" w:lineRule="auto"/>
+              <w:ind w:left="109" w:right="105" w:hanging="3"/>
+              <w:rPr>
+                <w:rFonts w:ascii="宋体" w:hAnsi="宋体" w:eastAsia="宋体" w:cs="宋体"/>
+                <w:sz w:val="20"/>
+                <w:szCs w:val="20"/>
+              </w:rPr>
+            </w:pPr>
+            <w:r>
+              <w:rPr>
+                <w:rFonts w:ascii="宋体" w:hAnsi="宋体" w:eastAsia="宋体" w:cs="宋体"/>
+                <w:sz w:val="20"/>
+                <w:szCs w:val="20"/>
+              </w:rPr>
+              <w:t>具有8年以上中高层管理经验，其中至少5年以上担任副总经理或同等高级管理职务</w:t>
+            </w:r>
+          </w:p>
+        </w:tc>
+      </w:tr>
+      <w:tr>
+        <w:tblPrEx>
+          <w:tblBorders>
+            <w:top w:val="single" w:color="000000" w:sz="4" w:space="0"/>
+            <w:left w:val="single" w:color="000000" w:sz="4" w:space="0"/>
+            <w:bottom w:val="single" w:color="000000" w:sz="4" w:space="0"/>
+            <w:right w:val="single" w:color="000000" w:sz="4" w:space="0"/>
+            <w:insideH w:val="single" w:color="000000" w:sz="4" w:space="0"/>
+            <w:insideV w:val="single" w:color="000000" w:sz="4" w:space="0"/>
+          </w:tblBorders>
+          <w:tblCellMar>
+            <w:top w:w="0" w:type="dxa"/>
+            <w:left w:w="0" w:type="dxa"/>
+            <w:bottom w:w="0" w:type="dxa"/>
+            <w:right w:w="0" w:type="dxa"/>
+          </w:tblCellMar>
+        </w:tblPrEx>
+        <w:trPr>
+          <w:trHeight w:val="662" w:hRule="atLeast"/>
+        </w:trPr>
+        <w:tc>
+          <w:tcPr>
+            <w:tcW w:w="539" w:type="dxa"/>
+            <w:vMerge w:val="continue"/>
+            <w:tcBorders>
+              <w:top w:val="nil"/>
+              <w:left w:val="single" w:color="000000" w:sz="2" w:space="0"/>
+              <w:bottom w:val="nil"/>
+            </w:tcBorders>
+          </w:tcPr>
+          <w:p>
+            <w:pPr>
+              <w:pStyle w:val="27"/>
+            </w:pPr>
+          </w:p>
+        </w:tc>
+        <w:tc>
+          <w:tcPr>
+            <w:tcW w:w="1366" w:type="dxa"/>
+            <w:gridSpan w:val="2"/>
+          </w:tcPr>
+          <w:p>
+            <w:pPr>
+              <w:spacing w:before="223" w:line="227" w:lineRule="auto"/>
+              <w:ind w:left="208"/>
+              <w:rPr>
+                <w:rFonts w:ascii="宋体" w:hAnsi="宋体" w:eastAsia="宋体" w:cs="宋体"/>
+                <w:sz w:val="20"/>
+                <w:szCs w:val="20"/>
+              </w:rPr>
+            </w:pPr>
+            <w:r>
+              <w:rPr>
+                <w:rFonts w:ascii="宋体" w:hAnsi="宋体" w:eastAsia="宋体" w:cs="宋体"/>
+                <w:b/>
+                <w:bCs/>
+                <w:spacing w:val="4"/>
+                <w:sz w:val="20"/>
+                <w:szCs w:val="20"/>
+              </w:rPr>
+              <w:t>职业资格</w:t>
+            </w:r>
+          </w:p>
+        </w:tc>
+        <w:tc>
+          <w:tcPr>
+            <w:tcW w:w="6984" w:type="dxa"/>
+            <w:gridSpan w:val="3"/>
+            <w:tcBorders>
+              <w:right w:val="single" w:color="000000" w:sz="2" w:space="0"/>
+            </w:tcBorders>
+          </w:tcPr>
+          <w:p>
+            <w:pPr>
+              <w:spacing w:before="67" w:line="270" w:lineRule="auto"/>
+              <w:ind w:left="109" w:right="105" w:hanging="3"/>
+              <w:rPr>
+                <w:rFonts w:ascii="宋体" w:hAnsi="宋体" w:eastAsia="宋体" w:cs="宋体"/>
+                <w:sz w:val="20"/>
+                <w:szCs w:val="20"/>
+              </w:rPr>
+            </w:pPr>
+            <w:r>
+              <w:rPr>
+                <w:rFonts w:ascii="宋体" w:hAnsi="宋体" w:eastAsia="宋体" w:cs="宋体"/>
+                <w:sz w:val="20"/>
+                <w:szCs w:val="20"/>
+              </w:rPr>
+              <w:t>持有高级经济师、高级工商管理职称或同类高级资格；具备上市公司、集团化企业管理经验者优先</w:t>
+            </w:r>
+          </w:p>
+        </w:tc>
+      </w:tr>
+      <w:tr>
+        <w:tblPrEx>
+          <w:tblBorders>
+            <w:top w:val="single" w:color="000000" w:sz="4" w:space="0"/>
+            <w:left w:val="single" w:color="000000" w:sz="4" w:space="0"/>
+            <w:bottom w:val="single" w:color="000000" w:sz="4" w:space="0"/>
+            <w:right w:val="single" w:color="000000" w:sz="4" w:space="0"/>
+            <w:insideH w:val="single" w:color="000000" w:sz="4" w:space="0"/>
+            <w:insideV w:val="single" w:color="000000" w:sz="4" w:space="0"/>
+          </w:tblBorders>
+          <w:tblCellMar>
+            <w:top w:w="0" w:type="dxa"/>
+            <w:left w:w="0" w:type="dxa"/>
+            <w:bottom w:w="0" w:type="dxa"/>
+            <w:right w:w="0" w:type="dxa"/>
+          </w:tblCellMar>
+        </w:tblPrEx>
+        <w:trPr>
+          <w:trHeight w:val="343" w:hRule="atLeast"/>
+        </w:trPr>
+        <w:tc>
+          <w:tcPr>
+            <w:tcW w:w="539" w:type="dxa"/>
+            <w:vMerge w:val="continue"/>
+            <w:tcBorders>
+              <w:top w:val="nil"/>
+              <w:left w:val="single" w:color="000000" w:sz="2" w:space="0"/>
+              <w:bottom w:val="nil"/>
+            </w:tcBorders>
+          </w:tcPr>
+          <w:p>
+            <w:pPr>
+              <w:pStyle w:val="27"/>
+            </w:pPr>
+          </w:p>
+        </w:tc>
+        <w:tc>
+          <w:tcPr>
+            <w:tcW w:w="1366" w:type="dxa"/>
+            <w:gridSpan w:val="2"/>
+          </w:tcPr>
+          <w:p>
+            <w:pPr>
+              <w:spacing w:before="62" w:line="228" w:lineRule="auto"/>
+              <w:ind w:left="208"/>
+              <w:rPr>
+                <w:rFonts w:ascii="宋体" w:hAnsi="宋体" w:eastAsia="宋体" w:cs="宋体"/>
+                <w:sz w:val="20"/>
+                <w:szCs w:val="20"/>
+              </w:rPr>
+            </w:pPr>
+            <w:r>
+              <w:rPr>
+                <w:rFonts w:ascii="宋体" w:hAnsi="宋体" w:eastAsia="宋体" w:cs="宋体"/>
+                <w:b/>
+                <w:bCs/>
+                <w:spacing w:val="4"/>
+                <w:sz w:val="20"/>
+                <w:szCs w:val="20"/>
+              </w:rPr>
+              <w:t>专业技能</w:t>
+            </w:r>
+          </w:p>
+        </w:tc>
+        <w:tc>
+          <w:tcPr>
+            <w:tcW w:w="6984" w:type="dxa"/>
+            <w:gridSpan w:val="3"/>
+            <w:tcBorders>
+              <w:right w:val="single" w:color="000000" w:sz="2" w:space="0"/>
+            </w:tcBorders>
+          </w:tcPr>
+          <w:p>
+            <w:pPr>
+              <w:spacing w:before="67" w:line="270" w:lineRule="auto"/>
+              <w:ind w:left="109" w:right="105" w:hanging="3"/>
+              <w:rPr>
+                <w:rFonts w:ascii="宋体" w:hAnsi="宋体" w:eastAsia="宋体" w:cs="宋体"/>
+                <w:sz w:val="20"/>
+                <w:szCs w:val="20"/>
+              </w:rPr>
+            </w:pPr>
+            <w:r>
+              <w:rPr>
+                <w:rFonts w:ascii="宋体" w:hAnsi="宋体" w:eastAsia="宋体" w:cs="宋体"/>
+                <w:sz w:val="20"/>
+                <w:szCs w:val="20"/>
+              </w:rPr>
+              <w:t>精通企业战略规划、运营管理、资本运作及风险控制；熟悉行业政策、市场趋势与现代化治理体系</w:t>
+            </w:r>
+          </w:p>
+        </w:tc>
+      </w:tr>
+      <w:tr>
+        <w:tblPrEx>
+          <w:tblBorders>
+            <w:top w:val="single" w:color="000000" w:sz="4" w:space="0"/>
+            <w:left w:val="single" w:color="000000" w:sz="4" w:space="0"/>
+            <w:bottom w:val="single" w:color="000000" w:sz="4" w:space="0"/>
+            <w:right w:val="single" w:color="000000" w:sz="4" w:space="0"/>
+            <w:insideH w:val="single" w:color="000000" w:sz="4" w:space="0"/>
+            <w:insideV w:val="single" w:color="000000" w:sz="4" w:space="0"/>
+          </w:tblBorders>
+          <w:tblCellMar>
+            <w:top w:w="0" w:type="dxa"/>
+            <w:left w:w="0" w:type="dxa"/>
+            <w:bottom w:w="0" w:type="dxa"/>
+            <w:right w:w="0" w:type="dxa"/>
+          </w:tblCellMar>
+        </w:tblPrEx>
+        <w:trPr>
+          <w:trHeight w:val="662" w:hRule="atLeast"/>
+        </w:trPr>
+        <w:tc>
+          <w:tcPr>
+            <w:tcW w:w="539" w:type="dxa"/>
+            <w:vMerge w:val="continue"/>
+            <w:tcBorders>
+              <w:top w:val="nil"/>
+              <w:left w:val="single" w:color="000000" w:sz="2" w:space="0"/>
+            </w:tcBorders>
+          </w:tcPr>
+          <w:p>
+            <w:pPr>
+              <w:pStyle w:val="27"/>
+            </w:pPr>
+          </w:p>
+        </w:tc>
+        <w:tc>
+          <w:tcPr>
+            <w:tcW w:w="1366" w:type="dxa"/>
+            <w:gridSpan w:val="2"/>
+          </w:tcPr>
+          <w:p>
+            <w:pPr>
+              <w:spacing w:before="223" w:line="227" w:lineRule="auto"/>
+              <w:ind w:left="215"/>
+              <w:rPr>
+                <w:rFonts w:ascii="宋体" w:hAnsi="宋体" w:eastAsia="宋体" w:cs="宋体"/>
+                <w:sz w:val="20"/>
+                <w:szCs w:val="20"/>
+              </w:rPr>
+            </w:pPr>
+            <w:r>
+              <w:rPr>
+                <w:rFonts w:ascii="宋体" w:hAnsi="宋体" w:eastAsia="宋体" w:cs="宋体"/>
+                <w:b/>
+                <w:bCs/>
+                <w:spacing w:val="2"/>
+                <w:sz w:val="20"/>
+                <w:szCs w:val="20"/>
+              </w:rPr>
+              <w:t>能力要求</w:t>
+            </w:r>
+          </w:p>
+        </w:tc>
+        <w:tc>
+          <w:tcPr>
+            <w:tcW w:w="6984" w:type="dxa"/>
+            <w:gridSpan w:val="3"/>
+            <w:tcBorders>
+              <w:right w:val="single" w:color="000000" w:sz="2" w:space="0"/>
+            </w:tcBorders>
+          </w:tcPr>
+          <w:p>
+            <w:pPr>
+              <w:spacing w:before="67" w:line="270" w:lineRule="auto"/>
+              <w:ind w:left="109" w:right="105" w:hanging="3"/>
+              <w:rPr>
+                <w:rFonts w:ascii="宋体" w:hAnsi="宋体" w:eastAsia="宋体" w:cs="宋体"/>
+                <w:sz w:val="20"/>
+                <w:szCs w:val="20"/>
+              </w:rPr>
+            </w:pPr>
+            <w:r>
+              <w:rPr>
+                <w:rFonts w:ascii="宋体" w:hAnsi="宋体" w:eastAsia="宋体" w:cs="宋体"/>
+                <w:sz w:val="20"/>
+                <w:szCs w:val="20"/>
+              </w:rPr>
+              <w:t>具备卓越的战略决策、资源整合、创新变革和危机处理能力；能够高效推动组织发展、塑造企业文化并实现持续增长</w:t>
+            </w:r>
+          </w:p>
+        </w:tc>
+      </w:tr>
+    </w:tbl>
+    <w:p>
+      <w:pPr>
+        <w:pStyle w:val="29"/>
+      </w:pPr>
+    </w:p>
+    <w:p>
+      <w:pPr>
+        <w:pStyle w:val="30"/>
+        <w:bidi w:val="0"/>
+      </w:pPr>
+      <w:r>
+        <w:rPr>
+          <w:rFonts w:hint="eastAsia"/>
+          <w:lang w:val="en-US" w:eastAsia="zh-CN"/>
+        </w:rPr>
+        <w:t>副总经理</w:t>
+      </w:r>
+    </w:p>
+    <w:tbl>
+      <w:tblPr>
+        <w:tblStyle w:val="26"/>
+        <w:tblW w:w="8889" w:type="dxa"/>
+        <w:tblInd w:w="14" w:type="dxa"/>
+        <w:tblBorders>
+          <w:top w:val="single" w:color="000000" w:sz="4" w:space="0"/>
+          <w:left w:val="single" w:color="000000" w:sz="4" w:space="0"/>
+          <w:bottom w:val="single" w:color="000000" w:sz="4" w:space="0"/>
+          <w:right w:val="single" w:color="000000" w:sz="4" w:space="0"/>
+          <w:insideH w:val="single" w:color="000000" w:sz="4" w:space="0"/>
+          <w:insideV w:val="single" w:color="000000" w:sz="4" w:space="0"/>
+        </w:tblBorders>
+        <w:tblLayout w:type="fixed"/>
+        <w:tblCellMar>
+          <w:top w:w="0" w:type="dxa"/>
+          <w:left w:w="0" w:type="dxa"/>
+          <w:bottom w:w="0" w:type="dxa"/>
+          <w:right w:w="0" w:type="dxa"/>
+        </w:tblCellMar>
+      </w:tblPr>
+      <w:tblGrid>
+        <w:gridCol w:w="539"/>
+        <w:gridCol w:w="1186"/>
+        <w:gridCol w:w="180"/>
+        <w:gridCol w:w="2494"/>
+        <w:gridCol w:w="1427"/>
+        <w:gridCol w:w="3063"/>
+      </w:tblGrid>
+      <w:tr>
+        <w:tblPrEx>
+          <w:tblBorders>
+            <w:top w:val="single" w:color="000000" w:sz="4" w:space="0"/>
+            <w:left w:val="single" w:color="000000" w:sz="4" w:space="0"/>
+            <w:bottom w:val="single" w:color="000000" w:sz="4" w:space="0"/>
+            <w:right w:val="single" w:color="000000" w:sz="4" w:space="0"/>
+            <w:insideH w:val="single" w:color="000000" w:sz="4" w:space="0"/>
+            <w:insideV w:val="single" w:color="000000" w:sz="4" w:space="0"/>
+          </w:tblBorders>
+          <w:tblCellMar>
+            <w:top w:w="0" w:type="dxa"/>
+            <w:left w:w="0" w:type="dxa"/>
+            <w:bottom w:w="0" w:type="dxa"/>
+            <w:right w:w="0" w:type="dxa"/>
+          </w:tblCellMar>
+        </w:tblPrEx>
+        <w:trPr>
+          <w:trHeight w:val="667" w:hRule="atLeast"/>
+        </w:trPr>
+        <w:tc>
+          <w:tcPr>
+            <w:tcW w:w="1725" w:type="dxa"/>
+            <w:gridSpan w:val="2"/>
+            <w:tcBorders>
+              <w:top w:val="single" w:color="000000" w:sz="2" w:space="0"/>
+              <w:left w:val="single" w:color="000000" w:sz="2" w:space="0"/>
+            </w:tcBorders>
+          </w:tcPr>
+          <w:p>
+            <w:pPr>
+              <w:spacing w:before="235" w:line="228" w:lineRule="auto"/>
+              <w:ind w:left="481"/>
+              <w:rPr>
+                <w:rFonts w:ascii="宋体" w:hAnsi="宋体" w:eastAsia="宋体" w:cs="宋体"/>
+                <w:sz w:val="20"/>
+                <w:szCs w:val="20"/>
+              </w:rPr>
+            </w:pPr>
+            <w:r>
+              <w:rPr>
+                <w:rFonts w:ascii="宋体" w:hAnsi="宋体" w:eastAsia="宋体" w:cs="宋体"/>
+                <w:b/>
+                <w:bCs/>
+                <w:spacing w:val="-1"/>
+                <w:sz w:val="20"/>
+                <w:szCs w:val="20"/>
+              </w:rPr>
+              <w:t>岗位名称</w:t>
+            </w:r>
+          </w:p>
+        </w:tc>
+        <w:tc>
+          <w:tcPr>
+            <w:tcW w:w="2674" w:type="dxa"/>
+            <w:gridSpan w:val="2"/>
+            <w:tcBorders>
+              <w:top w:val="single" w:color="000000" w:sz="2" w:space="0"/>
+            </w:tcBorders>
+          </w:tcPr>
+          <w:p>
+            <w:pPr>
+              <w:spacing w:before="236" w:line="227" w:lineRule="auto"/>
+              <w:ind w:left="819"/>
+              <w:rPr>
+                <w:rFonts w:hint="default" w:ascii="宋体" w:hAnsi="宋体" w:eastAsia="宋体" w:cs="宋体"/>
+                <w:sz w:val="20"/>
+                <w:szCs w:val="20"/>
+                <w:lang w:val="en-US" w:eastAsia="zh-CN"/>
+              </w:rPr>
+            </w:pPr>
+            <w:r>
+              <w:rPr>
+                <w:rFonts w:hint="eastAsia" w:ascii="宋体" w:hAnsi="宋体" w:eastAsia="宋体" w:cs="宋体"/>
+                <w:sz w:val="20"/>
+                <w:szCs w:val="20"/>
+                <w:lang w:val="en-US" w:eastAsia="zh-CN"/>
+              </w:rPr>
+              <w:t>副总经理</w:t>
+            </w:r>
+          </w:p>
+        </w:tc>
+        <w:tc>
+          <w:tcPr>
+            <w:tcW w:w="1427" w:type="dxa"/>
+            <w:tcBorders>
+              <w:top w:val="single" w:color="000000" w:sz="2" w:space="0"/>
+            </w:tcBorders>
+          </w:tcPr>
+          <w:p>
+            <w:pPr>
+              <w:spacing w:before="235" w:line="229" w:lineRule="auto"/>
+              <w:ind w:left="300"/>
+              <w:rPr>
+                <w:rFonts w:ascii="宋体" w:hAnsi="宋体" w:eastAsia="宋体" w:cs="宋体"/>
+                <w:sz w:val="20"/>
+                <w:szCs w:val="20"/>
+              </w:rPr>
+            </w:pPr>
+            <w:r>
+              <w:rPr>
+                <w:rFonts w:ascii="宋体" w:hAnsi="宋体" w:eastAsia="宋体" w:cs="宋体"/>
+                <w:b/>
+                <w:bCs/>
+                <w:spacing w:val="4"/>
+                <w:sz w:val="20"/>
+                <w:szCs w:val="20"/>
+              </w:rPr>
+              <w:t>直接上级</w:t>
+            </w:r>
+          </w:p>
+        </w:tc>
+        <w:tc>
+          <w:tcPr>
+            <w:tcW w:w="3063" w:type="dxa"/>
+            <w:tcBorders>
+              <w:top w:val="single" w:color="000000" w:sz="2" w:space="0"/>
+              <w:right w:val="single" w:color="000000" w:sz="2" w:space="0"/>
+            </w:tcBorders>
+          </w:tcPr>
+          <w:p>
+            <w:pPr>
+              <w:spacing w:before="236" w:line="227" w:lineRule="auto"/>
+              <w:ind w:left="1117"/>
+              <w:rPr>
+                <w:rFonts w:ascii="宋体" w:hAnsi="宋体" w:eastAsia="宋体" w:cs="宋体"/>
+                <w:sz w:val="20"/>
+                <w:szCs w:val="20"/>
+              </w:rPr>
+            </w:pPr>
+            <w:r>
+              <w:rPr>
+                <w:rFonts w:ascii="宋体" w:hAnsi="宋体" w:eastAsia="宋体" w:cs="宋体"/>
+                <w:spacing w:val="5"/>
+                <w:sz w:val="20"/>
+                <w:szCs w:val="20"/>
+              </w:rPr>
+              <w:t>总经理</w:t>
+            </w:r>
+          </w:p>
+        </w:tc>
+      </w:tr>
+      <w:tr>
+        <w:tblPrEx>
+          <w:tblBorders>
+            <w:top w:val="single" w:color="000000" w:sz="4" w:space="0"/>
+            <w:left w:val="single" w:color="000000" w:sz="4" w:space="0"/>
+            <w:bottom w:val="single" w:color="000000" w:sz="4" w:space="0"/>
+            <w:right w:val="single" w:color="000000" w:sz="4" w:space="0"/>
+            <w:insideH w:val="single" w:color="000000" w:sz="4" w:space="0"/>
+            <w:insideV w:val="single" w:color="000000" w:sz="4" w:space="0"/>
+          </w:tblBorders>
+          <w:tblCellMar>
+            <w:top w:w="0" w:type="dxa"/>
+            <w:left w:w="0" w:type="dxa"/>
+            <w:bottom w:w="0" w:type="dxa"/>
+            <w:right w:w="0" w:type="dxa"/>
+          </w:tblCellMar>
+        </w:tblPrEx>
+        <w:trPr>
+          <w:trHeight w:val="654" w:hRule="atLeast"/>
+        </w:trPr>
+        <w:tc>
+          <w:tcPr>
+            <w:tcW w:w="1725" w:type="dxa"/>
+            <w:gridSpan w:val="2"/>
+            <w:tcBorders>
+              <w:left w:val="single" w:color="000000" w:sz="2" w:space="0"/>
+            </w:tcBorders>
+          </w:tcPr>
+          <w:p>
+            <w:pPr>
+              <w:spacing w:before="216" w:line="228" w:lineRule="auto"/>
+              <w:ind w:left="481"/>
+              <w:rPr>
+                <w:rFonts w:ascii="宋体" w:hAnsi="宋体" w:eastAsia="宋体" w:cs="宋体"/>
+                <w:sz w:val="20"/>
+                <w:szCs w:val="20"/>
+              </w:rPr>
+            </w:pPr>
+            <w:r>
+              <w:rPr>
+                <w:rFonts w:ascii="宋体" w:hAnsi="宋体" w:eastAsia="宋体" w:cs="宋体"/>
+                <w:b/>
+                <w:bCs/>
+                <w:spacing w:val="-1"/>
+                <w:sz w:val="20"/>
+                <w:szCs w:val="20"/>
+              </w:rPr>
+              <w:t>岗位序列</w:t>
+            </w:r>
+          </w:p>
+        </w:tc>
+        <w:tc>
+          <w:tcPr>
+            <w:tcW w:w="2674" w:type="dxa"/>
+            <w:gridSpan w:val="2"/>
+          </w:tcPr>
+          <w:p>
+            <w:pPr>
+              <w:spacing w:before="216" w:line="268" w:lineRule="exact"/>
+              <w:ind w:left="1075"/>
+              <w:rPr>
+                <w:rFonts w:hint="default" w:ascii="宋体" w:hAnsi="宋体" w:eastAsia="宋体" w:cs="宋体"/>
+                <w:sz w:val="20"/>
+                <w:szCs w:val="20"/>
+                <w:lang w:val="en-US" w:eastAsia="zh-CN"/>
+              </w:rPr>
+            </w:pPr>
+            <w:r>
+              <w:rPr>
+                <w:rFonts w:hint="eastAsia" w:ascii="宋体" w:hAnsi="宋体" w:eastAsia="宋体" w:cs="宋体"/>
+                <w:sz w:val="20"/>
+                <w:szCs w:val="20"/>
+                <w:lang w:val="en-US" w:eastAsia="zh-CN"/>
+              </w:rPr>
+              <w:t>GL002</w:t>
+            </w:r>
+          </w:p>
+        </w:tc>
+        <w:tc>
+          <w:tcPr>
+            <w:tcW w:w="1427" w:type="dxa"/>
+          </w:tcPr>
+          <w:p>
+            <w:pPr>
+              <w:spacing w:before="216" w:line="227" w:lineRule="auto"/>
+              <w:ind w:left="321"/>
+              <w:rPr>
+                <w:rFonts w:ascii="宋体" w:hAnsi="宋体" w:eastAsia="宋体" w:cs="宋体"/>
+                <w:sz w:val="20"/>
+                <w:szCs w:val="20"/>
+              </w:rPr>
+            </w:pPr>
+            <w:r>
+              <w:rPr>
+                <w:rFonts w:ascii="宋体" w:hAnsi="宋体" w:eastAsia="宋体" w:cs="宋体"/>
+                <w:b/>
+                <w:bCs/>
+                <w:spacing w:val="-1"/>
+                <w:sz w:val="20"/>
+                <w:szCs w:val="20"/>
+              </w:rPr>
+              <w:t>岗位层级</w:t>
+            </w:r>
+          </w:p>
+        </w:tc>
+        <w:tc>
+          <w:tcPr>
+            <w:tcW w:w="3063" w:type="dxa"/>
+            <w:tcBorders>
+              <w:right w:val="single" w:color="000000" w:sz="2" w:space="0"/>
+            </w:tcBorders>
+          </w:tcPr>
+          <w:p>
+            <w:pPr>
+              <w:spacing w:before="216" w:line="227" w:lineRule="auto"/>
+              <w:ind w:left="1218"/>
+              <w:rPr>
+                <w:rFonts w:ascii="宋体" w:hAnsi="宋体" w:eastAsia="宋体" w:cs="宋体"/>
+                <w:sz w:val="20"/>
+                <w:szCs w:val="20"/>
+              </w:rPr>
+            </w:pPr>
+            <w:r>
+              <w:rPr>
+                <w:rFonts w:ascii="宋体" w:hAnsi="宋体" w:eastAsia="宋体" w:cs="宋体"/>
+                <w:spacing w:val="4"/>
+                <w:sz w:val="20"/>
+                <w:szCs w:val="20"/>
+              </w:rPr>
+              <w:t>管理岗</w:t>
+            </w:r>
+          </w:p>
+        </w:tc>
+      </w:tr>
+      <w:tr>
+        <w:tblPrEx>
+          <w:tblBorders>
+            <w:top w:val="single" w:color="000000" w:sz="4" w:space="0"/>
+            <w:left w:val="single" w:color="000000" w:sz="4" w:space="0"/>
+            <w:bottom w:val="single" w:color="000000" w:sz="4" w:space="0"/>
+            <w:right w:val="single" w:color="000000" w:sz="4" w:space="0"/>
+            <w:insideH w:val="single" w:color="000000" w:sz="4" w:space="0"/>
+            <w:insideV w:val="single" w:color="000000" w:sz="4" w:space="0"/>
+          </w:tblBorders>
+          <w:tblCellMar>
+            <w:top w:w="0" w:type="dxa"/>
+            <w:left w:w="0" w:type="dxa"/>
+            <w:bottom w:w="0" w:type="dxa"/>
+            <w:right w:w="0" w:type="dxa"/>
+          </w:tblCellMar>
+        </w:tblPrEx>
+        <w:trPr>
+          <w:trHeight w:val="784" w:hRule="atLeast"/>
+        </w:trPr>
+        <w:tc>
+          <w:tcPr>
+            <w:tcW w:w="1725" w:type="dxa"/>
+            <w:gridSpan w:val="2"/>
+            <w:tcBorders>
+              <w:left w:val="single" w:color="000000" w:sz="2" w:space="0"/>
+            </w:tcBorders>
+          </w:tcPr>
+          <w:p>
+            <w:pPr>
+              <w:spacing w:before="282" w:line="227" w:lineRule="auto"/>
+              <w:ind w:left="456"/>
+              <w:rPr>
+                <w:rFonts w:ascii="宋体" w:hAnsi="宋体" w:eastAsia="宋体" w:cs="宋体"/>
+                <w:sz w:val="20"/>
+                <w:szCs w:val="20"/>
+              </w:rPr>
+            </w:pPr>
+            <w:r>
+              <w:rPr>
+                <w:rFonts w:ascii="宋体" w:hAnsi="宋体" w:eastAsia="宋体" w:cs="宋体"/>
+                <w:b/>
+                <w:bCs/>
+                <w:spacing w:val="4"/>
+                <w:sz w:val="20"/>
+                <w:szCs w:val="20"/>
+              </w:rPr>
+              <w:t>工作概述</w:t>
+            </w:r>
+          </w:p>
+        </w:tc>
+        <w:tc>
+          <w:tcPr>
+            <w:tcW w:w="7164" w:type="dxa"/>
+            <w:gridSpan w:val="4"/>
+            <w:tcBorders>
+              <w:right w:val="single" w:color="000000" w:sz="2" w:space="0"/>
+            </w:tcBorders>
+          </w:tcPr>
+          <w:p>
+            <w:pPr>
+              <w:spacing w:before="126" w:line="287" w:lineRule="auto"/>
+              <w:ind w:left="112" w:right="119" w:hanging="3"/>
+              <w:rPr>
+                <w:rFonts w:ascii="宋体" w:hAnsi="宋体" w:eastAsia="宋体" w:cs="宋体"/>
+                <w:sz w:val="20"/>
+                <w:szCs w:val="20"/>
+              </w:rPr>
+            </w:pPr>
+            <w:r>
+              <w:rPr>
+                <w:rFonts w:ascii="宋体" w:hAnsi="宋体" w:eastAsia="宋体" w:cs="宋体"/>
+                <w:spacing w:val="6"/>
+                <w:sz w:val="20"/>
+                <w:szCs w:val="20"/>
+              </w:rPr>
+              <w:t>全面主持平台运维组工作。负责</w:t>
+            </w:r>
+            <w:r>
+              <w:rPr>
+                <w:rFonts w:ascii="宋体" w:hAnsi="宋体" w:eastAsia="宋体" w:cs="宋体"/>
+                <w:spacing w:val="-29"/>
+                <w:sz w:val="20"/>
+                <w:szCs w:val="20"/>
+              </w:rPr>
+              <w:t xml:space="preserve"> </w:t>
+            </w:r>
+            <w:r>
+              <w:rPr>
+                <w:rFonts w:ascii="宋体" w:hAnsi="宋体" w:eastAsia="宋体" w:cs="宋体"/>
+                <w:sz w:val="20"/>
+                <w:szCs w:val="20"/>
+              </w:rPr>
+              <w:t>IT</w:t>
+            </w:r>
+            <w:r>
+              <w:rPr>
+                <w:rFonts w:ascii="宋体" w:hAnsi="宋体" w:eastAsia="宋体" w:cs="宋体"/>
+                <w:spacing w:val="-37"/>
+                <w:sz w:val="20"/>
+                <w:szCs w:val="20"/>
+              </w:rPr>
+              <w:t xml:space="preserve"> </w:t>
+            </w:r>
+            <w:r>
+              <w:rPr>
+                <w:rFonts w:ascii="宋体" w:hAnsi="宋体" w:eastAsia="宋体" w:cs="宋体"/>
+                <w:spacing w:val="6"/>
+                <w:sz w:val="20"/>
+                <w:szCs w:val="20"/>
+              </w:rPr>
+              <w:t>维护业务市场拓展工作协调、服务目录制定及</w:t>
+            </w:r>
+            <w:r>
+              <w:rPr>
+                <w:rFonts w:ascii="宋体" w:hAnsi="宋体" w:eastAsia="宋体" w:cs="宋体"/>
+                <w:spacing w:val="7"/>
+                <w:sz w:val="20"/>
+                <w:szCs w:val="20"/>
+              </w:rPr>
+              <w:t>维护、服务交付、绩效考核等工作</w:t>
+            </w:r>
+          </w:p>
+        </w:tc>
+      </w:tr>
+      <w:tr>
+        <w:tblPrEx>
+          <w:tblBorders>
+            <w:top w:val="single" w:color="000000" w:sz="4" w:space="0"/>
+            <w:left w:val="single" w:color="000000" w:sz="4" w:space="0"/>
+            <w:bottom w:val="single" w:color="000000" w:sz="4" w:space="0"/>
+            <w:right w:val="single" w:color="000000" w:sz="4" w:space="0"/>
+            <w:insideH w:val="single" w:color="000000" w:sz="4" w:space="0"/>
+            <w:insideV w:val="single" w:color="000000" w:sz="4" w:space="0"/>
+          </w:tblBorders>
+          <w:tblCellMar>
+            <w:top w:w="0" w:type="dxa"/>
+            <w:left w:w="0" w:type="dxa"/>
+            <w:bottom w:w="0" w:type="dxa"/>
+            <w:right w:w="0" w:type="dxa"/>
+          </w:tblCellMar>
+        </w:tblPrEx>
+        <w:trPr>
+          <w:trHeight w:val="522" w:hRule="atLeast"/>
+        </w:trPr>
+        <w:tc>
+          <w:tcPr>
+            <w:tcW w:w="1725" w:type="dxa"/>
+            <w:gridSpan w:val="2"/>
+            <w:tcBorders>
+              <w:left w:val="single" w:color="000000" w:sz="2" w:space="0"/>
+            </w:tcBorders>
+          </w:tcPr>
+          <w:p>
+            <w:pPr>
+              <w:spacing w:before="150" w:line="227" w:lineRule="auto"/>
+              <w:ind w:left="459"/>
+              <w:rPr>
+                <w:rFonts w:ascii="宋体" w:hAnsi="宋体" w:eastAsia="宋体" w:cs="宋体"/>
+                <w:sz w:val="20"/>
+                <w:szCs w:val="20"/>
+              </w:rPr>
+            </w:pPr>
+            <w:r>
+              <w:rPr>
+                <w:rFonts w:ascii="宋体" w:hAnsi="宋体" w:eastAsia="宋体" w:cs="宋体"/>
+                <w:b/>
+                <w:bCs/>
+                <w:spacing w:val="3"/>
+                <w:sz w:val="20"/>
+                <w:szCs w:val="20"/>
+              </w:rPr>
+              <w:t>管理责任</w:t>
+            </w:r>
+          </w:p>
+        </w:tc>
+        <w:tc>
+          <w:tcPr>
+            <w:tcW w:w="7164" w:type="dxa"/>
+            <w:gridSpan w:val="4"/>
+            <w:tcBorders>
+              <w:right w:val="single" w:color="000000" w:sz="2" w:space="0"/>
+            </w:tcBorders>
+          </w:tcPr>
+          <w:p>
+            <w:pPr>
+              <w:spacing w:before="150" w:line="227" w:lineRule="auto"/>
+              <w:ind w:left="108"/>
+              <w:rPr>
+                <w:rFonts w:ascii="宋体" w:hAnsi="宋体" w:eastAsia="宋体" w:cs="宋体"/>
+                <w:sz w:val="20"/>
+                <w:szCs w:val="20"/>
+              </w:rPr>
+            </w:pPr>
+            <w:r>
+              <w:rPr>
+                <w:rFonts w:ascii="宋体" w:hAnsi="宋体" w:eastAsia="宋体" w:cs="宋体"/>
+                <w:spacing w:val="7"/>
+                <w:sz w:val="20"/>
+                <w:szCs w:val="20"/>
+              </w:rPr>
+              <w:t>对</w:t>
+            </w:r>
+            <w:r>
+              <w:rPr>
+                <w:rFonts w:hint="eastAsia" w:ascii="宋体" w:hAnsi="宋体" w:eastAsia="宋体" w:cs="宋体"/>
+                <w:spacing w:val="7"/>
+                <w:sz w:val="20"/>
+                <w:szCs w:val="20"/>
+                <w:lang w:val="en-US" w:eastAsia="zh-CN"/>
+              </w:rPr>
+              <w:t>公司管理</w:t>
+            </w:r>
+            <w:r>
+              <w:rPr>
+                <w:rFonts w:ascii="宋体" w:hAnsi="宋体" w:eastAsia="宋体" w:cs="宋体"/>
+                <w:spacing w:val="7"/>
+                <w:sz w:val="20"/>
+                <w:szCs w:val="20"/>
+              </w:rPr>
+              <w:t>工作全面负责</w:t>
+            </w:r>
+          </w:p>
+        </w:tc>
+      </w:tr>
+      <w:tr>
+        <w:tblPrEx>
+          <w:tblBorders>
+            <w:top w:val="single" w:color="000000" w:sz="4" w:space="0"/>
+            <w:left w:val="single" w:color="000000" w:sz="4" w:space="0"/>
+            <w:bottom w:val="single" w:color="000000" w:sz="4" w:space="0"/>
+            <w:right w:val="single" w:color="000000" w:sz="4" w:space="0"/>
+            <w:insideH w:val="single" w:color="000000" w:sz="4" w:space="0"/>
+            <w:insideV w:val="single" w:color="000000" w:sz="4" w:space="0"/>
+          </w:tblBorders>
+          <w:tblCellMar>
+            <w:top w:w="0" w:type="dxa"/>
+            <w:left w:w="0" w:type="dxa"/>
+            <w:bottom w:w="0" w:type="dxa"/>
+            <w:right w:w="0" w:type="dxa"/>
+          </w:tblCellMar>
+        </w:tblPrEx>
+        <w:trPr>
+          <w:trHeight w:val="4015" w:hRule="atLeast"/>
+        </w:trPr>
+        <w:tc>
+          <w:tcPr>
+            <w:tcW w:w="539" w:type="dxa"/>
+            <w:tcBorders>
+              <w:left w:val="single" w:color="000000" w:sz="2" w:space="0"/>
+            </w:tcBorders>
+          </w:tcPr>
+          <w:p>
+            <w:pPr>
+              <w:pStyle w:val="27"/>
+              <w:spacing w:line="277" w:lineRule="auto"/>
+            </w:pPr>
+          </w:p>
+          <w:p>
+            <w:pPr>
+              <w:pStyle w:val="27"/>
+              <w:spacing w:line="277" w:lineRule="auto"/>
+            </w:pPr>
+          </w:p>
+          <w:p>
+            <w:pPr>
+              <w:pStyle w:val="27"/>
+              <w:spacing w:line="278" w:lineRule="auto"/>
+            </w:pPr>
+          </w:p>
+          <w:p>
+            <w:pPr>
+              <w:pStyle w:val="27"/>
+              <w:spacing w:line="278" w:lineRule="auto"/>
+            </w:pPr>
+          </w:p>
+          <w:p>
+            <w:pPr>
+              <w:pStyle w:val="27"/>
+              <w:spacing w:line="278" w:lineRule="auto"/>
+            </w:pPr>
+          </w:p>
+          <w:p>
+            <w:pPr>
+              <w:pStyle w:val="27"/>
+              <w:spacing w:line="278" w:lineRule="auto"/>
+            </w:pPr>
+          </w:p>
+          <w:p>
+            <w:pPr>
+              <w:spacing w:before="65" w:line="291" w:lineRule="auto"/>
+              <w:ind w:left="127" w:right="112"/>
+              <w:rPr>
+                <w:rFonts w:ascii="宋体" w:hAnsi="宋体" w:eastAsia="宋体" w:cs="宋体"/>
+                <w:sz w:val="20"/>
+                <w:szCs w:val="20"/>
+              </w:rPr>
+            </w:pPr>
+            <w:r>
+              <w:rPr>
+                <w:rFonts w:ascii="宋体" w:hAnsi="宋体" w:eastAsia="宋体" w:cs="宋体"/>
+                <w:b/>
+                <w:bCs/>
+                <w:spacing w:val="1"/>
+                <w:sz w:val="20"/>
+                <w:szCs w:val="20"/>
+              </w:rPr>
+              <w:t>工作描述</w:t>
+            </w:r>
+          </w:p>
+        </w:tc>
+        <w:tc>
+          <w:tcPr>
+            <w:tcW w:w="8350" w:type="dxa"/>
+            <w:gridSpan w:val="5"/>
+            <w:tcBorders>
+              <w:right w:val="single" w:color="000000" w:sz="2" w:space="0"/>
+            </w:tcBorders>
+          </w:tcPr>
+          <w:p>
+            <w:pPr>
+              <w:numPr>
+                <w:ilvl w:val="0"/>
+                <w:numId w:val="3"/>
+              </w:numPr>
+              <w:spacing w:before="44" w:line="227" w:lineRule="auto"/>
+              <w:ind w:left="425" w:leftChars="0" w:hanging="425" w:firstLineChars="0"/>
+              <w:rPr>
+                <w:rFonts w:hint="eastAsia" w:ascii="宋体" w:hAnsi="宋体" w:eastAsia="宋体" w:cs="宋体"/>
+                <w:sz w:val="20"/>
+                <w:szCs w:val="20"/>
+              </w:rPr>
+            </w:pPr>
+            <w:r>
+              <w:rPr>
+                <w:rFonts w:hint="eastAsia" w:ascii="宋体" w:hAnsi="宋体" w:eastAsia="宋体" w:cs="宋体"/>
+                <w:sz w:val="20"/>
+                <w:szCs w:val="20"/>
+              </w:rPr>
+              <w:t>负责市场拓展与技术研究：组织IT维护业务的市场开拓与新技术的跟踪、研究与引入。</w:t>
+            </w:r>
+          </w:p>
+          <w:p>
+            <w:pPr>
+              <w:numPr>
+                <w:ilvl w:val="0"/>
+                <w:numId w:val="3"/>
+              </w:numPr>
+              <w:spacing w:before="44" w:line="227" w:lineRule="auto"/>
+              <w:ind w:left="425" w:leftChars="0" w:hanging="425" w:firstLineChars="0"/>
+              <w:rPr>
+                <w:rFonts w:hint="eastAsia" w:ascii="宋体" w:hAnsi="宋体" w:eastAsia="宋体" w:cs="宋体"/>
+                <w:sz w:val="20"/>
+                <w:szCs w:val="20"/>
+              </w:rPr>
+            </w:pPr>
+            <w:r>
+              <w:rPr>
+                <w:rFonts w:hint="eastAsia" w:ascii="宋体" w:hAnsi="宋体" w:eastAsia="宋体" w:cs="宋体"/>
+                <w:sz w:val="20"/>
+                <w:szCs w:val="20"/>
+              </w:rPr>
+              <w:t>负责</w:t>
+            </w:r>
+            <w:r>
+              <w:rPr>
+                <w:rFonts w:hint="eastAsia" w:ascii="宋体" w:hAnsi="宋体" w:cs="宋体"/>
+                <w:sz w:val="20"/>
+                <w:szCs w:val="20"/>
+                <w:lang w:val="en-US" w:eastAsia="zh-CN"/>
+              </w:rPr>
+              <w:t>运维</w:t>
+            </w:r>
+            <w:r>
+              <w:rPr>
+                <w:rFonts w:hint="eastAsia" w:ascii="宋体" w:hAnsi="宋体" w:eastAsia="宋体" w:cs="宋体"/>
+                <w:sz w:val="20"/>
+                <w:szCs w:val="20"/>
+              </w:rPr>
+              <w:t>项目全生命周期管理：全面负责部门承接业务的计划制定、项目调度、运行监控及过程管理。</w:t>
+            </w:r>
+            <w:bookmarkStart w:id="38" w:name="_GoBack"/>
+            <w:bookmarkEnd w:id="38"/>
+          </w:p>
+          <w:p>
+            <w:pPr>
+              <w:numPr>
+                <w:ilvl w:val="0"/>
+                <w:numId w:val="3"/>
+              </w:numPr>
+              <w:spacing w:before="44" w:line="227" w:lineRule="auto"/>
+              <w:ind w:left="425" w:leftChars="0" w:hanging="425" w:firstLineChars="0"/>
+              <w:rPr>
+                <w:rFonts w:hint="eastAsia" w:ascii="宋体" w:hAnsi="宋体" w:eastAsia="宋体" w:cs="宋体"/>
+                <w:sz w:val="20"/>
+                <w:szCs w:val="20"/>
+              </w:rPr>
+            </w:pPr>
+            <w:r>
+              <w:rPr>
+                <w:rFonts w:hint="eastAsia" w:ascii="宋体" w:hAnsi="宋体" w:eastAsia="宋体" w:cs="宋体"/>
+                <w:sz w:val="20"/>
+                <w:szCs w:val="20"/>
+              </w:rPr>
+              <w:t>负责部门绩效与团队建设：组织实施部门员工的绩效考核、转正定岗、岗位竞聘等考评工作。</w:t>
+            </w:r>
+          </w:p>
+          <w:p>
+            <w:pPr>
+              <w:numPr>
+                <w:ilvl w:val="0"/>
+                <w:numId w:val="3"/>
+              </w:numPr>
+              <w:spacing w:before="44" w:line="227" w:lineRule="auto"/>
+              <w:ind w:left="425" w:leftChars="0" w:hanging="425" w:firstLineChars="0"/>
+              <w:rPr>
+                <w:rFonts w:hint="eastAsia" w:ascii="宋体" w:hAnsi="宋体" w:eastAsia="宋体" w:cs="宋体"/>
+                <w:sz w:val="20"/>
+                <w:szCs w:val="20"/>
+              </w:rPr>
+            </w:pPr>
+            <w:r>
+              <w:rPr>
+                <w:rFonts w:hint="eastAsia" w:ascii="宋体" w:hAnsi="宋体" w:eastAsia="宋体" w:cs="宋体"/>
+                <w:sz w:val="20"/>
+                <w:szCs w:val="20"/>
+              </w:rPr>
+              <w:t>负责服务目录管理：定期组织服务目录的评审与更新，确保其完整性、准确性与业务适用性。</w:t>
+            </w:r>
+          </w:p>
+          <w:p>
+            <w:pPr>
+              <w:numPr>
+                <w:ilvl w:val="0"/>
+                <w:numId w:val="3"/>
+              </w:numPr>
+              <w:spacing w:before="44" w:line="227" w:lineRule="auto"/>
+              <w:ind w:left="425" w:leftChars="0" w:hanging="425" w:firstLineChars="0"/>
+              <w:rPr>
+                <w:rFonts w:hint="eastAsia" w:ascii="宋体" w:hAnsi="宋体" w:eastAsia="宋体" w:cs="宋体"/>
+                <w:sz w:val="20"/>
+                <w:szCs w:val="20"/>
+              </w:rPr>
+            </w:pPr>
+            <w:r>
+              <w:rPr>
+                <w:rFonts w:hint="eastAsia" w:ascii="宋体" w:hAnsi="宋体" w:eastAsia="宋体" w:cs="宋体"/>
+                <w:sz w:val="20"/>
+                <w:szCs w:val="20"/>
+              </w:rPr>
+              <w:t>负责内外部协调与沟通：主导本部门与公司其他部门、以及外部客户之间的工作协调、对接与关系维护。</w:t>
+            </w:r>
+          </w:p>
+          <w:p>
+            <w:pPr>
+              <w:numPr>
+                <w:ilvl w:val="0"/>
+                <w:numId w:val="3"/>
+              </w:numPr>
+              <w:spacing w:before="44" w:line="227" w:lineRule="auto"/>
+              <w:ind w:left="425" w:leftChars="0" w:hanging="425" w:firstLineChars="0"/>
+              <w:rPr>
+                <w:rFonts w:hint="eastAsia" w:ascii="宋体" w:hAnsi="宋体" w:eastAsia="宋体" w:cs="宋体"/>
+                <w:sz w:val="20"/>
+                <w:szCs w:val="20"/>
+              </w:rPr>
+            </w:pPr>
+            <w:r>
+              <w:rPr>
+                <w:rFonts w:hint="eastAsia" w:ascii="宋体" w:hAnsi="宋体" w:cs="宋体"/>
+                <w:sz w:val="20"/>
+                <w:szCs w:val="20"/>
+                <w:lang w:val="en-US" w:eastAsia="zh-CN"/>
+              </w:rPr>
+              <w:t>负责过程管理、资源管理各制度的审核和指标完成情况跟踪</w:t>
+            </w:r>
+          </w:p>
+          <w:p>
+            <w:pPr>
+              <w:numPr>
+                <w:ilvl w:val="0"/>
+                <w:numId w:val="3"/>
+              </w:numPr>
+              <w:spacing w:before="44" w:line="227" w:lineRule="auto"/>
+              <w:ind w:left="425" w:leftChars="0" w:hanging="425" w:firstLineChars="0"/>
+              <w:rPr>
+                <w:rFonts w:hint="eastAsia" w:ascii="宋体" w:hAnsi="宋体" w:eastAsia="宋体" w:cs="宋体"/>
+                <w:sz w:val="20"/>
+                <w:szCs w:val="20"/>
+              </w:rPr>
+            </w:pPr>
+            <w:r>
+              <w:rPr>
+                <w:rFonts w:hint="eastAsia" w:ascii="宋体" w:hAnsi="宋体" w:eastAsia="宋体" w:cs="宋体"/>
+                <w:sz w:val="20"/>
+                <w:szCs w:val="20"/>
+              </w:rPr>
+              <w:t>支持业务招投标：协助其他业务部门进行招投标文件的研发组分编制与答疑。</w:t>
+            </w:r>
+          </w:p>
+          <w:p>
+            <w:pPr>
+              <w:numPr>
+                <w:ilvl w:val="0"/>
+                <w:numId w:val="3"/>
+              </w:numPr>
+              <w:spacing w:before="44" w:line="227" w:lineRule="auto"/>
+              <w:ind w:left="425" w:leftChars="0" w:hanging="425" w:firstLineChars="0"/>
+              <w:rPr>
+                <w:rFonts w:hint="eastAsia" w:ascii="宋体" w:hAnsi="宋体" w:eastAsia="宋体" w:cs="宋体"/>
+                <w:sz w:val="20"/>
+                <w:szCs w:val="20"/>
+              </w:rPr>
+            </w:pPr>
+            <w:r>
+              <w:rPr>
+                <w:rFonts w:hint="eastAsia" w:ascii="宋体" w:hAnsi="宋体" w:eastAsia="宋体" w:cs="宋体"/>
+                <w:sz w:val="20"/>
+                <w:szCs w:val="20"/>
+              </w:rPr>
+              <w:t>负责资产与安全管理：监督管理本部门保管的固定资产的日常保养，并督促检查部门安全项目的落实。</w:t>
+            </w:r>
+          </w:p>
+          <w:p>
+            <w:pPr>
+              <w:numPr>
+                <w:ilvl w:val="0"/>
+                <w:numId w:val="3"/>
+              </w:numPr>
+              <w:spacing w:before="44" w:line="227" w:lineRule="auto"/>
+              <w:ind w:left="425" w:leftChars="0" w:hanging="425" w:firstLineChars="0"/>
+              <w:rPr>
+                <w:rFonts w:hint="eastAsia" w:ascii="宋体" w:hAnsi="宋体" w:eastAsia="宋体" w:cs="宋体"/>
+                <w:sz w:val="20"/>
+                <w:szCs w:val="20"/>
+              </w:rPr>
+            </w:pPr>
+            <w:r>
+              <w:rPr>
+                <w:rFonts w:hint="eastAsia" w:ascii="宋体" w:hAnsi="宋体" w:eastAsia="宋体" w:cs="宋体"/>
+                <w:sz w:val="20"/>
+                <w:szCs w:val="20"/>
+              </w:rPr>
+              <w:t>负责综合行政与报表：负责部门各类项目报表的填报与提交工作。</w:t>
+            </w:r>
+          </w:p>
+          <w:p>
+            <w:pPr>
+              <w:numPr>
+                <w:ilvl w:val="0"/>
+                <w:numId w:val="3"/>
+              </w:numPr>
+              <w:spacing w:before="44" w:line="227" w:lineRule="auto"/>
+              <w:ind w:left="425" w:leftChars="0" w:hanging="425" w:firstLineChars="0"/>
+              <w:rPr>
+                <w:rFonts w:hint="eastAsia" w:ascii="宋体" w:hAnsi="宋体" w:eastAsia="宋体" w:cs="宋体"/>
+                <w:sz w:val="20"/>
+                <w:szCs w:val="20"/>
+                <w:lang w:val="en-US" w:eastAsia="zh-CN"/>
+              </w:rPr>
+            </w:pPr>
+            <w:r>
+              <w:rPr>
+                <w:rFonts w:hint="eastAsia" w:ascii="宋体" w:hAnsi="宋体" w:eastAsia="宋体" w:cs="宋体"/>
+                <w:sz w:val="20"/>
+                <w:szCs w:val="20"/>
+                <w:lang w:val="en-US" w:eastAsia="zh-CN"/>
+              </w:rPr>
+              <w:t>负责交付制度建设：交付制度审核、完善，总体协调项目交付进度，进行规划</w:t>
+            </w:r>
+          </w:p>
+          <w:p>
+            <w:pPr>
+              <w:numPr>
+                <w:ilvl w:val="0"/>
+                <w:numId w:val="3"/>
+              </w:numPr>
+              <w:spacing w:before="44" w:line="227" w:lineRule="auto"/>
+              <w:ind w:left="425" w:leftChars="0" w:hanging="425" w:firstLineChars="0"/>
+              <w:rPr>
+                <w:rFonts w:hint="default" w:ascii="宋体" w:hAnsi="宋体" w:eastAsia="宋体" w:cs="宋体"/>
+                <w:sz w:val="20"/>
+                <w:szCs w:val="20"/>
+                <w:lang w:val="en-US" w:eastAsia="zh-CN"/>
+              </w:rPr>
+            </w:pPr>
+            <w:r>
+              <w:rPr>
+                <w:rFonts w:hint="eastAsia" w:ascii="宋体" w:hAnsi="宋体" w:eastAsia="宋体" w:cs="宋体"/>
+                <w:sz w:val="20"/>
+                <w:szCs w:val="20"/>
+                <w:lang w:val="en-US" w:eastAsia="zh-CN"/>
+              </w:rPr>
+              <w:t>应急方案建设：总体筹划项目应急计划、预案、实施，应急报告审核</w:t>
+            </w:r>
+          </w:p>
+          <w:p>
+            <w:pPr>
+              <w:numPr>
+                <w:ilvl w:val="0"/>
+                <w:numId w:val="3"/>
+              </w:numPr>
+              <w:spacing w:before="44" w:line="227" w:lineRule="auto"/>
+              <w:ind w:left="425" w:leftChars="0" w:hanging="425" w:firstLineChars="0"/>
+              <w:rPr>
+                <w:rFonts w:ascii="宋体" w:hAnsi="宋体" w:eastAsia="宋体" w:cs="宋体"/>
+                <w:sz w:val="20"/>
+                <w:szCs w:val="20"/>
+              </w:rPr>
+            </w:pPr>
+            <w:r>
+              <w:rPr>
+                <w:rFonts w:hint="eastAsia" w:ascii="宋体" w:hAnsi="宋体" w:eastAsia="宋体" w:cs="宋体"/>
+                <w:sz w:val="20"/>
+                <w:szCs w:val="20"/>
+              </w:rPr>
+              <w:t>完成上级交办及其他协作任务：高效完成上级领导交办及其他部门提请协办的重要事项。</w:t>
+            </w:r>
+          </w:p>
+        </w:tc>
+      </w:tr>
+      <w:tr>
+        <w:tblPrEx>
+          <w:tblBorders>
+            <w:top w:val="single" w:color="000000" w:sz="4" w:space="0"/>
+            <w:left w:val="single" w:color="000000" w:sz="4" w:space="0"/>
+            <w:bottom w:val="single" w:color="000000" w:sz="4" w:space="0"/>
+            <w:right w:val="single" w:color="000000" w:sz="4" w:space="0"/>
+            <w:insideH w:val="single" w:color="000000" w:sz="4" w:space="0"/>
+            <w:insideV w:val="single" w:color="000000" w:sz="4" w:space="0"/>
+          </w:tblBorders>
+          <w:tblCellMar>
+            <w:top w:w="0" w:type="dxa"/>
+            <w:left w:w="0" w:type="dxa"/>
+            <w:bottom w:w="0" w:type="dxa"/>
+            <w:right w:w="0" w:type="dxa"/>
+          </w:tblCellMar>
+        </w:tblPrEx>
+        <w:trPr>
+          <w:trHeight w:val="439" w:hRule="atLeast"/>
+        </w:trPr>
+        <w:tc>
+          <w:tcPr>
+            <w:tcW w:w="539" w:type="dxa"/>
+            <w:vMerge w:val="restart"/>
+            <w:tcBorders>
+              <w:left w:val="single" w:color="000000" w:sz="2" w:space="0"/>
+              <w:bottom w:val="nil"/>
+            </w:tcBorders>
+          </w:tcPr>
+          <w:p>
+            <w:pPr>
+              <w:pStyle w:val="27"/>
+              <w:spacing w:line="280" w:lineRule="auto"/>
+            </w:pPr>
+          </w:p>
+          <w:p>
+            <w:pPr>
+              <w:pStyle w:val="27"/>
+              <w:spacing w:line="280" w:lineRule="auto"/>
+            </w:pPr>
+          </w:p>
+          <w:p>
+            <w:pPr>
+              <w:pStyle w:val="27"/>
+              <w:spacing w:line="280" w:lineRule="auto"/>
+            </w:pPr>
+          </w:p>
+          <w:p>
+            <w:pPr>
+              <w:pStyle w:val="27"/>
+              <w:spacing w:line="280" w:lineRule="auto"/>
+            </w:pPr>
+          </w:p>
+          <w:p>
+            <w:pPr>
+              <w:pStyle w:val="27"/>
+              <w:spacing w:line="280" w:lineRule="auto"/>
+            </w:pPr>
+          </w:p>
+          <w:p>
+            <w:pPr>
+              <w:spacing w:before="65" w:line="287" w:lineRule="auto"/>
+              <w:ind w:left="133" w:right="112" w:hanging="9"/>
+              <w:rPr>
+                <w:rFonts w:ascii="宋体" w:hAnsi="宋体" w:eastAsia="宋体" w:cs="宋体"/>
+                <w:sz w:val="20"/>
+                <w:szCs w:val="20"/>
+              </w:rPr>
+            </w:pPr>
+            <w:r>
+              <w:rPr>
+                <w:rFonts w:ascii="宋体" w:hAnsi="宋体" w:eastAsia="宋体" w:cs="宋体"/>
+                <w:b/>
+                <w:bCs/>
+                <w:spacing w:val="2"/>
+                <w:sz w:val="20"/>
+                <w:szCs w:val="20"/>
+              </w:rPr>
+              <w:t>任职</w:t>
+            </w:r>
+            <w:r>
+              <w:rPr>
+                <w:rFonts w:ascii="宋体" w:hAnsi="宋体" w:eastAsia="宋体" w:cs="宋体"/>
+                <w:b/>
+                <w:bCs/>
+                <w:spacing w:val="-2"/>
+                <w:sz w:val="20"/>
+                <w:szCs w:val="20"/>
+              </w:rPr>
+              <w:t>资格</w:t>
+            </w:r>
+          </w:p>
+        </w:tc>
+        <w:tc>
+          <w:tcPr>
+            <w:tcW w:w="1366" w:type="dxa"/>
+            <w:gridSpan w:val="2"/>
+          </w:tcPr>
+          <w:p>
+            <w:pPr>
+              <w:spacing w:before="112" w:line="229" w:lineRule="auto"/>
+              <w:ind w:left="211"/>
+              <w:rPr>
+                <w:rFonts w:ascii="宋体" w:hAnsi="宋体" w:eastAsia="宋体" w:cs="宋体"/>
+                <w:sz w:val="20"/>
+                <w:szCs w:val="20"/>
+              </w:rPr>
+            </w:pPr>
+            <w:r>
+              <w:rPr>
+                <w:rFonts w:ascii="宋体" w:hAnsi="宋体" w:eastAsia="宋体" w:cs="宋体"/>
+                <w:b/>
+                <w:bCs/>
+                <w:spacing w:val="3"/>
+                <w:sz w:val="20"/>
+                <w:szCs w:val="20"/>
+              </w:rPr>
+              <w:t>学历学位</w:t>
+            </w:r>
+          </w:p>
+        </w:tc>
+        <w:tc>
+          <w:tcPr>
+            <w:tcW w:w="6984" w:type="dxa"/>
+            <w:gridSpan w:val="3"/>
+            <w:tcBorders>
+              <w:right w:val="single" w:color="000000" w:sz="2" w:space="0"/>
+            </w:tcBorders>
+          </w:tcPr>
+          <w:p>
+            <w:pPr>
+              <w:spacing w:before="112" w:line="227" w:lineRule="auto"/>
+              <w:ind w:left="107"/>
+              <w:rPr>
+                <w:rFonts w:ascii="宋体" w:hAnsi="宋体" w:eastAsia="宋体" w:cs="宋体"/>
+                <w:sz w:val="20"/>
+                <w:szCs w:val="20"/>
+              </w:rPr>
+            </w:pPr>
+            <w:r>
+              <w:rPr>
+                <w:rFonts w:ascii="宋体" w:hAnsi="宋体" w:eastAsia="宋体" w:cs="宋体"/>
+                <w:spacing w:val="6"/>
+                <w:sz w:val="20"/>
+                <w:szCs w:val="20"/>
+              </w:rPr>
+              <w:t>本科学历并具有</w:t>
+            </w:r>
+            <w:r>
+              <w:rPr>
+                <w:rFonts w:ascii="宋体" w:hAnsi="宋体" w:eastAsia="宋体" w:cs="宋体"/>
+                <w:spacing w:val="-22"/>
+                <w:sz w:val="20"/>
+                <w:szCs w:val="20"/>
+              </w:rPr>
+              <w:t xml:space="preserve"> </w:t>
+            </w:r>
+            <w:r>
+              <w:rPr>
+                <w:rFonts w:ascii="宋体" w:hAnsi="宋体" w:eastAsia="宋体" w:cs="宋体"/>
+                <w:spacing w:val="6"/>
+                <w:sz w:val="20"/>
+                <w:szCs w:val="20"/>
+              </w:rPr>
+              <w:t>5</w:t>
+            </w:r>
+            <w:r>
+              <w:rPr>
+                <w:rFonts w:ascii="宋体" w:hAnsi="宋体" w:eastAsia="宋体" w:cs="宋体"/>
+                <w:spacing w:val="-39"/>
+                <w:sz w:val="20"/>
+                <w:szCs w:val="20"/>
+              </w:rPr>
+              <w:t xml:space="preserve"> </w:t>
+            </w:r>
+            <w:r>
+              <w:rPr>
+                <w:rFonts w:ascii="宋体" w:hAnsi="宋体" w:eastAsia="宋体" w:cs="宋体"/>
+                <w:spacing w:val="6"/>
+                <w:sz w:val="20"/>
+                <w:szCs w:val="20"/>
+              </w:rPr>
+              <w:t>年以上工作经验；或硕士学位并具有</w:t>
+            </w:r>
+            <w:r>
+              <w:rPr>
+                <w:rFonts w:ascii="宋体" w:hAnsi="宋体" w:eastAsia="宋体" w:cs="宋体"/>
+                <w:spacing w:val="-33"/>
+                <w:sz w:val="20"/>
+                <w:szCs w:val="20"/>
+              </w:rPr>
+              <w:t xml:space="preserve"> </w:t>
+            </w:r>
+            <w:r>
+              <w:rPr>
+                <w:rFonts w:ascii="宋体" w:hAnsi="宋体" w:eastAsia="宋体" w:cs="宋体"/>
+                <w:spacing w:val="6"/>
+                <w:sz w:val="20"/>
+                <w:szCs w:val="20"/>
+              </w:rPr>
+              <w:t>3</w:t>
+            </w:r>
+            <w:r>
+              <w:rPr>
+                <w:rFonts w:ascii="宋体" w:hAnsi="宋体" w:eastAsia="宋体" w:cs="宋体"/>
+                <w:spacing w:val="-37"/>
+                <w:sz w:val="20"/>
+                <w:szCs w:val="20"/>
+              </w:rPr>
+              <w:t xml:space="preserve"> </w:t>
+            </w:r>
+            <w:r>
+              <w:rPr>
+                <w:rFonts w:ascii="宋体" w:hAnsi="宋体" w:eastAsia="宋体" w:cs="宋体"/>
+                <w:spacing w:val="6"/>
+                <w:sz w:val="20"/>
+                <w:szCs w:val="20"/>
+              </w:rPr>
+              <w:t>年以上工作经验</w:t>
+            </w:r>
+          </w:p>
+        </w:tc>
+      </w:tr>
+      <w:tr>
+        <w:tblPrEx>
+          <w:tblBorders>
+            <w:top w:val="single" w:color="000000" w:sz="4" w:space="0"/>
+            <w:left w:val="single" w:color="000000" w:sz="4" w:space="0"/>
+            <w:bottom w:val="single" w:color="000000" w:sz="4" w:space="0"/>
+            <w:right w:val="single" w:color="000000" w:sz="4" w:space="0"/>
+            <w:insideH w:val="single" w:color="000000" w:sz="4" w:space="0"/>
+            <w:insideV w:val="single" w:color="000000" w:sz="4" w:space="0"/>
+          </w:tblBorders>
+          <w:tblCellMar>
+            <w:top w:w="0" w:type="dxa"/>
+            <w:left w:w="0" w:type="dxa"/>
+            <w:bottom w:w="0" w:type="dxa"/>
+            <w:right w:w="0" w:type="dxa"/>
+          </w:tblCellMar>
+        </w:tblPrEx>
+        <w:trPr>
+          <w:trHeight w:val="436" w:hRule="atLeast"/>
+        </w:trPr>
+        <w:tc>
+          <w:tcPr>
+            <w:tcW w:w="539" w:type="dxa"/>
+            <w:vMerge w:val="continue"/>
+            <w:tcBorders>
+              <w:top w:val="nil"/>
+              <w:left w:val="single" w:color="000000" w:sz="2" w:space="0"/>
+              <w:bottom w:val="nil"/>
+            </w:tcBorders>
+          </w:tcPr>
+          <w:p>
+            <w:pPr>
+              <w:pStyle w:val="27"/>
+            </w:pPr>
+          </w:p>
+        </w:tc>
+        <w:tc>
+          <w:tcPr>
+            <w:tcW w:w="1366" w:type="dxa"/>
+            <w:gridSpan w:val="2"/>
+          </w:tcPr>
+          <w:p>
+            <w:pPr>
+              <w:spacing w:before="109" w:line="228" w:lineRule="auto"/>
+              <w:ind w:left="208"/>
+              <w:rPr>
+                <w:rFonts w:ascii="宋体" w:hAnsi="宋体" w:eastAsia="宋体" w:cs="宋体"/>
+                <w:sz w:val="20"/>
+                <w:szCs w:val="20"/>
+              </w:rPr>
+            </w:pPr>
+            <w:r>
+              <w:rPr>
+                <w:rFonts w:ascii="宋体" w:hAnsi="宋体" w:eastAsia="宋体" w:cs="宋体"/>
+                <w:b/>
+                <w:bCs/>
+                <w:spacing w:val="4"/>
+                <w:sz w:val="20"/>
+                <w:szCs w:val="20"/>
+              </w:rPr>
+              <w:t>专业要求</w:t>
+            </w:r>
+          </w:p>
+        </w:tc>
+        <w:tc>
+          <w:tcPr>
+            <w:tcW w:w="6984" w:type="dxa"/>
+            <w:gridSpan w:val="3"/>
+            <w:tcBorders>
+              <w:right w:val="single" w:color="000000" w:sz="2" w:space="0"/>
+            </w:tcBorders>
+          </w:tcPr>
+          <w:p>
+            <w:pPr>
+              <w:spacing w:before="109" w:line="227" w:lineRule="auto"/>
+              <w:ind w:left="106"/>
+              <w:rPr>
+                <w:rFonts w:ascii="宋体" w:hAnsi="宋体" w:eastAsia="宋体" w:cs="宋体"/>
+                <w:sz w:val="20"/>
+                <w:szCs w:val="20"/>
+              </w:rPr>
+            </w:pPr>
+            <w:r>
+              <w:rPr>
+                <w:rFonts w:ascii="宋体" w:hAnsi="宋体" w:eastAsia="宋体" w:cs="宋体"/>
+                <w:spacing w:val="7"/>
+                <w:sz w:val="20"/>
+                <w:szCs w:val="20"/>
+              </w:rPr>
+              <w:t>计算机、通信、电子及相关专业</w:t>
+            </w:r>
+          </w:p>
+        </w:tc>
+      </w:tr>
+      <w:tr>
+        <w:tblPrEx>
+          <w:tblBorders>
+            <w:top w:val="single" w:color="000000" w:sz="4" w:space="0"/>
+            <w:left w:val="single" w:color="000000" w:sz="4" w:space="0"/>
+            <w:bottom w:val="single" w:color="000000" w:sz="4" w:space="0"/>
+            <w:right w:val="single" w:color="000000" w:sz="4" w:space="0"/>
+            <w:insideH w:val="single" w:color="000000" w:sz="4" w:space="0"/>
+            <w:insideV w:val="single" w:color="000000" w:sz="4" w:space="0"/>
+          </w:tblBorders>
+          <w:tblCellMar>
+            <w:top w:w="0" w:type="dxa"/>
+            <w:left w:w="0" w:type="dxa"/>
+            <w:bottom w:w="0" w:type="dxa"/>
+            <w:right w:w="0" w:type="dxa"/>
+          </w:tblCellMar>
+        </w:tblPrEx>
+        <w:trPr>
+          <w:trHeight w:val="434" w:hRule="atLeast"/>
+        </w:trPr>
+        <w:tc>
+          <w:tcPr>
+            <w:tcW w:w="539" w:type="dxa"/>
+            <w:vMerge w:val="continue"/>
+            <w:tcBorders>
+              <w:top w:val="nil"/>
+              <w:left w:val="single" w:color="000000" w:sz="2" w:space="0"/>
+              <w:bottom w:val="nil"/>
+            </w:tcBorders>
+          </w:tcPr>
+          <w:p>
+            <w:pPr>
+              <w:pStyle w:val="27"/>
+            </w:pPr>
+          </w:p>
+        </w:tc>
+        <w:tc>
+          <w:tcPr>
+            <w:tcW w:w="1366" w:type="dxa"/>
+            <w:gridSpan w:val="2"/>
+          </w:tcPr>
+          <w:p>
+            <w:pPr>
+              <w:spacing w:before="108" w:line="227" w:lineRule="auto"/>
+              <w:ind w:left="209"/>
+              <w:rPr>
+                <w:rFonts w:ascii="宋体" w:hAnsi="宋体" w:eastAsia="宋体" w:cs="宋体"/>
+                <w:sz w:val="20"/>
+                <w:szCs w:val="20"/>
+              </w:rPr>
+            </w:pPr>
+            <w:r>
+              <w:rPr>
+                <w:rFonts w:ascii="宋体" w:hAnsi="宋体" w:eastAsia="宋体" w:cs="宋体"/>
+                <w:b/>
+                <w:bCs/>
+                <w:spacing w:val="3"/>
+                <w:sz w:val="20"/>
+                <w:szCs w:val="20"/>
+              </w:rPr>
+              <w:t>素质要求</w:t>
+            </w:r>
+          </w:p>
+        </w:tc>
+        <w:tc>
+          <w:tcPr>
+            <w:tcW w:w="6984" w:type="dxa"/>
+            <w:gridSpan w:val="3"/>
+            <w:tcBorders>
+              <w:right w:val="single" w:color="000000" w:sz="2" w:space="0"/>
+            </w:tcBorders>
+          </w:tcPr>
+          <w:p>
+            <w:pPr>
+              <w:spacing w:before="108" w:line="227" w:lineRule="auto"/>
+              <w:ind w:left="114"/>
+              <w:rPr>
+                <w:rFonts w:ascii="宋体" w:hAnsi="宋体" w:eastAsia="宋体" w:cs="宋体"/>
+                <w:sz w:val="20"/>
+                <w:szCs w:val="20"/>
+              </w:rPr>
+            </w:pPr>
+            <w:r>
+              <w:rPr>
+                <w:rFonts w:ascii="宋体" w:hAnsi="宋体" w:eastAsia="宋体" w:cs="宋体"/>
+                <w:spacing w:val="8"/>
+                <w:sz w:val="20"/>
+                <w:szCs w:val="20"/>
+              </w:rPr>
+              <w:t>思想政治素质好；为人正直、工作严谨、责任心强、善于沟</w:t>
+            </w:r>
+            <w:r>
+              <w:rPr>
+                <w:rFonts w:ascii="宋体" w:hAnsi="宋体" w:eastAsia="宋体" w:cs="宋体"/>
+                <w:spacing w:val="7"/>
+                <w:sz w:val="20"/>
+                <w:szCs w:val="20"/>
+              </w:rPr>
+              <w:t>通、具亲和力</w:t>
+            </w:r>
+          </w:p>
+        </w:tc>
+      </w:tr>
+      <w:tr>
+        <w:tblPrEx>
+          <w:tblBorders>
+            <w:top w:val="single" w:color="000000" w:sz="4" w:space="0"/>
+            <w:left w:val="single" w:color="000000" w:sz="4" w:space="0"/>
+            <w:bottom w:val="single" w:color="000000" w:sz="4" w:space="0"/>
+            <w:right w:val="single" w:color="000000" w:sz="4" w:space="0"/>
+            <w:insideH w:val="single" w:color="000000" w:sz="4" w:space="0"/>
+            <w:insideV w:val="single" w:color="000000" w:sz="4" w:space="0"/>
+          </w:tblBorders>
+          <w:tblCellMar>
+            <w:top w:w="0" w:type="dxa"/>
+            <w:left w:w="0" w:type="dxa"/>
+            <w:bottom w:w="0" w:type="dxa"/>
+            <w:right w:w="0" w:type="dxa"/>
+          </w:tblCellMar>
+        </w:tblPrEx>
+        <w:trPr>
+          <w:trHeight w:val="436" w:hRule="atLeast"/>
+        </w:trPr>
+        <w:tc>
+          <w:tcPr>
+            <w:tcW w:w="539" w:type="dxa"/>
+            <w:vMerge w:val="continue"/>
+            <w:tcBorders>
+              <w:top w:val="nil"/>
+              <w:left w:val="single" w:color="000000" w:sz="2" w:space="0"/>
+              <w:bottom w:val="nil"/>
+            </w:tcBorders>
+          </w:tcPr>
+          <w:p>
+            <w:pPr>
+              <w:pStyle w:val="27"/>
+            </w:pPr>
+          </w:p>
+        </w:tc>
+        <w:tc>
+          <w:tcPr>
+            <w:tcW w:w="1366" w:type="dxa"/>
+            <w:gridSpan w:val="2"/>
+          </w:tcPr>
+          <w:p>
+            <w:pPr>
+              <w:spacing w:before="110" w:line="228" w:lineRule="auto"/>
+              <w:ind w:left="209"/>
+              <w:rPr>
+                <w:rFonts w:ascii="宋体" w:hAnsi="宋体" w:eastAsia="宋体" w:cs="宋体"/>
+                <w:sz w:val="20"/>
+                <w:szCs w:val="20"/>
+              </w:rPr>
+            </w:pPr>
+            <w:r>
+              <w:rPr>
+                <w:rFonts w:ascii="宋体" w:hAnsi="宋体" w:eastAsia="宋体" w:cs="宋体"/>
+                <w:b/>
+                <w:bCs/>
+                <w:spacing w:val="3"/>
+                <w:sz w:val="20"/>
+                <w:szCs w:val="20"/>
+              </w:rPr>
+              <w:t>工作经验</w:t>
+            </w:r>
+          </w:p>
+        </w:tc>
+        <w:tc>
+          <w:tcPr>
+            <w:tcW w:w="6984" w:type="dxa"/>
+            <w:gridSpan w:val="3"/>
+            <w:tcBorders>
+              <w:right w:val="single" w:color="000000" w:sz="2" w:space="0"/>
+            </w:tcBorders>
+          </w:tcPr>
+          <w:p>
+            <w:pPr>
+              <w:spacing w:before="110" w:line="227" w:lineRule="auto"/>
+              <w:ind w:left="107"/>
+              <w:rPr>
+                <w:rFonts w:ascii="宋体" w:hAnsi="宋体" w:eastAsia="宋体" w:cs="宋体"/>
+                <w:sz w:val="20"/>
+                <w:szCs w:val="20"/>
+              </w:rPr>
+            </w:pPr>
+            <w:r>
+              <w:rPr>
+                <w:rFonts w:ascii="宋体" w:hAnsi="宋体" w:eastAsia="宋体" w:cs="宋体"/>
+                <w:spacing w:val="9"/>
+                <w:sz w:val="20"/>
+                <w:szCs w:val="20"/>
+              </w:rPr>
+              <w:t>具备5年以上同级职务经验，或8年以上中层正职（部门负责人）管理经验；有跨领域、多板块管理经历者优先</w:t>
+            </w:r>
+          </w:p>
+        </w:tc>
+      </w:tr>
+      <w:tr>
+        <w:tblPrEx>
+          <w:tblBorders>
+            <w:top w:val="single" w:color="000000" w:sz="4" w:space="0"/>
+            <w:left w:val="single" w:color="000000" w:sz="4" w:space="0"/>
+            <w:bottom w:val="single" w:color="000000" w:sz="4" w:space="0"/>
+            <w:right w:val="single" w:color="000000" w:sz="4" w:space="0"/>
+            <w:insideH w:val="single" w:color="000000" w:sz="4" w:space="0"/>
+            <w:insideV w:val="single" w:color="000000" w:sz="4" w:space="0"/>
+          </w:tblBorders>
+          <w:tblCellMar>
+            <w:top w:w="0" w:type="dxa"/>
+            <w:left w:w="0" w:type="dxa"/>
+            <w:bottom w:w="0" w:type="dxa"/>
+            <w:right w:w="0" w:type="dxa"/>
+          </w:tblCellMar>
+        </w:tblPrEx>
+        <w:trPr>
+          <w:trHeight w:val="662" w:hRule="atLeast"/>
+        </w:trPr>
+        <w:tc>
+          <w:tcPr>
+            <w:tcW w:w="539" w:type="dxa"/>
+            <w:vMerge w:val="continue"/>
+            <w:tcBorders>
+              <w:top w:val="nil"/>
+              <w:left w:val="single" w:color="000000" w:sz="2" w:space="0"/>
+              <w:bottom w:val="nil"/>
+            </w:tcBorders>
+          </w:tcPr>
+          <w:p>
+            <w:pPr>
+              <w:pStyle w:val="27"/>
+            </w:pPr>
+          </w:p>
+        </w:tc>
+        <w:tc>
+          <w:tcPr>
+            <w:tcW w:w="1366" w:type="dxa"/>
+            <w:gridSpan w:val="2"/>
+          </w:tcPr>
+          <w:p>
+            <w:pPr>
+              <w:spacing w:before="223" w:line="227" w:lineRule="auto"/>
+              <w:ind w:left="208"/>
+              <w:rPr>
+                <w:rFonts w:ascii="宋体" w:hAnsi="宋体" w:eastAsia="宋体" w:cs="宋体"/>
+                <w:sz w:val="20"/>
+                <w:szCs w:val="20"/>
+              </w:rPr>
+            </w:pPr>
+            <w:r>
+              <w:rPr>
+                <w:rFonts w:ascii="宋体" w:hAnsi="宋体" w:eastAsia="宋体" w:cs="宋体"/>
+                <w:b/>
+                <w:bCs/>
+                <w:spacing w:val="4"/>
+                <w:sz w:val="20"/>
+                <w:szCs w:val="20"/>
+              </w:rPr>
+              <w:t>职业资格</w:t>
+            </w:r>
+          </w:p>
+        </w:tc>
+        <w:tc>
+          <w:tcPr>
+            <w:tcW w:w="6984" w:type="dxa"/>
+            <w:gridSpan w:val="3"/>
+            <w:tcBorders>
+              <w:right w:val="single" w:color="000000" w:sz="2" w:space="0"/>
+            </w:tcBorders>
+          </w:tcPr>
+          <w:p>
+            <w:pPr>
+              <w:spacing w:before="67" w:line="270" w:lineRule="auto"/>
+              <w:ind w:left="106" w:right="114" w:firstLine="3"/>
+              <w:rPr>
+                <w:rFonts w:ascii="宋体" w:hAnsi="宋体" w:eastAsia="宋体" w:cs="宋体"/>
+                <w:sz w:val="20"/>
+                <w:szCs w:val="20"/>
+              </w:rPr>
+            </w:pPr>
+            <w:r>
+              <w:rPr>
+                <w:rFonts w:ascii="宋体" w:hAnsi="宋体" w:eastAsia="宋体" w:cs="宋体"/>
+                <w:spacing w:val="11"/>
+                <w:sz w:val="20"/>
+                <w:szCs w:val="20"/>
+              </w:rPr>
+              <w:t>持有相关专业高级职称（如高级工程师、高级经济师等）或行业高级认证；具备知名企业同等岗位经验者优先。</w:t>
+            </w:r>
+          </w:p>
+        </w:tc>
+      </w:tr>
+      <w:tr>
+        <w:tblPrEx>
+          <w:tblBorders>
+            <w:top w:val="single" w:color="000000" w:sz="4" w:space="0"/>
+            <w:left w:val="single" w:color="000000" w:sz="4" w:space="0"/>
+            <w:bottom w:val="single" w:color="000000" w:sz="4" w:space="0"/>
+            <w:right w:val="single" w:color="000000" w:sz="4" w:space="0"/>
+            <w:insideH w:val="single" w:color="000000" w:sz="4" w:space="0"/>
+            <w:insideV w:val="single" w:color="000000" w:sz="4" w:space="0"/>
+          </w:tblBorders>
+          <w:tblCellMar>
+            <w:top w:w="0" w:type="dxa"/>
+            <w:left w:w="0" w:type="dxa"/>
+            <w:bottom w:w="0" w:type="dxa"/>
+            <w:right w:w="0" w:type="dxa"/>
+          </w:tblCellMar>
+        </w:tblPrEx>
+        <w:trPr>
+          <w:trHeight w:val="343" w:hRule="atLeast"/>
+        </w:trPr>
+        <w:tc>
+          <w:tcPr>
+            <w:tcW w:w="539" w:type="dxa"/>
+            <w:vMerge w:val="continue"/>
+            <w:tcBorders>
+              <w:top w:val="nil"/>
+              <w:left w:val="single" w:color="000000" w:sz="2" w:space="0"/>
+              <w:bottom w:val="nil"/>
+            </w:tcBorders>
+          </w:tcPr>
+          <w:p>
+            <w:pPr>
+              <w:pStyle w:val="27"/>
+            </w:pPr>
+          </w:p>
+        </w:tc>
+        <w:tc>
+          <w:tcPr>
+            <w:tcW w:w="1366" w:type="dxa"/>
+            <w:gridSpan w:val="2"/>
+          </w:tcPr>
+          <w:p>
+            <w:pPr>
+              <w:spacing w:before="62" w:line="228" w:lineRule="auto"/>
+              <w:ind w:left="208"/>
+              <w:rPr>
+                <w:rFonts w:ascii="宋体" w:hAnsi="宋体" w:eastAsia="宋体" w:cs="宋体"/>
+                <w:sz w:val="20"/>
+                <w:szCs w:val="20"/>
+              </w:rPr>
+            </w:pPr>
+            <w:r>
+              <w:rPr>
+                <w:rFonts w:ascii="宋体" w:hAnsi="宋体" w:eastAsia="宋体" w:cs="宋体"/>
+                <w:b/>
+                <w:bCs/>
+                <w:spacing w:val="4"/>
+                <w:sz w:val="20"/>
+                <w:szCs w:val="20"/>
+              </w:rPr>
+              <w:t>专业技能</w:t>
+            </w:r>
+          </w:p>
+        </w:tc>
+        <w:tc>
+          <w:tcPr>
+            <w:tcW w:w="6984" w:type="dxa"/>
+            <w:gridSpan w:val="3"/>
+            <w:tcBorders>
+              <w:right w:val="single" w:color="000000" w:sz="2" w:space="0"/>
+            </w:tcBorders>
+          </w:tcPr>
+          <w:p>
+            <w:pPr>
+              <w:spacing w:before="62" w:line="227" w:lineRule="auto"/>
+              <w:ind w:left="111"/>
+              <w:rPr>
+                <w:rFonts w:ascii="宋体" w:hAnsi="宋体" w:eastAsia="宋体" w:cs="宋体"/>
+                <w:sz w:val="20"/>
+                <w:szCs w:val="20"/>
+              </w:rPr>
+            </w:pPr>
+            <w:r>
+              <w:rPr>
+                <w:rFonts w:ascii="宋体" w:hAnsi="宋体" w:eastAsia="宋体" w:cs="宋体"/>
+                <w:spacing w:val="7"/>
+                <w:sz w:val="20"/>
+                <w:szCs w:val="20"/>
+              </w:rPr>
+              <w:t>精通所分管领域的业务流程、管理体系与行业规范；熟悉企业运营、财务管理、项目管理及风险控制方法</w:t>
+            </w:r>
+          </w:p>
+        </w:tc>
+      </w:tr>
+      <w:tr>
+        <w:tblPrEx>
+          <w:tblBorders>
+            <w:top w:val="single" w:color="000000" w:sz="4" w:space="0"/>
+            <w:left w:val="single" w:color="000000" w:sz="4" w:space="0"/>
+            <w:bottom w:val="single" w:color="000000" w:sz="4" w:space="0"/>
+            <w:right w:val="single" w:color="000000" w:sz="4" w:space="0"/>
+            <w:insideH w:val="single" w:color="000000" w:sz="4" w:space="0"/>
+            <w:insideV w:val="single" w:color="000000" w:sz="4" w:space="0"/>
+          </w:tblBorders>
+          <w:tblCellMar>
+            <w:top w:w="0" w:type="dxa"/>
+            <w:left w:w="0" w:type="dxa"/>
+            <w:bottom w:w="0" w:type="dxa"/>
+            <w:right w:w="0" w:type="dxa"/>
+          </w:tblCellMar>
+        </w:tblPrEx>
+        <w:trPr>
+          <w:trHeight w:val="662" w:hRule="atLeast"/>
+        </w:trPr>
+        <w:tc>
+          <w:tcPr>
+            <w:tcW w:w="539" w:type="dxa"/>
+            <w:vMerge w:val="continue"/>
+            <w:tcBorders>
+              <w:top w:val="nil"/>
+              <w:left w:val="single" w:color="000000" w:sz="2" w:space="0"/>
+            </w:tcBorders>
+          </w:tcPr>
+          <w:p>
+            <w:pPr>
+              <w:pStyle w:val="27"/>
+            </w:pPr>
+          </w:p>
+        </w:tc>
+        <w:tc>
+          <w:tcPr>
+            <w:tcW w:w="1366" w:type="dxa"/>
+            <w:gridSpan w:val="2"/>
+          </w:tcPr>
+          <w:p>
+            <w:pPr>
+              <w:spacing w:before="223" w:line="227" w:lineRule="auto"/>
+              <w:ind w:left="215"/>
+              <w:rPr>
+                <w:rFonts w:ascii="宋体" w:hAnsi="宋体" w:eastAsia="宋体" w:cs="宋体"/>
+                <w:sz w:val="20"/>
+                <w:szCs w:val="20"/>
+              </w:rPr>
+            </w:pPr>
+            <w:r>
+              <w:rPr>
+                <w:rFonts w:ascii="宋体" w:hAnsi="宋体" w:eastAsia="宋体" w:cs="宋体"/>
+                <w:b/>
+                <w:bCs/>
+                <w:spacing w:val="2"/>
+                <w:sz w:val="20"/>
+                <w:szCs w:val="20"/>
+              </w:rPr>
+              <w:t>能力要求</w:t>
+            </w:r>
+          </w:p>
+        </w:tc>
+        <w:tc>
+          <w:tcPr>
+            <w:tcW w:w="6984" w:type="dxa"/>
+            <w:gridSpan w:val="3"/>
+            <w:tcBorders>
+              <w:right w:val="single" w:color="000000" w:sz="2" w:space="0"/>
+            </w:tcBorders>
+          </w:tcPr>
+          <w:p>
+            <w:pPr>
+              <w:spacing w:before="67" w:line="270" w:lineRule="auto"/>
+              <w:ind w:left="109" w:right="105" w:hanging="3"/>
+              <w:rPr>
+                <w:rFonts w:ascii="宋体" w:hAnsi="宋体" w:eastAsia="宋体" w:cs="宋体"/>
+                <w:sz w:val="20"/>
+                <w:szCs w:val="20"/>
+              </w:rPr>
+            </w:pPr>
+            <w:r>
+              <w:rPr>
+                <w:rFonts w:ascii="宋体" w:hAnsi="宋体" w:eastAsia="宋体" w:cs="宋体"/>
+                <w:spacing w:val="11"/>
+                <w:sz w:val="20"/>
+                <w:szCs w:val="20"/>
+              </w:rPr>
+              <w:t>领悟表达能力强，具有优秀的执行、组织协调、团队管理、培养部属的能</w:t>
+            </w:r>
+            <w:r>
+              <w:rPr>
+                <w:rFonts w:ascii="宋体" w:hAnsi="宋体" w:eastAsia="宋体" w:cs="宋体"/>
+                <w:spacing w:val="8"/>
+                <w:sz w:val="20"/>
+                <w:szCs w:val="20"/>
+              </w:rPr>
+              <w:t>力、业务管理能力、技术指导能力,并具有一定的综合分析与决策能力</w:t>
+            </w:r>
+          </w:p>
+        </w:tc>
+      </w:tr>
+    </w:tbl>
+    <w:p>
+      <w:pPr>
+        <w:pStyle w:val="29"/>
+      </w:pPr>
+    </w:p>
+    <w:p>
+      <w:pPr>
+        <w:pStyle w:val="30"/>
+        <w:bidi w:val="0"/>
+      </w:pPr>
       <w:r>
         <w:t>平台运维组经理</w:t>
       </w:r>
@@ -4865,7 +7872,7 @@
             <w:pPr>
               <w:numPr>
                 <w:ilvl w:val="0"/>
-                <w:numId w:val="2"/>
+                <w:numId w:val="3"/>
               </w:numPr>
               <w:spacing w:before="44" w:line="227" w:lineRule="auto"/>
               <w:ind w:left="425" w:leftChars="0" w:hanging="425" w:firstLineChars="0"/>
@@ -4888,7 +7895,7 @@
             <w:pPr>
               <w:numPr>
                 <w:ilvl w:val="0"/>
-                <w:numId w:val="2"/>
+                <w:numId w:val="3"/>
               </w:numPr>
               <w:spacing w:before="44" w:line="227" w:lineRule="auto"/>
               <w:ind w:left="425" w:leftChars="0" w:hanging="425" w:firstLineChars="0"/>
@@ -4928,7 +7935,7 @@
             <w:pPr>
               <w:numPr>
                 <w:ilvl w:val="0"/>
-                <w:numId w:val="2"/>
+                <w:numId w:val="3"/>
               </w:numPr>
               <w:spacing w:before="44" w:line="227" w:lineRule="auto"/>
               <w:ind w:left="425" w:leftChars="0" w:hanging="425" w:firstLineChars="0"/>
@@ -4951,7 +7958,7 @@
             <w:pPr>
               <w:numPr>
                 <w:ilvl w:val="0"/>
-                <w:numId w:val="2"/>
+                <w:numId w:val="3"/>
               </w:numPr>
               <w:spacing w:before="44" w:line="227" w:lineRule="auto"/>
               <w:ind w:left="425" w:leftChars="0" w:hanging="425" w:firstLineChars="0"/>
@@ -4974,7 +7981,7 @@
             <w:pPr>
               <w:numPr>
                 <w:ilvl w:val="0"/>
-                <w:numId w:val="2"/>
+                <w:numId w:val="3"/>
               </w:numPr>
               <w:spacing w:before="44" w:line="227" w:lineRule="auto"/>
               <w:ind w:left="425" w:leftChars="0" w:hanging="425" w:firstLineChars="0"/>
@@ -4997,7 +8004,7 @@
             <w:pPr>
               <w:numPr>
                 <w:ilvl w:val="0"/>
-                <w:numId w:val="2"/>
+                <w:numId w:val="3"/>
               </w:numPr>
               <w:spacing w:before="44" w:line="227" w:lineRule="auto"/>
               <w:ind w:left="425" w:leftChars="0" w:hanging="425" w:firstLineChars="0"/>
@@ -5021,7 +8028,7 @@
             <w:pPr>
               <w:numPr>
                 <w:ilvl w:val="0"/>
-                <w:numId w:val="2"/>
+                <w:numId w:val="3"/>
               </w:numPr>
               <w:spacing w:before="44" w:line="227" w:lineRule="auto"/>
               <w:ind w:left="425" w:leftChars="0" w:hanging="425" w:firstLineChars="0"/>
@@ -5044,7 +8051,7 @@
             <w:pPr>
               <w:numPr>
                 <w:ilvl w:val="0"/>
-                <w:numId w:val="2"/>
+                <w:numId w:val="3"/>
               </w:numPr>
               <w:spacing w:before="44" w:line="227" w:lineRule="auto"/>
               <w:ind w:left="425" w:leftChars="0" w:hanging="425" w:firstLineChars="0"/>
@@ -5067,7 +8074,7 @@
             <w:pPr>
               <w:numPr>
                 <w:ilvl w:val="0"/>
-                <w:numId w:val="2"/>
+                <w:numId w:val="3"/>
               </w:numPr>
               <w:spacing w:before="44" w:line="227" w:lineRule="auto"/>
               <w:ind w:left="425" w:leftChars="0" w:hanging="425" w:firstLineChars="0"/>
@@ -5090,7 +8097,7 @@
             <w:pPr>
               <w:numPr>
                 <w:ilvl w:val="0"/>
-                <w:numId w:val="2"/>
+                <w:numId w:val="3"/>
               </w:numPr>
               <w:spacing w:before="44" w:line="227" w:lineRule="auto"/>
               <w:ind w:left="425" w:leftChars="0" w:hanging="425" w:firstLineChars="0"/>
@@ -5115,7 +8122,7 @@
             <w:pPr>
               <w:numPr>
                 <w:ilvl w:val="0"/>
-                <w:numId w:val="2"/>
+                <w:numId w:val="3"/>
               </w:numPr>
               <w:spacing w:before="44" w:line="227" w:lineRule="auto"/>
               <w:ind w:left="425" w:leftChars="0" w:hanging="425" w:firstLineChars="0"/>
@@ -5140,7 +8147,7 @@
             <w:pPr>
               <w:numPr>
                 <w:ilvl w:val="0"/>
-                <w:numId w:val="2"/>
+                <w:numId w:val="3"/>
               </w:numPr>
               <w:spacing w:before="44" w:line="227" w:lineRule="auto"/>
               <w:ind w:left="425" w:leftChars="0" w:hanging="425" w:firstLineChars="0"/>
@@ -8474,7 +11481,7 @@
             <w:pPr>
               <w:numPr>
                 <w:ilvl w:val="0"/>
-                <w:numId w:val="3"/>
+                <w:numId w:val="4"/>
               </w:numPr>
               <w:spacing w:before="94" w:line="227" w:lineRule="auto"/>
               <w:ind w:left="425" w:leftChars="0" w:hanging="425" w:firstLineChars="0"/>
@@ -8499,7 +11506,7 @@
             <w:pPr>
               <w:numPr>
                 <w:ilvl w:val="0"/>
-                <w:numId w:val="3"/>
+                <w:numId w:val="4"/>
               </w:numPr>
               <w:spacing w:before="94" w:line="227" w:lineRule="auto"/>
               <w:ind w:left="425" w:leftChars="0" w:hanging="425" w:firstLineChars="0"/>
@@ -8524,7 +11531,7 @@
             <w:pPr>
               <w:numPr>
                 <w:ilvl w:val="0"/>
-                <w:numId w:val="3"/>
+                <w:numId w:val="4"/>
               </w:numPr>
               <w:spacing w:before="94" w:line="227" w:lineRule="auto"/>
               <w:ind w:left="425" w:leftChars="0" w:hanging="425" w:firstLineChars="0"/>
@@ -8549,7 +11556,7 @@
             <w:pPr>
               <w:numPr>
                 <w:ilvl w:val="0"/>
-                <w:numId w:val="3"/>
+                <w:numId w:val="4"/>
               </w:numPr>
               <w:spacing w:before="94" w:line="227" w:lineRule="auto"/>
               <w:ind w:left="425" w:leftChars="0" w:hanging="425" w:firstLineChars="0"/>
@@ -8574,7 +11581,7 @@
             <w:pPr>
               <w:numPr>
                 <w:ilvl w:val="0"/>
-                <w:numId w:val="3"/>
+                <w:numId w:val="4"/>
               </w:numPr>
               <w:spacing w:before="94" w:line="227" w:lineRule="auto"/>
               <w:ind w:left="425" w:leftChars="0" w:hanging="425" w:firstLineChars="0"/>
@@ -8599,7 +11606,7 @@
             <w:pPr>
               <w:numPr>
                 <w:ilvl w:val="0"/>
-                <w:numId w:val="3"/>
+                <w:numId w:val="4"/>
               </w:numPr>
               <w:spacing w:before="94" w:line="227" w:lineRule="auto"/>
               <w:ind w:left="425" w:leftChars="0" w:hanging="425" w:firstLineChars="0"/>
@@ -8624,7 +11631,7 @@
             <w:pPr>
               <w:numPr>
                 <w:ilvl w:val="0"/>
-                <w:numId w:val="3"/>
+                <w:numId w:val="4"/>
               </w:numPr>
               <w:spacing w:before="94" w:line="227" w:lineRule="auto"/>
               <w:ind w:left="425" w:leftChars="0" w:hanging="425" w:firstLineChars="0"/>
@@ -8649,7 +11656,7 @@
             <w:pPr>
               <w:numPr>
                 <w:ilvl w:val="0"/>
-                <w:numId w:val="3"/>
+                <w:numId w:val="4"/>
               </w:numPr>
               <w:spacing w:before="94" w:line="227" w:lineRule="auto"/>
               <w:ind w:left="425" w:leftChars="0" w:hanging="425" w:firstLineChars="0"/>
@@ -8674,7 +11681,7 @@
             <w:pPr>
               <w:numPr>
                 <w:ilvl w:val="0"/>
-                <w:numId w:val="3"/>
+                <w:numId w:val="4"/>
               </w:numPr>
               <w:spacing w:before="94" w:line="227" w:lineRule="auto"/>
               <w:ind w:left="425" w:leftChars="0" w:hanging="425" w:firstLineChars="0"/>
@@ -8699,7 +11706,7 @@
             <w:pPr>
               <w:numPr>
                 <w:ilvl w:val="0"/>
-                <w:numId w:val="3"/>
+                <w:numId w:val="4"/>
               </w:numPr>
               <w:spacing w:before="94" w:line="227" w:lineRule="auto"/>
               <w:ind w:left="425" w:leftChars="0" w:hanging="425" w:firstLineChars="0"/>
@@ -8724,7 +11731,7 @@
             <w:pPr>
               <w:numPr>
                 <w:ilvl w:val="0"/>
-                <w:numId w:val="3"/>
+                <w:numId w:val="4"/>
               </w:numPr>
               <w:spacing w:before="94" w:line="227" w:lineRule="auto"/>
               <w:ind w:left="425" w:leftChars="0" w:hanging="425" w:firstLineChars="0"/>
@@ -10288,7 +13295,7 @@
             <w:pPr>
               <w:numPr>
                 <w:ilvl w:val="0"/>
-                <w:numId w:val="4"/>
+                <w:numId w:val="5"/>
               </w:numPr>
               <w:spacing w:before="94" w:line="227" w:lineRule="auto"/>
               <w:ind w:left="425" w:leftChars="0" w:hanging="425" w:firstLineChars="0"/>
@@ -10311,7 +13318,7 @@
             <w:pPr>
               <w:numPr>
                 <w:ilvl w:val="0"/>
-                <w:numId w:val="4"/>
+                <w:numId w:val="5"/>
               </w:numPr>
               <w:spacing w:before="94" w:line="227" w:lineRule="auto"/>
               <w:ind w:left="425" w:leftChars="0" w:hanging="425" w:firstLineChars="0"/>
@@ -10334,7 +13341,7 @@
             <w:pPr>
               <w:numPr>
                 <w:ilvl w:val="0"/>
-                <w:numId w:val="4"/>
+                <w:numId w:val="5"/>
               </w:numPr>
               <w:spacing w:before="94" w:line="227" w:lineRule="auto"/>
               <w:ind w:left="425" w:leftChars="0" w:hanging="425" w:firstLineChars="0"/>
@@ -10357,7 +13364,7 @@
             <w:pPr>
               <w:numPr>
                 <w:ilvl w:val="0"/>
-                <w:numId w:val="4"/>
+                <w:numId w:val="5"/>
               </w:numPr>
               <w:spacing w:before="94" w:line="227" w:lineRule="auto"/>
               <w:ind w:left="425" w:leftChars="0" w:hanging="425" w:firstLineChars="0"/>
@@ -10380,7 +13387,7 @@
             <w:pPr>
               <w:numPr>
                 <w:ilvl w:val="0"/>
-                <w:numId w:val="4"/>
+                <w:numId w:val="5"/>
               </w:numPr>
               <w:spacing w:before="94" w:line="227" w:lineRule="auto"/>
               <w:ind w:left="425" w:leftChars="0" w:hanging="425" w:firstLineChars="0"/>
@@ -10403,7 +13410,7 @@
             <w:pPr>
               <w:numPr>
                 <w:ilvl w:val="0"/>
-                <w:numId w:val="4"/>
+                <w:numId w:val="5"/>
               </w:numPr>
               <w:spacing w:before="94" w:line="227" w:lineRule="auto"/>
               <w:ind w:left="425" w:leftChars="0" w:hanging="425" w:firstLineChars="0"/>
@@ -10426,7 +13433,7 @@
             <w:pPr>
               <w:numPr>
                 <w:ilvl w:val="0"/>
-                <w:numId w:val="4"/>
+                <w:numId w:val="5"/>
               </w:numPr>
               <w:spacing w:before="94" w:line="227" w:lineRule="auto"/>
               <w:ind w:left="425" w:leftChars="0" w:hanging="425" w:firstLineChars="0"/>
@@ -10449,7 +13456,7 @@
             <w:pPr>
               <w:numPr>
                 <w:ilvl w:val="0"/>
-                <w:numId w:val="4"/>
+                <w:numId w:val="5"/>
               </w:numPr>
               <w:spacing w:before="94" w:line="227" w:lineRule="auto"/>
               <w:ind w:left="425" w:leftChars="0" w:hanging="425" w:firstLineChars="0"/>
@@ -10472,7 +13479,7 @@
             <w:pPr>
               <w:numPr>
                 <w:ilvl w:val="0"/>
-                <w:numId w:val="4"/>
+                <w:numId w:val="5"/>
               </w:numPr>
               <w:spacing w:before="94" w:line="227" w:lineRule="auto"/>
               <w:ind w:left="425" w:leftChars="0" w:hanging="425" w:firstLineChars="0"/>
@@ -10495,7 +13502,7 @@
             <w:pPr>
               <w:numPr>
                 <w:ilvl w:val="0"/>
-                <w:numId w:val="4"/>
+                <w:numId w:val="5"/>
               </w:numPr>
               <w:spacing w:before="94" w:line="227" w:lineRule="auto"/>
               <w:ind w:left="425" w:leftChars="0" w:hanging="425" w:firstLineChars="0"/>
@@ -11875,7 +14882,7 @@
             <w:pPr>
               <w:numPr>
                 <w:ilvl w:val="0"/>
-                <w:numId w:val="5"/>
+                <w:numId w:val="6"/>
               </w:numPr>
               <w:spacing w:before="94" w:line="227" w:lineRule="auto"/>
               <w:ind w:left="425" w:leftChars="0" w:hanging="425" w:firstLineChars="0"/>
@@ -11898,7 +14905,7 @@
             <w:pPr>
               <w:numPr>
                 <w:ilvl w:val="0"/>
-                <w:numId w:val="5"/>
+                <w:numId w:val="6"/>
               </w:numPr>
               <w:spacing w:before="94" w:line="227" w:lineRule="auto"/>
               <w:ind w:left="425" w:leftChars="0" w:hanging="425" w:firstLineChars="0"/>
@@ -11921,7 +14928,7 @@
             <w:pPr>
               <w:numPr>
                 <w:ilvl w:val="0"/>
-                <w:numId w:val="5"/>
+                <w:numId w:val="6"/>
               </w:numPr>
               <w:spacing w:before="94" w:line="227" w:lineRule="auto"/>
               <w:ind w:left="425" w:leftChars="0" w:hanging="425" w:firstLineChars="0"/>
@@ -11944,7 +14951,7 @@
             <w:pPr>
               <w:numPr>
                 <w:ilvl w:val="0"/>
-                <w:numId w:val="5"/>
+                <w:numId w:val="6"/>
               </w:numPr>
               <w:spacing w:before="94" w:line="227" w:lineRule="auto"/>
               <w:ind w:left="425" w:leftChars="0" w:hanging="425" w:firstLineChars="0"/>
@@ -11967,7 +14974,7 @@
             <w:pPr>
               <w:numPr>
                 <w:ilvl w:val="0"/>
-                <w:numId w:val="5"/>
+                <w:numId w:val="6"/>
               </w:numPr>
               <w:spacing w:before="94" w:line="227" w:lineRule="auto"/>
               <w:ind w:left="425" w:leftChars="0" w:hanging="425" w:firstLineChars="0"/>
@@ -11990,7 +14997,7 @@
             <w:pPr>
               <w:numPr>
                 <w:ilvl w:val="0"/>
-                <w:numId w:val="5"/>
+                <w:numId w:val="6"/>
               </w:numPr>
               <w:spacing w:before="94" w:line="227" w:lineRule="auto"/>
               <w:ind w:left="425" w:leftChars="0" w:hanging="425" w:firstLineChars="0"/>
@@ -13268,7 +16275,7 @@
             <w:pPr>
               <w:numPr>
                 <w:ilvl w:val="0"/>
-                <w:numId w:val="6"/>
+                <w:numId w:val="7"/>
               </w:numPr>
               <w:spacing w:before="94" w:line="227" w:lineRule="auto"/>
               <w:ind w:left="425" w:leftChars="0" w:hanging="425" w:firstLineChars="0"/>
@@ -13291,7 +16298,7 @@
             <w:pPr>
               <w:numPr>
                 <w:ilvl w:val="0"/>
-                <w:numId w:val="6"/>
+                <w:numId w:val="7"/>
               </w:numPr>
               <w:spacing w:before="94" w:line="227" w:lineRule="auto"/>
               <w:ind w:left="425" w:leftChars="0" w:hanging="425" w:firstLineChars="0"/>
@@ -13331,7 +16338,7 @@
             <w:pPr>
               <w:numPr>
                 <w:ilvl w:val="0"/>
-                <w:numId w:val="6"/>
+                <w:numId w:val="7"/>
               </w:numPr>
               <w:spacing w:before="94" w:line="227" w:lineRule="auto"/>
               <w:ind w:left="425" w:leftChars="0" w:hanging="425" w:firstLineChars="0"/>
@@ -13354,7 +16361,7 @@
             <w:pPr>
               <w:numPr>
                 <w:ilvl w:val="0"/>
-                <w:numId w:val="6"/>
+                <w:numId w:val="7"/>
               </w:numPr>
               <w:spacing w:before="94" w:line="227" w:lineRule="auto"/>
               <w:ind w:left="425" w:leftChars="0" w:hanging="425" w:firstLineChars="0"/>
@@ -13377,7 +16384,7 @@
             <w:pPr>
               <w:numPr>
                 <w:ilvl w:val="0"/>
-                <w:numId w:val="6"/>
+                <w:numId w:val="7"/>
               </w:numPr>
               <w:spacing w:before="94" w:line="227" w:lineRule="auto"/>
               <w:ind w:left="425" w:leftChars="0" w:hanging="425" w:firstLineChars="0"/>
@@ -13400,7 +16407,7 @@
             <w:pPr>
               <w:numPr>
                 <w:ilvl w:val="0"/>
-                <w:numId w:val="6"/>
+                <w:numId w:val="7"/>
               </w:numPr>
               <w:spacing w:before="94" w:line="227" w:lineRule="auto"/>
               <w:ind w:left="425" w:leftChars="0" w:hanging="425" w:firstLineChars="0"/>
@@ -13440,7 +16447,7 @@
             <w:pPr>
               <w:numPr>
                 <w:ilvl w:val="0"/>
-                <w:numId w:val="6"/>
+                <w:numId w:val="7"/>
               </w:numPr>
               <w:spacing w:before="94" w:line="227" w:lineRule="auto"/>
               <w:ind w:left="425" w:leftChars="0" w:hanging="425" w:firstLineChars="0"/>
@@ -13463,7 +16470,7 @@
             <w:pPr>
               <w:numPr>
                 <w:ilvl w:val="0"/>
-                <w:numId w:val="6"/>
+                <w:numId w:val="7"/>
               </w:numPr>
               <w:spacing w:before="94" w:line="227" w:lineRule="auto"/>
               <w:ind w:left="425" w:leftChars="0" w:hanging="425" w:firstLineChars="0"/>
@@ -13486,7 +16493,7 @@
             <w:pPr>
               <w:numPr>
                 <w:ilvl w:val="0"/>
-                <w:numId w:val="6"/>
+                <w:numId w:val="7"/>
               </w:numPr>
               <w:spacing w:before="94" w:line="227" w:lineRule="auto"/>
               <w:ind w:left="425" w:leftChars="0" w:hanging="425" w:firstLineChars="0"/>
@@ -13509,7 +16516,7 @@
             <w:pPr>
               <w:numPr>
                 <w:ilvl w:val="0"/>
-                <w:numId w:val="6"/>
+                <w:numId w:val="7"/>
               </w:numPr>
               <w:spacing w:before="94" w:line="227" w:lineRule="auto"/>
               <w:ind w:left="425" w:leftChars="0" w:hanging="425" w:firstLineChars="0"/>
@@ -14789,7 +17796,7 @@
             <w:pPr>
               <w:numPr>
                 <w:ilvl w:val="0"/>
-                <w:numId w:val="7"/>
+                <w:numId w:val="8"/>
               </w:numPr>
               <w:spacing w:before="94" w:line="227" w:lineRule="auto"/>
               <w:ind w:left="425" w:leftChars="0" w:hanging="425" w:firstLineChars="0"/>
@@ -14812,7 +17819,7 @@
             <w:pPr>
               <w:numPr>
                 <w:ilvl w:val="0"/>
-                <w:numId w:val="7"/>
+                <w:numId w:val="8"/>
               </w:numPr>
               <w:spacing w:before="94" w:line="227" w:lineRule="auto"/>
               <w:ind w:left="425" w:leftChars="0" w:hanging="425" w:firstLineChars="0"/>
@@ -14835,7 +17842,7 @@
             <w:pPr>
               <w:numPr>
                 <w:ilvl w:val="0"/>
-                <w:numId w:val="7"/>
+                <w:numId w:val="8"/>
               </w:numPr>
               <w:spacing w:before="94" w:line="227" w:lineRule="auto"/>
               <w:ind w:left="425" w:leftChars="0" w:hanging="425" w:firstLineChars="0"/>
@@ -14858,7 +17865,7 @@
             <w:pPr>
               <w:numPr>
                 <w:ilvl w:val="0"/>
-                <w:numId w:val="7"/>
+                <w:numId w:val="8"/>
               </w:numPr>
               <w:spacing w:before="94" w:line="227" w:lineRule="auto"/>
               <w:ind w:left="425" w:leftChars="0" w:hanging="425" w:firstLineChars="0"/>
@@ -14881,7 +17888,7 @@
             <w:pPr>
               <w:numPr>
                 <w:ilvl w:val="0"/>
-                <w:numId w:val="7"/>
+                <w:numId w:val="8"/>
               </w:numPr>
               <w:spacing w:before="94" w:line="227" w:lineRule="auto"/>
               <w:ind w:left="425" w:leftChars="0" w:hanging="425" w:firstLineChars="0"/>
@@ -14904,7 +17911,7 @@
             <w:pPr>
               <w:numPr>
                 <w:ilvl w:val="0"/>
-                <w:numId w:val="7"/>
+                <w:numId w:val="8"/>
               </w:numPr>
               <w:spacing w:before="94" w:line="227" w:lineRule="auto"/>
               <w:ind w:left="425" w:leftChars="0" w:hanging="425" w:firstLineChars="0"/>
@@ -14927,7 +17934,7 @@
             <w:pPr>
               <w:numPr>
                 <w:ilvl w:val="0"/>
-                <w:numId w:val="7"/>
+                <w:numId w:val="8"/>
               </w:numPr>
               <w:spacing w:before="94" w:line="227" w:lineRule="auto"/>
               <w:ind w:left="425" w:leftChars="0" w:hanging="425" w:firstLineChars="0"/>
@@ -14950,7 +17957,7 @@
             <w:pPr>
               <w:numPr>
                 <w:ilvl w:val="0"/>
-                <w:numId w:val="7"/>
+                <w:numId w:val="8"/>
               </w:numPr>
               <w:spacing w:before="94" w:line="227" w:lineRule="auto"/>
               <w:ind w:left="425" w:leftChars="0" w:hanging="425" w:firstLineChars="0"/>
@@ -14973,7 +17980,7 @@
             <w:pPr>
               <w:numPr>
                 <w:ilvl w:val="0"/>
-                <w:numId w:val="7"/>
+                <w:numId w:val="8"/>
               </w:numPr>
               <w:spacing w:before="94" w:line="227" w:lineRule="auto"/>
               <w:ind w:left="425" w:leftChars="0" w:hanging="425" w:firstLineChars="0"/>
@@ -16261,7 +19268,7 @@
             <w:pPr>
               <w:numPr>
                 <w:ilvl w:val="0"/>
-                <w:numId w:val="8"/>
+                <w:numId w:val="9"/>
               </w:numPr>
               <w:spacing w:before="94" w:line="227" w:lineRule="auto"/>
               <w:ind w:left="425" w:leftChars="0" w:hanging="425" w:firstLineChars="0"/>
@@ -16284,7 +19291,7 @@
             <w:pPr>
               <w:numPr>
                 <w:ilvl w:val="0"/>
-                <w:numId w:val="8"/>
+                <w:numId w:val="9"/>
               </w:numPr>
               <w:spacing w:before="94" w:line="227" w:lineRule="auto"/>
               <w:ind w:left="425" w:leftChars="0" w:hanging="425" w:firstLineChars="0"/>
@@ -16307,7 +19314,7 @@
             <w:pPr>
               <w:numPr>
                 <w:ilvl w:val="0"/>
-                <w:numId w:val="8"/>
+                <w:numId w:val="9"/>
               </w:numPr>
               <w:spacing w:before="94" w:line="227" w:lineRule="auto"/>
               <w:ind w:left="425" w:leftChars="0" w:hanging="425" w:firstLineChars="0"/>
@@ -16330,7 +19337,7 @@
             <w:pPr>
               <w:numPr>
                 <w:ilvl w:val="0"/>
-                <w:numId w:val="8"/>
+                <w:numId w:val="9"/>
               </w:numPr>
               <w:spacing w:before="94" w:line="227" w:lineRule="auto"/>
               <w:ind w:left="425" w:leftChars="0" w:hanging="425" w:firstLineChars="0"/>
@@ -16353,7 +19360,7 @@
             <w:pPr>
               <w:numPr>
                 <w:ilvl w:val="0"/>
-                <w:numId w:val="8"/>
+                <w:numId w:val="9"/>
               </w:numPr>
               <w:spacing w:before="94" w:line="227" w:lineRule="auto"/>
               <w:ind w:left="425" w:leftChars="0" w:hanging="425" w:firstLineChars="0"/>
@@ -16376,7 +19383,7 @@
             <w:pPr>
               <w:numPr>
                 <w:ilvl w:val="0"/>
-                <w:numId w:val="8"/>
+                <w:numId w:val="9"/>
               </w:numPr>
               <w:spacing w:before="94" w:line="227" w:lineRule="auto"/>
               <w:ind w:left="425" w:leftChars="0" w:hanging="425" w:firstLineChars="0"/>
@@ -16399,7 +19406,7 @@
             <w:pPr>
               <w:numPr>
                 <w:ilvl w:val="0"/>
-                <w:numId w:val="8"/>
+                <w:numId w:val="9"/>
               </w:numPr>
               <w:spacing w:before="94" w:line="227" w:lineRule="auto"/>
               <w:ind w:left="425" w:leftChars="0" w:hanging="425" w:firstLineChars="0"/>
@@ -16422,7 +19429,7 @@
             <w:pPr>
               <w:numPr>
                 <w:ilvl w:val="0"/>
-                <w:numId w:val="8"/>
+                <w:numId w:val="9"/>
               </w:numPr>
               <w:spacing w:before="94" w:line="227" w:lineRule="auto"/>
               <w:ind w:left="425" w:leftChars="0" w:hanging="425" w:firstLineChars="0"/>
@@ -16445,7 +19452,7 @@
             <w:pPr>
               <w:numPr>
                 <w:ilvl w:val="0"/>
-                <w:numId w:val="8"/>
+                <w:numId w:val="9"/>
               </w:numPr>
               <w:spacing w:before="94" w:line="227" w:lineRule="auto"/>
               <w:ind w:left="425" w:leftChars="0" w:hanging="425" w:firstLineChars="0"/>
@@ -16468,7 +19475,7 @@
             <w:pPr>
               <w:numPr>
                 <w:ilvl w:val="0"/>
-                <w:numId w:val="8"/>
+                <w:numId w:val="9"/>
               </w:numPr>
               <w:spacing w:before="94" w:line="227" w:lineRule="auto"/>
               <w:ind w:left="425" w:leftChars="0" w:hanging="425" w:firstLineChars="0"/>
@@ -17780,7 +20787,7 @@
             <w:pPr>
               <w:numPr>
                 <w:ilvl w:val="0"/>
-                <w:numId w:val="9"/>
+                <w:numId w:val="10"/>
               </w:numPr>
               <w:spacing w:before="94" w:line="227" w:lineRule="auto"/>
               <w:ind w:left="425" w:leftChars="0" w:hanging="425" w:firstLineChars="0"/>
@@ -17803,7 +20810,7 @@
             <w:pPr>
               <w:numPr>
                 <w:ilvl w:val="0"/>
-                <w:numId w:val="9"/>
+                <w:numId w:val="10"/>
               </w:numPr>
               <w:spacing w:before="94" w:line="227" w:lineRule="auto"/>
               <w:ind w:left="425" w:leftChars="0" w:hanging="425" w:firstLineChars="0"/>
@@ -17826,7 +20833,7 @@
             <w:pPr>
               <w:numPr>
                 <w:ilvl w:val="0"/>
-                <w:numId w:val="9"/>
+                <w:numId w:val="10"/>
               </w:numPr>
               <w:spacing w:before="94" w:line="227" w:lineRule="auto"/>
               <w:ind w:left="425" w:leftChars="0" w:hanging="425" w:firstLineChars="0"/>
@@ -17849,7 +20856,7 @@
             <w:pPr>
               <w:numPr>
                 <w:ilvl w:val="0"/>
-                <w:numId w:val="9"/>
+                <w:numId w:val="10"/>
               </w:numPr>
               <w:spacing w:before="94" w:line="227" w:lineRule="auto"/>
               <w:ind w:left="425" w:leftChars="0" w:hanging="425" w:firstLineChars="0"/>
@@ -17872,7 +20879,7 @@
             <w:pPr>
               <w:numPr>
                 <w:ilvl w:val="0"/>
-                <w:numId w:val="9"/>
+                <w:numId w:val="10"/>
               </w:numPr>
               <w:spacing w:before="94" w:line="227" w:lineRule="auto"/>
               <w:ind w:left="425" w:leftChars="0" w:hanging="425" w:firstLineChars="0"/>
@@ -17895,7 +20902,7 @@
             <w:pPr>
               <w:numPr>
                 <w:ilvl w:val="0"/>
-                <w:numId w:val="9"/>
+                <w:numId w:val="10"/>
               </w:numPr>
               <w:spacing w:before="94" w:line="227" w:lineRule="auto"/>
               <w:ind w:left="425" w:leftChars="0" w:hanging="425" w:firstLineChars="0"/>
@@ -17918,7 +20925,7 @@
             <w:pPr>
               <w:numPr>
                 <w:ilvl w:val="0"/>
-                <w:numId w:val="9"/>
+                <w:numId w:val="10"/>
               </w:numPr>
               <w:spacing w:before="94" w:line="227" w:lineRule="auto"/>
               <w:ind w:left="425" w:leftChars="0" w:hanging="425" w:firstLineChars="0"/>
@@ -17941,7 +20948,7 @@
             <w:pPr>
               <w:numPr>
                 <w:ilvl w:val="0"/>
-                <w:numId w:val="9"/>
+                <w:numId w:val="10"/>
               </w:numPr>
               <w:spacing w:before="94" w:line="227" w:lineRule="auto"/>
               <w:ind w:left="425" w:leftChars="0" w:hanging="425" w:firstLineChars="0"/>
@@ -17964,7 +20971,7 @@
             <w:pPr>
               <w:numPr>
                 <w:ilvl w:val="0"/>
-                <w:numId w:val="9"/>
+                <w:numId w:val="10"/>
               </w:numPr>
               <w:spacing w:before="94" w:line="227" w:lineRule="auto"/>
               <w:ind w:left="425" w:leftChars="0" w:hanging="425" w:firstLineChars="0"/>
@@ -17987,7 +20994,7 @@
             <w:pPr>
               <w:numPr>
                 <w:ilvl w:val="0"/>
-                <w:numId w:val="9"/>
+                <w:numId w:val="10"/>
               </w:numPr>
               <w:spacing w:before="94" w:line="227" w:lineRule="auto"/>
               <w:ind w:left="425" w:leftChars="0" w:hanging="425" w:firstLineChars="0"/>
@@ -18712,12 +21719,6 @@
             <w:insideH w:val="single" w:color="000000" w:sz="4" w:space="0"/>
             <w:insideV w:val="single" w:color="000000" w:sz="4" w:space="0"/>
           </w:tblBorders>
-          <w:tblCellMar>
-            <w:top w:w="0" w:type="dxa"/>
-            <w:left w:w="0" w:type="dxa"/>
-            <w:bottom w:w="0" w:type="dxa"/>
-            <w:right w:w="0" w:type="dxa"/>
-          </w:tblCellMar>
         </w:tblPrEx>
         <w:trPr>
           <w:trHeight w:val="643" w:hRule="atLeast"/>
@@ -19281,7 +22282,7 @@
             <w:pPr>
               <w:numPr>
                 <w:ilvl w:val="0"/>
-                <w:numId w:val="10"/>
+                <w:numId w:val="11"/>
               </w:numPr>
               <w:spacing w:before="94" w:line="227" w:lineRule="auto"/>
               <w:ind w:left="425" w:leftChars="0" w:hanging="425" w:firstLineChars="0"/>
@@ -19304,7 +22305,7 @@
             <w:pPr>
               <w:numPr>
                 <w:ilvl w:val="0"/>
-                <w:numId w:val="10"/>
+                <w:numId w:val="11"/>
               </w:numPr>
               <w:spacing w:before="94" w:line="227" w:lineRule="auto"/>
               <w:ind w:left="425" w:leftChars="0" w:hanging="425" w:firstLineChars="0"/>
@@ -19327,7 +22328,7 @@
             <w:pPr>
               <w:numPr>
                 <w:ilvl w:val="0"/>
-                <w:numId w:val="10"/>
+                <w:numId w:val="11"/>
               </w:numPr>
               <w:spacing w:before="94" w:line="227" w:lineRule="auto"/>
               <w:ind w:left="425" w:leftChars="0" w:hanging="425" w:firstLineChars="0"/>
@@ -19350,7 +22351,7 @@
             <w:pPr>
               <w:numPr>
                 <w:ilvl w:val="0"/>
-                <w:numId w:val="10"/>
+                <w:numId w:val="11"/>
               </w:numPr>
               <w:spacing w:before="94" w:line="227" w:lineRule="auto"/>
               <w:ind w:left="425" w:leftChars="0" w:hanging="425" w:firstLineChars="0"/>
@@ -19373,7 +22374,7 @@
             <w:pPr>
               <w:numPr>
                 <w:ilvl w:val="0"/>
-                <w:numId w:val="10"/>
+                <w:numId w:val="11"/>
               </w:numPr>
               <w:spacing w:before="94" w:line="227" w:lineRule="auto"/>
               <w:ind w:left="425" w:leftChars="0" w:hanging="425" w:firstLineChars="0"/>
@@ -19396,7 +22397,7 @@
             <w:pPr>
               <w:numPr>
                 <w:ilvl w:val="0"/>
-                <w:numId w:val="10"/>
+                <w:numId w:val="11"/>
               </w:numPr>
               <w:spacing w:before="94" w:line="227" w:lineRule="auto"/>
               <w:ind w:left="425" w:leftChars="0" w:hanging="425" w:firstLineChars="0"/>
@@ -19419,7 +22420,7 @@
             <w:pPr>
               <w:numPr>
                 <w:ilvl w:val="0"/>
-                <w:numId w:val="10"/>
+                <w:numId w:val="11"/>
               </w:numPr>
               <w:spacing w:before="94" w:line="227" w:lineRule="auto"/>
               <w:ind w:left="425" w:leftChars="0" w:hanging="425" w:firstLineChars="0"/>
@@ -19442,7 +22443,7 @@
             <w:pPr>
               <w:numPr>
                 <w:ilvl w:val="0"/>
-                <w:numId w:val="10"/>
+                <w:numId w:val="11"/>
               </w:numPr>
               <w:spacing w:before="94" w:line="227" w:lineRule="auto"/>
               <w:ind w:left="425" w:leftChars="0" w:hanging="425" w:firstLineChars="0"/>
@@ -19465,7 +22466,7 @@
             <w:pPr>
               <w:numPr>
                 <w:ilvl w:val="0"/>
-                <w:numId w:val="10"/>
+                <w:numId w:val="11"/>
               </w:numPr>
               <w:spacing w:before="94" w:line="227" w:lineRule="auto"/>
               <w:ind w:left="425" w:leftChars="0" w:hanging="425" w:firstLineChars="0"/>
@@ -19488,7 +22489,7 @@
             <w:pPr>
               <w:numPr>
                 <w:ilvl w:val="0"/>
-                <w:numId w:val="10"/>
+                <w:numId w:val="11"/>
               </w:numPr>
               <w:spacing w:before="94" w:line="227" w:lineRule="auto"/>
               <w:ind w:left="425" w:leftChars="0" w:hanging="425" w:firstLineChars="0"/>
@@ -20829,7 +23830,7 @@
             <w:pPr>
               <w:numPr>
                 <w:ilvl w:val="0"/>
-                <w:numId w:val="11"/>
+                <w:numId w:val="12"/>
               </w:numPr>
               <w:spacing w:before="94" w:line="227" w:lineRule="auto"/>
               <w:ind w:left="425" w:leftChars="0" w:hanging="425" w:firstLineChars="0"/>
@@ -20852,7 +23853,7 @@
             <w:pPr>
               <w:numPr>
                 <w:ilvl w:val="0"/>
-                <w:numId w:val="11"/>
+                <w:numId w:val="12"/>
               </w:numPr>
               <w:spacing w:before="94" w:line="227" w:lineRule="auto"/>
               <w:ind w:left="425" w:leftChars="0" w:hanging="425" w:firstLineChars="0"/>
@@ -20875,7 +23876,7 @@
             <w:pPr>
               <w:numPr>
                 <w:ilvl w:val="0"/>
-                <w:numId w:val="11"/>
+                <w:numId w:val="12"/>
               </w:numPr>
               <w:spacing w:before="94" w:line="227" w:lineRule="auto"/>
               <w:ind w:left="425" w:leftChars="0" w:hanging="425" w:firstLineChars="0"/>
@@ -20898,7 +23899,7 @@
             <w:pPr>
               <w:numPr>
                 <w:ilvl w:val="0"/>
-                <w:numId w:val="11"/>
+                <w:numId w:val="12"/>
               </w:numPr>
               <w:spacing w:before="94" w:line="227" w:lineRule="auto"/>
               <w:ind w:left="425" w:leftChars="0" w:hanging="425" w:firstLineChars="0"/>
@@ -20921,7 +23922,7 @@
             <w:pPr>
               <w:numPr>
                 <w:ilvl w:val="0"/>
-                <w:numId w:val="11"/>
+                <w:numId w:val="12"/>
               </w:numPr>
               <w:spacing w:before="94" w:line="227" w:lineRule="auto"/>
               <w:ind w:left="425" w:leftChars="0" w:hanging="425" w:firstLineChars="0"/>
@@ -20944,7 +23945,7 @@
             <w:pPr>
               <w:numPr>
                 <w:ilvl w:val="0"/>
-                <w:numId w:val="11"/>
+                <w:numId w:val="12"/>
               </w:numPr>
               <w:spacing w:before="94" w:line="227" w:lineRule="auto"/>
               <w:ind w:left="425" w:leftChars="0" w:hanging="425" w:firstLineChars="0"/>
@@ -20967,7 +23968,7 @@
             <w:pPr>
               <w:numPr>
                 <w:ilvl w:val="0"/>
-                <w:numId w:val="11"/>
+                <w:numId w:val="12"/>
               </w:numPr>
               <w:spacing w:before="94" w:line="227" w:lineRule="auto"/>
               <w:ind w:left="425" w:leftChars="0" w:hanging="425" w:firstLineChars="0"/>
@@ -20990,7 +23991,7 @@
             <w:pPr>
               <w:numPr>
                 <w:ilvl w:val="0"/>
-                <w:numId w:val="11"/>
+                <w:numId w:val="12"/>
               </w:numPr>
               <w:spacing w:before="94" w:line="227" w:lineRule="auto"/>
               <w:ind w:left="425" w:leftChars="0" w:hanging="425" w:firstLineChars="0"/>
@@ -21013,7 +24014,7 @@
             <w:pPr>
               <w:numPr>
                 <w:ilvl w:val="0"/>
-                <w:numId w:val="11"/>
+                <w:numId w:val="12"/>
               </w:numPr>
               <w:spacing w:before="94" w:line="227" w:lineRule="auto"/>
               <w:ind w:left="425" w:leftChars="0" w:hanging="425" w:firstLineChars="0"/>
@@ -21036,7 +24037,7 @@
             <w:pPr>
               <w:numPr>
                 <w:ilvl w:val="0"/>
-                <w:numId w:val="11"/>
+                <w:numId w:val="12"/>
               </w:numPr>
               <w:spacing w:before="94" w:line="227" w:lineRule="auto"/>
               <w:ind w:left="425" w:leftChars="0" w:hanging="425" w:firstLineChars="0"/>
@@ -21059,7 +24060,7 @@
             <w:pPr>
               <w:numPr>
                 <w:ilvl w:val="0"/>
-                <w:numId w:val="11"/>
+                <w:numId w:val="12"/>
               </w:numPr>
               <w:spacing w:before="94" w:line="227" w:lineRule="auto"/>
               <w:ind w:left="425" w:leftChars="0" w:hanging="425" w:firstLineChars="0"/>
@@ -22320,7 +25321,7 @@
             <w:pPr>
               <w:numPr>
                 <w:ilvl w:val="0"/>
-                <w:numId w:val="12"/>
+                <w:numId w:val="13"/>
               </w:numPr>
               <w:spacing w:before="94" w:line="227" w:lineRule="auto"/>
               <w:ind w:left="425" w:leftChars="0" w:hanging="425" w:firstLineChars="0"/>
@@ -22343,7 +25344,7 @@
             <w:pPr>
               <w:numPr>
                 <w:ilvl w:val="0"/>
-                <w:numId w:val="12"/>
+                <w:numId w:val="13"/>
               </w:numPr>
               <w:spacing w:before="94" w:line="227" w:lineRule="auto"/>
               <w:ind w:left="425" w:leftChars="0" w:hanging="425" w:firstLineChars="0"/>
@@ -22366,7 +25367,7 @@
             <w:pPr>
               <w:numPr>
                 <w:ilvl w:val="0"/>
-                <w:numId w:val="12"/>
+                <w:numId w:val="13"/>
               </w:numPr>
               <w:spacing w:before="94" w:line="227" w:lineRule="auto"/>
               <w:ind w:left="425" w:leftChars="0" w:hanging="425" w:firstLineChars="0"/>
@@ -22389,7 +25390,7 @@
             <w:pPr>
               <w:numPr>
                 <w:ilvl w:val="0"/>
-                <w:numId w:val="12"/>
+                <w:numId w:val="13"/>
               </w:numPr>
               <w:spacing w:before="94" w:line="227" w:lineRule="auto"/>
               <w:ind w:left="425" w:leftChars="0" w:hanging="425" w:firstLineChars="0"/>
@@ -22412,7 +25413,7 @@
             <w:pPr>
               <w:numPr>
                 <w:ilvl w:val="0"/>
-                <w:numId w:val="12"/>
+                <w:numId w:val="13"/>
               </w:numPr>
               <w:spacing w:before="94" w:line="227" w:lineRule="auto"/>
               <w:ind w:left="425" w:leftChars="0" w:hanging="425" w:firstLineChars="0"/>
@@ -22435,7 +25436,7 @@
             <w:pPr>
               <w:numPr>
                 <w:ilvl w:val="0"/>
-                <w:numId w:val="12"/>
+                <w:numId w:val="13"/>
               </w:numPr>
               <w:spacing w:before="94" w:line="227" w:lineRule="auto"/>
               <w:ind w:left="425" w:leftChars="0" w:hanging="425" w:firstLineChars="0"/>
@@ -22458,7 +25459,7 @@
             <w:pPr>
               <w:numPr>
                 <w:ilvl w:val="0"/>
-                <w:numId w:val="12"/>
+                <w:numId w:val="13"/>
               </w:numPr>
               <w:spacing w:before="94" w:line="227" w:lineRule="auto"/>
               <w:ind w:left="425" w:leftChars="0" w:hanging="425" w:firstLineChars="0"/>
@@ -22481,7 +25482,7 @@
             <w:pPr>
               <w:numPr>
                 <w:ilvl w:val="0"/>
-                <w:numId w:val="12"/>
+                <w:numId w:val="13"/>
               </w:numPr>
               <w:spacing w:before="94" w:line="227" w:lineRule="auto"/>
               <w:ind w:left="425" w:leftChars="0" w:hanging="425" w:firstLineChars="0"/>
@@ -22504,7 +25505,7 @@
             <w:pPr>
               <w:numPr>
                 <w:ilvl w:val="0"/>
-                <w:numId w:val="12"/>
+                <w:numId w:val="13"/>
               </w:numPr>
               <w:spacing w:before="94" w:line="227" w:lineRule="auto"/>
               <w:ind w:left="425" w:leftChars="0" w:hanging="425" w:firstLineChars="0"/>
@@ -23851,7 +26852,7 @@
             <w:pPr>
               <w:numPr>
                 <w:ilvl w:val="0"/>
-                <w:numId w:val="13"/>
+                <w:numId w:val="14"/>
               </w:numPr>
               <w:spacing w:before="94" w:line="227" w:lineRule="auto"/>
               <w:ind w:left="425" w:leftChars="0" w:hanging="425" w:firstLineChars="0"/>
@@ -23874,7 +26875,7 @@
             <w:pPr>
               <w:numPr>
                 <w:ilvl w:val="0"/>
-                <w:numId w:val="13"/>
+                <w:numId w:val="14"/>
               </w:numPr>
               <w:spacing w:before="94" w:line="227" w:lineRule="auto"/>
               <w:ind w:left="425" w:leftChars="0" w:hanging="425" w:firstLineChars="0"/>
@@ -23897,7 +26898,7 @@
             <w:pPr>
               <w:numPr>
                 <w:ilvl w:val="0"/>
-                <w:numId w:val="13"/>
+                <w:numId w:val="14"/>
               </w:numPr>
               <w:spacing w:before="94" w:line="227" w:lineRule="auto"/>
               <w:ind w:left="425" w:leftChars="0" w:hanging="425" w:firstLineChars="0"/>
@@ -23920,7 +26921,7 @@
             <w:pPr>
               <w:numPr>
                 <w:ilvl w:val="0"/>
-                <w:numId w:val="13"/>
+                <w:numId w:val="14"/>
               </w:numPr>
               <w:spacing w:before="94" w:line="227" w:lineRule="auto"/>
               <w:ind w:left="425" w:leftChars="0" w:hanging="425" w:firstLineChars="0"/>
@@ -23943,7 +26944,7 @@
             <w:pPr>
               <w:numPr>
                 <w:ilvl w:val="0"/>
-                <w:numId w:val="13"/>
+                <w:numId w:val="14"/>
               </w:numPr>
               <w:spacing w:before="94" w:line="227" w:lineRule="auto"/>
               <w:ind w:left="425" w:leftChars="0" w:hanging="425" w:firstLineChars="0"/>
@@ -23966,7 +26967,7 @@
             <w:pPr>
               <w:numPr>
                 <w:ilvl w:val="0"/>
-                <w:numId w:val="13"/>
+                <w:numId w:val="14"/>
               </w:numPr>
               <w:spacing w:before="94" w:line="227" w:lineRule="auto"/>
               <w:ind w:left="425" w:leftChars="0" w:hanging="425" w:firstLineChars="0"/>
@@ -23989,7 +26990,7 @@
             <w:pPr>
               <w:numPr>
                 <w:ilvl w:val="0"/>
-                <w:numId w:val="13"/>
+                <w:numId w:val="14"/>
               </w:numPr>
               <w:spacing w:before="94" w:line="227" w:lineRule="auto"/>
               <w:ind w:left="425" w:leftChars="0" w:hanging="425" w:firstLineChars="0"/>
@@ -24012,7 +27013,7 @@
             <w:pPr>
               <w:numPr>
                 <w:ilvl w:val="0"/>
-                <w:numId w:val="13"/>
+                <w:numId w:val="14"/>
               </w:numPr>
               <w:spacing w:before="94" w:line="227" w:lineRule="auto"/>
               <w:ind w:left="425" w:leftChars="0" w:hanging="425" w:firstLineChars="0"/>
@@ -24035,7 +27036,7 @@
             <w:pPr>
               <w:numPr>
                 <w:ilvl w:val="0"/>
-                <w:numId w:val="13"/>
+                <w:numId w:val="14"/>
               </w:numPr>
               <w:spacing w:before="94" w:line="227" w:lineRule="auto"/>
               <w:ind w:left="425" w:leftChars="0" w:hanging="425" w:firstLineChars="0"/>
@@ -24058,7 +27059,7 @@
             <w:pPr>
               <w:numPr>
                 <w:ilvl w:val="0"/>
-                <w:numId w:val="13"/>
+                <w:numId w:val="14"/>
               </w:numPr>
               <w:spacing w:before="94" w:line="227" w:lineRule="auto"/>
               <w:ind w:left="425" w:leftChars="0" w:hanging="425" w:firstLineChars="0"/>
@@ -25360,7 +28361,7 @@
             <w:pPr>
               <w:numPr>
                 <w:ilvl w:val="0"/>
-                <w:numId w:val="14"/>
+                <w:numId w:val="15"/>
               </w:numPr>
               <w:spacing w:before="94" w:line="227" w:lineRule="auto"/>
               <w:ind w:left="425" w:leftChars="0" w:hanging="425" w:firstLineChars="0"/>
@@ -25383,7 +28384,7 @@
             <w:pPr>
               <w:numPr>
                 <w:ilvl w:val="0"/>
-                <w:numId w:val="14"/>
+                <w:numId w:val="15"/>
               </w:numPr>
               <w:spacing w:before="94" w:line="227" w:lineRule="auto"/>
               <w:ind w:left="425" w:leftChars="0" w:hanging="425" w:firstLineChars="0"/>
@@ -25406,7 +28407,7 @@
             <w:pPr>
               <w:numPr>
                 <w:ilvl w:val="0"/>
-                <w:numId w:val="14"/>
+                <w:numId w:val="15"/>
               </w:numPr>
               <w:spacing w:before="94" w:line="227" w:lineRule="auto"/>
               <w:ind w:left="425" w:leftChars="0" w:hanging="425" w:firstLineChars="0"/>
@@ -25429,7 +28430,7 @@
             <w:pPr>
               <w:numPr>
                 <w:ilvl w:val="0"/>
-                <w:numId w:val="14"/>
+                <w:numId w:val="15"/>
               </w:numPr>
               <w:spacing w:before="94" w:line="227" w:lineRule="auto"/>
               <w:ind w:left="425" w:leftChars="0" w:hanging="425" w:firstLineChars="0"/>
@@ -25452,7 +28453,7 @@
             <w:pPr>
               <w:numPr>
                 <w:ilvl w:val="0"/>
-                <w:numId w:val="14"/>
+                <w:numId w:val="15"/>
               </w:numPr>
               <w:spacing w:before="94" w:line="227" w:lineRule="auto"/>
               <w:ind w:left="425" w:leftChars="0" w:hanging="425" w:firstLineChars="0"/>
@@ -25475,7 +28476,7 @@
             <w:pPr>
               <w:numPr>
                 <w:ilvl w:val="0"/>
-                <w:numId w:val="14"/>
+                <w:numId w:val="15"/>
               </w:numPr>
               <w:spacing w:before="94" w:line="227" w:lineRule="auto"/>
               <w:ind w:left="425" w:leftChars="0" w:hanging="425" w:firstLineChars="0"/>
@@ -25498,7 +28499,7 @@
             <w:pPr>
               <w:numPr>
                 <w:ilvl w:val="0"/>
-                <w:numId w:val="14"/>
+                <w:numId w:val="15"/>
               </w:numPr>
               <w:spacing w:before="94" w:line="227" w:lineRule="auto"/>
               <w:ind w:left="425" w:leftChars="0" w:hanging="425" w:firstLineChars="0"/>
@@ -26829,7 +29830,7 @@
             <w:pPr>
               <w:numPr>
                 <w:ilvl w:val="0"/>
-                <w:numId w:val="15"/>
+                <w:numId w:val="16"/>
               </w:numPr>
               <w:spacing w:before="94" w:line="227" w:lineRule="auto"/>
               <w:ind w:left="425" w:leftChars="0" w:hanging="425" w:firstLineChars="0"/>
@@ -26852,7 +29853,7 @@
             <w:pPr>
               <w:numPr>
                 <w:ilvl w:val="0"/>
-                <w:numId w:val="15"/>
+                <w:numId w:val="16"/>
               </w:numPr>
               <w:spacing w:before="94" w:line="227" w:lineRule="auto"/>
               <w:ind w:left="425" w:leftChars="0" w:hanging="425" w:firstLineChars="0"/>
@@ -26875,7 +29876,7 @@
             <w:pPr>
               <w:numPr>
                 <w:ilvl w:val="0"/>
-                <w:numId w:val="15"/>
+                <w:numId w:val="16"/>
               </w:numPr>
               <w:spacing w:before="94" w:line="227" w:lineRule="auto"/>
               <w:ind w:left="425" w:leftChars="0" w:hanging="425" w:firstLineChars="0"/>
@@ -26898,7 +29899,7 @@
             <w:pPr>
               <w:numPr>
                 <w:ilvl w:val="0"/>
-                <w:numId w:val="15"/>
+                <w:numId w:val="16"/>
               </w:numPr>
               <w:spacing w:before="94" w:line="227" w:lineRule="auto"/>
               <w:ind w:left="425" w:leftChars="0" w:hanging="425" w:firstLineChars="0"/>
@@ -26921,7 +29922,7 @@
             <w:pPr>
               <w:numPr>
                 <w:ilvl w:val="0"/>
-                <w:numId w:val="15"/>
+                <w:numId w:val="16"/>
               </w:numPr>
               <w:spacing w:before="94" w:line="227" w:lineRule="auto"/>
               <w:ind w:left="425" w:leftChars="0" w:hanging="425" w:firstLineChars="0"/>
@@ -26944,7 +29945,7 @@
             <w:pPr>
               <w:numPr>
                 <w:ilvl w:val="0"/>
-                <w:numId w:val="15"/>
+                <w:numId w:val="16"/>
               </w:numPr>
               <w:spacing w:before="94" w:line="227" w:lineRule="auto"/>
               <w:ind w:left="425" w:leftChars="0" w:hanging="425" w:firstLineChars="0"/>
@@ -26984,7 +29985,7 @@
             <w:pPr>
               <w:numPr>
                 <w:ilvl w:val="0"/>
-                <w:numId w:val="15"/>
+                <w:numId w:val="16"/>
               </w:numPr>
               <w:spacing w:before="94" w:line="227" w:lineRule="auto"/>
               <w:ind w:left="425" w:leftChars="0" w:hanging="425" w:firstLineChars="0"/>
@@ -28306,7 +31307,7 @@
             <w:pPr>
               <w:numPr>
                 <w:ilvl w:val="0"/>
-                <w:numId w:val="16"/>
+                <w:numId w:val="17"/>
               </w:numPr>
               <w:spacing w:before="94" w:line="227" w:lineRule="auto"/>
               <w:ind w:left="425" w:leftChars="0" w:hanging="425" w:firstLineChars="0"/>
@@ -28329,7 +31330,7 @@
             <w:pPr>
               <w:numPr>
                 <w:ilvl w:val="0"/>
-                <w:numId w:val="16"/>
+                <w:numId w:val="17"/>
               </w:numPr>
               <w:spacing w:before="94" w:line="227" w:lineRule="auto"/>
               <w:ind w:left="425" w:leftChars="0" w:hanging="425" w:firstLineChars="0"/>
@@ -28352,7 +31353,7 @@
             <w:pPr>
               <w:numPr>
                 <w:ilvl w:val="0"/>
-                <w:numId w:val="16"/>
+                <w:numId w:val="17"/>
               </w:numPr>
               <w:spacing w:before="94" w:line="227" w:lineRule="auto"/>
               <w:ind w:left="425" w:leftChars="0" w:hanging="425" w:firstLineChars="0"/>
@@ -28375,7 +31376,7 @@
             <w:pPr>
               <w:numPr>
                 <w:ilvl w:val="0"/>
-                <w:numId w:val="16"/>
+                <w:numId w:val="17"/>
               </w:numPr>
               <w:spacing w:before="94" w:line="227" w:lineRule="auto"/>
               <w:ind w:left="425" w:leftChars="0" w:hanging="425" w:firstLineChars="0"/>
@@ -28398,7 +31399,7 @@
             <w:pPr>
               <w:numPr>
                 <w:ilvl w:val="0"/>
-                <w:numId w:val="16"/>
+                <w:numId w:val="17"/>
               </w:numPr>
               <w:spacing w:before="94" w:line="227" w:lineRule="auto"/>
               <w:ind w:left="425" w:leftChars="0" w:hanging="425" w:firstLineChars="0"/>
@@ -28421,7 +31422,7 @@
             <w:pPr>
               <w:numPr>
                 <w:ilvl w:val="0"/>
-                <w:numId w:val="16"/>
+                <w:numId w:val="17"/>
               </w:numPr>
               <w:spacing w:before="94" w:line="227" w:lineRule="auto"/>
               <w:ind w:left="425" w:leftChars="0" w:hanging="425" w:firstLineChars="0"/>
@@ -29840,7 +32841,7 @@
             <w:pPr>
               <w:numPr>
                 <w:ilvl w:val="0"/>
-                <w:numId w:val="17"/>
+                <w:numId w:val="18"/>
               </w:numPr>
               <w:spacing w:before="94" w:line="227" w:lineRule="auto"/>
               <w:ind w:left="425" w:leftChars="0" w:hanging="425" w:firstLineChars="0"/>
@@ -29863,7 +32864,7 @@
             <w:pPr>
               <w:numPr>
                 <w:ilvl w:val="0"/>
-                <w:numId w:val="17"/>
+                <w:numId w:val="18"/>
               </w:numPr>
               <w:spacing w:before="94" w:line="227" w:lineRule="auto"/>
               <w:ind w:left="425" w:leftChars="0" w:hanging="425" w:firstLineChars="0"/>
@@ -29886,7 +32887,7 @@
             <w:pPr>
               <w:numPr>
                 <w:ilvl w:val="0"/>
-                <w:numId w:val="17"/>
+                <w:numId w:val="18"/>
               </w:numPr>
               <w:spacing w:before="94" w:line="227" w:lineRule="auto"/>
               <w:ind w:left="425" w:leftChars="0" w:hanging="425" w:firstLineChars="0"/>
@@ -29926,7 +32927,7 @@
             <w:pPr>
               <w:numPr>
                 <w:ilvl w:val="0"/>
-                <w:numId w:val="17"/>
+                <w:numId w:val="18"/>
               </w:numPr>
               <w:spacing w:before="94" w:line="227" w:lineRule="auto"/>
               <w:ind w:left="425" w:leftChars="0" w:hanging="425" w:firstLineChars="0"/>
@@ -29949,7 +32950,7 @@
             <w:pPr>
               <w:numPr>
                 <w:ilvl w:val="0"/>
-                <w:numId w:val="17"/>
+                <w:numId w:val="18"/>
               </w:numPr>
               <w:spacing w:before="94" w:line="227" w:lineRule="auto"/>
               <w:ind w:left="425" w:leftChars="0" w:hanging="425" w:firstLineChars="0"/>
@@ -29998,7 +32999,7 @@
             <w:pPr>
               <w:numPr>
                 <w:ilvl w:val="0"/>
-                <w:numId w:val="17"/>
+                <w:numId w:val="18"/>
               </w:numPr>
               <w:spacing w:before="94" w:line="227" w:lineRule="auto"/>
               <w:ind w:left="425" w:leftChars="0" w:hanging="425" w:firstLineChars="0"/>
@@ -30021,7 +33022,7 @@
             <w:pPr>
               <w:numPr>
                 <w:ilvl w:val="0"/>
-                <w:numId w:val="17"/>
+                <w:numId w:val="18"/>
               </w:numPr>
               <w:spacing w:before="94" w:line="227" w:lineRule="auto"/>
               <w:ind w:left="425" w:leftChars="0" w:hanging="425" w:firstLineChars="0"/>
@@ -31324,7 +34325,7 @@
             <w:pPr>
               <w:numPr>
                 <w:ilvl w:val="0"/>
-                <w:numId w:val="18"/>
+                <w:numId w:val="19"/>
               </w:numPr>
               <w:spacing w:before="94" w:line="227" w:lineRule="auto"/>
               <w:ind w:left="425" w:leftChars="0" w:hanging="425" w:firstLineChars="0"/>
@@ -31347,7 +34348,7 @@
             <w:pPr>
               <w:numPr>
                 <w:ilvl w:val="0"/>
-                <w:numId w:val="18"/>
+                <w:numId w:val="19"/>
               </w:numPr>
               <w:spacing w:before="94" w:line="227" w:lineRule="auto"/>
               <w:ind w:left="425" w:leftChars="0" w:hanging="425" w:firstLineChars="0"/>
@@ -31370,7 +34371,7 @@
             <w:pPr>
               <w:numPr>
                 <w:ilvl w:val="0"/>
-                <w:numId w:val="18"/>
+                <w:numId w:val="19"/>
               </w:numPr>
               <w:spacing w:before="94" w:line="227" w:lineRule="auto"/>
               <w:ind w:left="425" w:leftChars="0" w:hanging="425" w:firstLineChars="0"/>
@@ -31393,7 +34394,7 @@
             <w:pPr>
               <w:numPr>
                 <w:ilvl w:val="0"/>
-                <w:numId w:val="18"/>
+                <w:numId w:val="19"/>
               </w:numPr>
               <w:spacing w:before="94" w:line="227" w:lineRule="auto"/>
               <w:ind w:left="425" w:leftChars="0" w:hanging="425" w:firstLineChars="0"/>
@@ -31416,7 +34417,7 @@
             <w:pPr>
               <w:numPr>
                 <w:ilvl w:val="0"/>
-                <w:numId w:val="18"/>
+                <w:numId w:val="19"/>
               </w:numPr>
               <w:spacing w:before="94" w:line="227" w:lineRule="auto"/>
               <w:ind w:left="425" w:leftChars="0" w:hanging="425" w:firstLineChars="0"/>
@@ -31439,7 +34440,7 @@
             <w:pPr>
               <w:numPr>
                 <w:ilvl w:val="0"/>
-                <w:numId w:val="18"/>
+                <w:numId w:val="19"/>
               </w:numPr>
               <w:spacing w:before="94" w:line="227" w:lineRule="auto"/>
               <w:ind w:left="425" w:leftChars="0" w:hanging="425" w:firstLineChars="0"/>
@@ -31462,7 +34463,7 @@
             <w:pPr>
               <w:numPr>
                 <w:ilvl w:val="0"/>
-                <w:numId w:val="18"/>
+                <w:numId w:val="19"/>
               </w:numPr>
               <w:spacing w:before="94" w:line="227" w:lineRule="auto"/>
               <w:ind w:left="425" w:leftChars="0" w:hanging="425" w:firstLineChars="0"/>
@@ -31485,7 +34486,7 @@
             <w:pPr>
               <w:numPr>
                 <w:ilvl w:val="0"/>
-                <w:numId w:val="18"/>
+                <w:numId w:val="19"/>
               </w:numPr>
               <w:spacing w:before="94" w:line="227" w:lineRule="auto"/>
               <w:ind w:left="425" w:leftChars="0" w:hanging="425" w:firstLineChars="0"/>
@@ -31508,7 +34509,7 @@
             <w:pPr>
               <w:numPr>
                 <w:ilvl w:val="0"/>
-                <w:numId w:val="18"/>
+                <w:numId w:val="19"/>
               </w:numPr>
               <w:spacing w:before="94" w:line="227" w:lineRule="auto"/>
               <w:ind w:left="425" w:leftChars="0" w:hanging="425" w:firstLineChars="0"/>
@@ -32818,7 +35819,7 @@
             <w:pPr>
               <w:numPr>
                 <w:ilvl w:val="0"/>
-                <w:numId w:val="19"/>
+                <w:numId w:val="20"/>
               </w:numPr>
               <w:spacing w:before="94" w:line="227" w:lineRule="auto"/>
               <w:ind w:left="425" w:leftChars="0" w:hanging="425" w:firstLineChars="0"/>
@@ -32841,7 +35842,7 @@
             <w:pPr>
               <w:numPr>
                 <w:ilvl w:val="0"/>
-                <w:numId w:val="19"/>
+                <w:numId w:val="20"/>
               </w:numPr>
               <w:spacing w:before="94" w:line="227" w:lineRule="auto"/>
               <w:ind w:left="425" w:leftChars="0" w:hanging="425" w:firstLineChars="0"/>
@@ -32864,7 +35865,7 @@
             <w:pPr>
               <w:numPr>
                 <w:ilvl w:val="0"/>
-                <w:numId w:val="19"/>
+                <w:numId w:val="20"/>
               </w:numPr>
               <w:spacing w:before="94" w:line="227" w:lineRule="auto"/>
               <w:ind w:left="425" w:leftChars="0" w:hanging="425" w:firstLineChars="0"/>
@@ -32887,7 +35888,7 @@
             <w:pPr>
               <w:numPr>
                 <w:ilvl w:val="0"/>
-                <w:numId w:val="19"/>
+                <w:numId w:val="20"/>
               </w:numPr>
               <w:spacing w:before="94" w:line="227" w:lineRule="auto"/>
               <w:ind w:left="425" w:leftChars="0" w:hanging="425" w:firstLineChars="0"/>
@@ -32910,7 +35911,7 @@
             <w:pPr>
               <w:numPr>
                 <w:ilvl w:val="0"/>
-                <w:numId w:val="19"/>
+                <w:numId w:val="20"/>
               </w:numPr>
               <w:spacing w:before="94" w:line="227" w:lineRule="auto"/>
               <w:ind w:left="425" w:leftChars="0" w:hanging="425" w:firstLineChars="0"/>
@@ -32933,7 +35934,7 @@
             <w:pPr>
               <w:numPr>
                 <w:ilvl w:val="0"/>
-                <w:numId w:val="19"/>
+                <w:numId w:val="20"/>
               </w:numPr>
               <w:spacing w:before="94" w:line="227" w:lineRule="auto"/>
               <w:ind w:left="425" w:leftChars="0" w:hanging="425" w:firstLineChars="0"/>
@@ -32956,7 +35957,7 @@
             <w:pPr>
               <w:numPr>
                 <w:ilvl w:val="0"/>
-                <w:numId w:val="19"/>
+                <w:numId w:val="20"/>
               </w:numPr>
               <w:spacing w:before="94" w:line="227" w:lineRule="auto"/>
               <w:ind w:left="425" w:leftChars="0" w:hanging="425" w:firstLineChars="0"/>
@@ -34262,7 +37263,7 @@
             <w:pPr>
               <w:numPr>
                 <w:ilvl w:val="0"/>
-                <w:numId w:val="20"/>
+                <w:numId w:val="21"/>
               </w:numPr>
               <w:spacing w:before="94" w:line="227" w:lineRule="auto"/>
               <w:ind w:left="425" w:leftChars="0" w:hanging="425" w:firstLineChars="0"/>
@@ -34285,7 +37286,7 @@
             <w:pPr>
               <w:numPr>
                 <w:ilvl w:val="0"/>
-                <w:numId w:val="20"/>
+                <w:numId w:val="21"/>
               </w:numPr>
               <w:spacing w:before="94" w:line="227" w:lineRule="auto"/>
               <w:ind w:left="425" w:leftChars="0" w:hanging="425" w:firstLineChars="0"/>
@@ -34308,7 +37309,7 @@
             <w:pPr>
               <w:numPr>
                 <w:ilvl w:val="0"/>
-                <w:numId w:val="20"/>
+                <w:numId w:val="21"/>
               </w:numPr>
               <w:spacing w:before="94" w:line="227" w:lineRule="auto"/>
               <w:ind w:left="425" w:leftChars="0" w:hanging="425" w:firstLineChars="0"/>
@@ -34331,7 +37332,7 @@
             <w:pPr>
               <w:numPr>
                 <w:ilvl w:val="0"/>
-                <w:numId w:val="20"/>
+                <w:numId w:val="21"/>
               </w:numPr>
               <w:spacing w:before="94" w:line="227" w:lineRule="auto"/>
               <w:ind w:left="425" w:leftChars="0" w:hanging="425" w:firstLineChars="0"/>
@@ -34354,7 +37355,7 @@
             <w:pPr>
               <w:numPr>
                 <w:ilvl w:val="0"/>
-                <w:numId w:val="20"/>
+                <w:numId w:val="21"/>
               </w:numPr>
               <w:spacing w:before="94" w:line="227" w:lineRule="auto"/>
               <w:ind w:left="425" w:leftChars="0" w:hanging="425" w:firstLineChars="0"/>
@@ -34377,7 +37378,7 @@
             <w:pPr>
               <w:numPr>
                 <w:ilvl w:val="0"/>
-                <w:numId w:val="20"/>
+                <w:numId w:val="21"/>
               </w:numPr>
               <w:spacing w:before="94" w:line="227" w:lineRule="auto"/>
               <w:ind w:left="425" w:leftChars="0" w:hanging="425" w:firstLineChars="0"/>
@@ -34400,7 +37401,7 @@
             <w:pPr>
               <w:numPr>
                 <w:ilvl w:val="0"/>
-                <w:numId w:val="20"/>
+                <w:numId w:val="21"/>
               </w:numPr>
               <w:spacing w:before="94" w:line="227" w:lineRule="auto"/>
               <w:ind w:left="425" w:leftChars="0" w:hanging="425" w:firstLineChars="0"/>
@@ -34423,7 +37424,7 @@
             <w:pPr>
               <w:numPr>
                 <w:ilvl w:val="0"/>
-                <w:numId w:val="20"/>
+                <w:numId w:val="21"/>
               </w:numPr>
               <w:spacing w:before="94" w:line="227" w:lineRule="auto"/>
               <w:ind w:left="425" w:leftChars="0" w:hanging="425" w:firstLineChars="0"/>
@@ -34446,7 +37447,7 @@
             <w:pPr>
               <w:numPr>
                 <w:ilvl w:val="0"/>
-                <w:numId w:val="20"/>
+                <w:numId w:val="21"/>
               </w:numPr>
               <w:spacing w:before="94" w:line="227" w:lineRule="auto"/>
               <w:ind w:left="425" w:leftChars="0" w:hanging="425" w:firstLineChars="0"/>
@@ -35179,7 +38180,7 @@
         <w:widowControl/>
         <w:numPr>
           <w:ilvl w:val="0"/>
-          <w:numId w:val="21"/>
+          <w:numId w:val="22"/>
         </w:numPr>
         <w:kinsoku w:val="0"/>
         <w:wordWrap/>
@@ -35236,7 +38237,7 @@
         <w:widowControl/>
         <w:numPr>
           <w:ilvl w:val="0"/>
-          <w:numId w:val="21"/>
+          <w:numId w:val="22"/>
         </w:numPr>
         <w:kinsoku w:val="0"/>
         <w:wordWrap/>
@@ -35332,7 +38333,7 @@
 <w:hdr xmlns:wpc="http://schemas.microsoft.com/office/word/2010/wordprocessingCanvas" xmlns:mc="http://schemas.openxmlformats.org/markup-compatibility/2006" xmlns:o="urn:schemas-microsoft-com:office:office" xmlns:r="http://schemas.openxmlformats.org/officeDocument/2006/relationships" xmlns:m="http://schemas.openxmlformats.org/officeDocument/2006/math" xmlns:v="urn:schemas-microsoft-com:vml" xmlns:wp14="http://schemas.microsoft.com/office/word/2010/wordprocessingDrawing" xmlns:wp="http://schemas.openxmlformats.org/drawingml/2006/wordprocessingDrawing" xmlns:w10="urn:schemas-microsoft-com:office:word" xmlns:w="http://schemas.openxmlformats.org/wordprocessingml/2006/main" xmlns:w14="http://schemas.microsoft.com/office/word/2010/wordml" xmlns:w15="http://schemas.microsoft.com/office/word/2012/wordml" xmlns:wpg="http://schemas.microsoft.com/office/word/2010/wordprocessingGroup" xmlns:wpi="http://schemas.microsoft.com/office/word/2010/wordprocessingInk" xmlns:wne="http://schemas.microsoft.com/office/word/2006/wordml" xmlns:wps="http://schemas.microsoft.com/office/word/2010/wordprocessingShape" xmlns:wpsCustomData="http://www.wps.cn/officeDocument/2013/wpsCustomData" mc:Ignorable="w14 w15 wp14">
   <w:p>
     <w:pPr>
-      <w:pStyle w:val="15"/>
+      <w:pStyle w:val="16"/>
       <w:pBdr>
         <w:bottom w:val="single" w:color="auto" w:sz="4" w:space="1"/>
       </w:pBdr>
@@ -35396,7 +38397,7 @@
     <w:lvl w:ilvl="0" w:tentative="0">
       <w:start w:val="1"/>
       <w:numFmt w:val="decimal"/>
-      <w:pStyle w:val="2"/>
+      <w:pStyle w:val="3"/>
       <w:lvlText w:val="%1."/>
       <w:lvlJc w:val="left"/>
       <w:pPr>
@@ -35409,7 +38410,7 @@
     <w:lvl w:ilvl="1" w:tentative="0">
       <w:start w:val="1"/>
       <w:numFmt w:val="decimal"/>
-      <w:pStyle w:val="3"/>
+      <w:pStyle w:val="4"/>
       <w:lvlText w:val="%1.%2."/>
       <w:lvlJc w:val="left"/>
       <w:pPr>
@@ -35422,7 +38423,7 @@
     <w:lvl w:ilvl="2" w:tentative="0">
       <w:start w:val="1"/>
       <w:numFmt w:val="decimal"/>
-      <w:pStyle w:val="4"/>
+      <w:pStyle w:val="5"/>
       <w:lvlText w:val="%1.%2.%3."/>
       <w:lvlJc w:val="left"/>
       <w:pPr>
@@ -35435,7 +38436,7 @@
     <w:lvl w:ilvl="3" w:tentative="0">
       <w:start w:val="1"/>
       <w:numFmt w:val="decimal"/>
-      <w:pStyle w:val="5"/>
+      <w:pStyle w:val="6"/>
       <w:lvlText w:val="%1.%2.%3.%4."/>
       <w:lvlJc w:val="left"/>
       <w:pPr>
@@ -35448,7 +38449,7 @@
     <w:lvl w:ilvl="4" w:tentative="0">
       <w:start w:val="1"/>
       <w:numFmt w:val="decimal"/>
-      <w:pStyle w:val="6"/>
+      <w:pStyle w:val="7"/>
       <w:lvlText w:val="%1.%2.%3.%4.%5."/>
       <w:lvlJc w:val="left"/>
       <w:pPr>
@@ -35461,7 +38462,7 @@
     <w:lvl w:ilvl="5" w:tentative="0">
       <w:start w:val="1"/>
       <w:numFmt w:val="decimal"/>
-      <w:pStyle w:val="7"/>
+      <w:pStyle w:val="8"/>
       <w:lvlText w:val="%1.%2.%3.%4.%5.%6."/>
       <w:lvlJc w:val="left"/>
       <w:pPr>
@@ -35474,7 +38475,7 @@
     <w:lvl w:ilvl="6" w:tentative="0">
       <w:start w:val="1"/>
       <w:numFmt w:val="decimal"/>
-      <w:pStyle w:val="8"/>
+      <w:pStyle w:val="9"/>
       <w:lvlText w:val="%1.%2.%3.%4.%5.%6.%7."/>
       <w:lvlJc w:val="left"/>
       <w:pPr>
@@ -35487,7 +38488,7 @@
     <w:lvl w:ilvl="7" w:tentative="0">
       <w:start w:val="1"/>
       <w:numFmt w:val="decimal"/>
-      <w:pStyle w:val="9"/>
+      <w:pStyle w:val="10"/>
       <w:lvlText w:val="%1.%2.%3.%4.%5.%6.%7.%8."/>
       <w:lvlJc w:val="left"/>
       <w:pPr>
@@ -35500,7 +38501,7 @@
     <w:lvl w:ilvl="8" w:tentative="0">
       <w:start w:val="1"/>
       <w:numFmt w:val="decimal"/>
-      <w:pStyle w:val="10"/>
+      <w:pStyle w:val="11"/>
       <w:lvlText w:val="%1.%2.%3.%4.%5.%6.%7.%8.%9."/>
       <w:lvlJc w:val="left"/>
       <w:pPr>
@@ -35716,6 +38717,23 @@
     </w:lvl>
   </w:abstractNum>
   <w:abstractNum w:abstractNumId="15">
+    <w:nsid w:val="3058B79C"/>
+    <w:multiLevelType w:val="singleLevel"/>
+    <w:tmpl w:val="3058B79C"/>
+    <w:lvl w:ilvl="0" w:tentative="0">
+      <w:start w:val="1"/>
+      <w:numFmt w:val="decimal"/>
+      <w:lvlText w:val="%1."/>
+      <w:lvlJc w:val="left"/>
+      <w:pPr>
+        <w:ind w:left="425" w:hanging="425"/>
+      </w:pPr>
+      <w:rPr>
+        <w:rFonts w:hint="default"/>
+      </w:rPr>
+    </w:lvl>
+  </w:abstractNum>
+  <w:abstractNum w:abstractNumId="16">
     <w:nsid w:val="3F467294"/>
     <w:multiLevelType w:val="singleLevel"/>
     <w:tmpl w:val="3F467294"/>
@@ -35732,7 +38750,7 @@
       </w:rPr>
     </w:lvl>
   </w:abstractNum>
-  <w:abstractNum w:abstractNumId="16">
+  <w:abstractNum w:abstractNumId="17">
     <w:nsid w:val="47FAACBC"/>
     <w:multiLevelType w:val="singleLevel"/>
     <w:tmpl w:val="47FAACBC"/>
@@ -35749,7 +38767,7 @@
       </w:rPr>
     </w:lvl>
   </w:abstractNum>
-  <w:abstractNum w:abstractNumId="17">
+  <w:abstractNum w:abstractNumId="18">
     <w:nsid w:val="4876334C"/>
     <w:multiLevelType w:val="singleLevel"/>
     <w:tmpl w:val="4876334C"/>
@@ -35766,7 +38784,7 @@
       </w:rPr>
     </w:lvl>
   </w:abstractNum>
-  <w:abstractNum w:abstractNumId="18">
+  <w:abstractNum w:abstractNumId="19">
     <w:nsid w:val="78DA1C4C"/>
     <w:multiLevelType w:val="singleLevel"/>
     <w:tmpl w:val="78DA1C4C"/>
@@ -35783,7 +38801,7 @@
       </w:rPr>
     </w:lvl>
   </w:abstractNum>
-  <w:abstractNum w:abstractNumId="19">
+  <w:abstractNum w:abstractNumId="20">
     <w:nsid w:val="7B33AE6F"/>
     <w:multiLevelType w:val="singleLevel"/>
     <w:tmpl w:val="7B33AE6F"/>
@@ -35800,7 +38818,7 @@
       </w:rPr>
     </w:lvl>
   </w:abstractNum>
-  <w:abstractNum w:abstractNumId="20">
+  <w:abstractNum w:abstractNumId="21">
     <w:nsid w:val="7E6C5E6F"/>
     <w:multiLevelType w:val="singleLevel"/>
     <w:tmpl w:val="7E6C5E6F"/>
@@ -35824,60 +38842,63 @@
     <w:abstractNumId w:val="7"/>
   </w:num>
   <w:num w:numId="3">
+    <w:abstractNumId w:val="15"/>
+  </w:num>
+  <w:num w:numId="4">
     <w:abstractNumId w:val="8"/>
   </w:num>
-  <w:num w:numId="4">
+  <w:num w:numId="5">
     <w:abstractNumId w:val="6"/>
   </w:num>
-  <w:num w:numId="5">
+  <w:num w:numId="6">
+    <w:abstractNumId w:val="19"/>
+  </w:num>
+  <w:num w:numId="7">
+    <w:abstractNumId w:val="3"/>
+  </w:num>
+  <w:num w:numId="8">
+    <w:abstractNumId w:val="0"/>
+  </w:num>
+  <w:num w:numId="9">
+    <w:abstractNumId w:val="14"/>
+  </w:num>
+  <w:num w:numId="10">
+    <w:abstractNumId w:val="17"/>
+  </w:num>
+  <w:num w:numId="11">
+    <w:abstractNumId w:val="20"/>
+  </w:num>
+  <w:num w:numId="12">
+    <w:abstractNumId w:val="5"/>
+  </w:num>
+  <w:num w:numId="13">
+    <w:abstractNumId w:val="21"/>
+  </w:num>
+  <w:num w:numId="14">
+    <w:abstractNumId w:val="4"/>
+  </w:num>
+  <w:num w:numId="15">
     <w:abstractNumId w:val="18"/>
   </w:num>
-  <w:num w:numId="6">
-    <w:abstractNumId w:val="3"/>
+  <w:num w:numId="16">
+    <w:abstractNumId w:val="11"/>
   </w:num>
-  <w:num w:numId="7">
-    <w:abstractNumId w:val="0"/>
+  <w:num w:numId="17">
+    <w:abstractNumId w:val="13"/>
   </w:num>
-  <w:num w:numId="8">
-    <w:abstractNumId w:val="14"/>
+  <w:num w:numId="18">
+    <w:abstractNumId w:val="12"/>
   </w:num>
-  <w:num w:numId="9">
+  <w:num w:numId="19">
+    <w:abstractNumId w:val="9"/>
+  </w:num>
+  <w:num w:numId="20">
+    <w:abstractNumId w:val="1"/>
+  </w:num>
+  <w:num w:numId="21">
     <w:abstractNumId w:val="16"/>
   </w:num>
-  <w:num w:numId="10">
-    <w:abstractNumId w:val="19"/>
-  </w:num>
-  <w:num w:numId="11">
-    <w:abstractNumId w:val="5"/>
-  </w:num>
-  <w:num w:numId="12">
-    <w:abstractNumId w:val="20"/>
-  </w:num>
-  <w:num w:numId="13">
-    <w:abstractNumId w:val="4"/>
-  </w:num>
-  <w:num w:numId="14">
-    <w:abstractNumId w:val="17"/>
-  </w:num>
-  <w:num w:numId="15">
-    <w:abstractNumId w:val="11"/>
-  </w:num>
-  <w:num w:numId="16">
-    <w:abstractNumId w:val="13"/>
-  </w:num>
-  <w:num w:numId="17">
-    <w:abstractNumId w:val="12"/>
-  </w:num>
-  <w:num w:numId="18">
-    <w:abstractNumId w:val="9"/>
-  </w:num>
-  <w:num w:numId="19">
-    <w:abstractNumId w:val="1"/>
-  </w:num>
-  <w:num w:numId="20">
-    <w:abstractNumId w:val="15"/>
-  </w:num>
-  <w:num w:numId="21">
+  <w:num w:numId="22">
     <w:abstractNumId w:val="10"/>
   </w:num>
 </w:numbering>
@@ -36145,6 +39166,7 @@
   </w:latentStyles>
   <w:style w:type="paragraph" w:default="1" w:styleId="1">
     <w:name w:val="Normal"/>
+    <w:next w:val="2"/>
     <w:qFormat/>
     <w:uiPriority w:val="0"/>
     <w:pPr>
@@ -36167,7 +39189,7 @@
       <w:lang w:val="en-US" w:eastAsia="en-US" w:bidi="ar-SA"/>
     </w:rPr>
   </w:style>
-  <w:style w:type="paragraph" w:styleId="2">
+  <w:style w:type="paragraph" w:styleId="3">
     <w:name w:val="heading 1"/>
     <w:basedOn w:val="1"/>
     <w:next w:val="1"/>
@@ -36190,7 +39212,7 @@
       <w:sz w:val="44"/>
     </w:rPr>
   </w:style>
-  <w:style w:type="paragraph" w:styleId="3">
+  <w:style w:type="paragraph" w:styleId="4">
     <w:name w:val="heading 2"/>
     <w:basedOn w:val="1"/>
     <w:next w:val="1"/>
@@ -36214,7 +39236,7 @@
       <w:sz w:val="32"/>
     </w:rPr>
   </w:style>
-  <w:style w:type="paragraph" w:styleId="4">
+  <w:style w:type="paragraph" w:styleId="5">
     <w:name w:val="heading 3"/>
     <w:basedOn w:val="1"/>
     <w:next w:val="1"/>
@@ -36238,7 +39260,7 @@
       <w:sz w:val="32"/>
     </w:rPr>
   </w:style>
-  <w:style w:type="paragraph" w:styleId="5">
+  <w:style w:type="paragraph" w:styleId="6">
     <w:name w:val="heading 4"/>
     <w:basedOn w:val="1"/>
     <w:next w:val="1"/>
@@ -36262,7 +39284,7 @@
       <w:sz w:val="28"/>
     </w:rPr>
   </w:style>
-  <w:style w:type="paragraph" w:styleId="6">
+  <w:style w:type="paragraph" w:styleId="7">
     <w:name w:val="heading 5"/>
     <w:basedOn w:val="1"/>
     <w:next w:val="1"/>
@@ -36286,7 +39308,7 @@
       <w:sz w:val="28"/>
     </w:rPr>
   </w:style>
-  <w:style w:type="paragraph" w:styleId="7">
+  <w:style w:type="paragraph" w:styleId="8">
     <w:name w:val="heading 6"/>
     <w:basedOn w:val="1"/>
     <w:next w:val="1"/>
@@ -36311,7 +39333,7 @@
       <w:sz w:val="24"/>
     </w:rPr>
   </w:style>
-  <w:style w:type="paragraph" w:styleId="8">
+  <w:style w:type="paragraph" w:styleId="9">
     <w:name w:val="heading 7"/>
     <w:basedOn w:val="1"/>
     <w:next w:val="1"/>
@@ -36335,7 +39357,7 @@
       <w:sz w:val="24"/>
     </w:rPr>
   </w:style>
-  <w:style w:type="paragraph" w:styleId="9">
+  <w:style w:type="paragraph" w:styleId="10">
     <w:name w:val="heading 8"/>
     <w:basedOn w:val="1"/>
     <w:next w:val="1"/>
@@ -36359,7 +39381,7 @@
       <w:sz w:val="24"/>
     </w:rPr>
   </w:style>
-  <w:style w:type="paragraph" w:styleId="10">
+  <w:style w:type="paragraph" w:styleId="11">
     <w:name w:val="heading 9"/>
     <w:basedOn w:val="1"/>
     <w:next w:val="1"/>
@@ -36403,7 +39425,17 @@
       </w:tblCellMar>
     </w:tblPr>
   </w:style>
-  <w:style w:type="paragraph" w:styleId="11">
+  <w:style w:type="paragraph" w:styleId="2">
+    <w:name w:val="toc 2"/>
+    <w:basedOn w:val="1"/>
+    <w:next w:val="1"/>
+    <w:qFormat/>
+    <w:uiPriority w:val="0"/>
+    <w:pPr>
+      <w:ind w:left="420" w:leftChars="200"/>
+    </w:pPr>
+  </w:style>
+  <w:style w:type="paragraph" w:styleId="12">
     <w:name w:val="annotation text"/>
     <w:basedOn w:val="1"/>
     <w:qFormat/>
@@ -36412,7 +39444,7 @@
       <w:jc w:val="left"/>
     </w:pPr>
   </w:style>
-  <w:style w:type="paragraph" w:styleId="12">
+  <w:style w:type="paragraph" w:styleId="13">
     <w:name w:val="Body Text"/>
     <w:basedOn w:val="1"/>
     <w:semiHidden/>
@@ -36425,7 +39457,7 @@
       <w:lang w:val="en-US" w:eastAsia="en-US" w:bidi="ar-SA"/>
     </w:rPr>
   </w:style>
-  <w:style w:type="paragraph" w:styleId="13">
+  <w:style w:type="paragraph" w:styleId="14">
     <w:name w:val="toc 3"/>
     <w:basedOn w:val="1"/>
     <w:next w:val="1"/>
@@ -36435,7 +39467,7 @@
       <w:ind w:left="840" w:leftChars="400"/>
     </w:pPr>
   </w:style>
-  <w:style w:type="paragraph" w:styleId="14">
+  <w:style w:type="paragraph" w:styleId="15">
     <w:name w:val="footer"/>
     <w:basedOn w:val="1"/>
     <w:qFormat/>
@@ -36452,7 +39484,7 @@
       <w:sz w:val="18"/>
     </w:rPr>
   </w:style>
-  <w:style w:type="paragraph" w:styleId="15">
+  <w:style w:type="paragraph" w:styleId="16">
     <w:name w:val="header"/>
     <w:basedOn w:val="1"/>
     <w:qFormat/>
@@ -36477,7 +39509,7 @@
       <w:sz w:val="18"/>
     </w:rPr>
   </w:style>
-  <w:style w:type="paragraph" w:styleId="16">
+  <w:style w:type="paragraph" w:styleId="17">
     <w:name w:val="toc 1"/>
     <w:basedOn w:val="1"/>
     <w:next w:val="1"/>
@@ -36487,16 +39519,6 @@
       <w:rFonts w:ascii="Arial" w:hAnsi="Arial" w:eastAsia="Microsoft JhengHei"/>
       <w:sz w:val="24"/>
     </w:rPr>
-  </w:style>
-  <w:style w:type="paragraph" w:styleId="17">
-    <w:name w:val="toc 2"/>
-    <w:basedOn w:val="1"/>
-    <w:next w:val="1"/>
-    <w:qFormat/>
-    <w:uiPriority w:val="0"/>
-    <w:pPr>
-      <w:ind w:left="420" w:leftChars="200"/>
-    </w:pPr>
   </w:style>
   <w:style w:type="paragraph" w:styleId="18">
     <w:name w:val="Normal (Web)"/>
@@ -36614,7 +39636,7 @@
   </w:style>
   <w:style w:type="paragraph" w:customStyle="1" w:styleId="28">
     <w:name w:val="柴_标题1"/>
-    <w:basedOn w:val="2"/>
+    <w:basedOn w:val="3"/>
     <w:next w:val="29"/>
     <w:link w:val="38"/>
     <w:qFormat/>
@@ -36629,7 +39651,7 @@
   </w:style>
   <w:style w:type="paragraph" w:customStyle="1" w:styleId="29">
     <w:name w:val="柴_正文"/>
-    <w:basedOn w:val="12"/>
+    <w:basedOn w:val="13"/>
     <w:link w:val="41"/>
     <w:qFormat/>
     <w:uiPriority w:val="0"/>
@@ -36645,7 +39667,7 @@
   </w:style>
   <w:style w:type="paragraph" w:customStyle="1" w:styleId="30">
     <w:name w:val="柴_标题2"/>
-    <w:basedOn w:val="3"/>
+    <w:basedOn w:val="4"/>
     <w:next w:val="29"/>
     <w:qFormat/>
     <w:uiPriority w:val="0"/>
@@ -36659,7 +39681,7 @@
   </w:style>
   <w:style w:type="paragraph" w:customStyle="1" w:styleId="31">
     <w:name w:val="柴_标题3"/>
-    <w:basedOn w:val="4"/>
+    <w:basedOn w:val="5"/>
     <w:next w:val="29"/>
     <w:qFormat/>
     <w:uiPriority w:val="0"/>
@@ -36677,7 +39699,7 @@
   <w:style w:type="paragraph" w:customStyle="1" w:styleId="32">
     <w:name w:val="柴_目录"/>
     <w:basedOn w:val="1"/>
-    <w:next w:val="12"/>
+    <w:next w:val="13"/>
     <w:qFormat/>
     <w:uiPriority w:val="0"/>
     <w:pPr>
@@ -36732,7 +39754,7 @@
   </w:style>
   <w:style w:type="paragraph" w:customStyle="1" w:styleId="36">
     <w:name w:val="Compact"/>
-    <w:basedOn w:val="12"/>
+    <w:basedOn w:val="13"/>
     <w:qFormat/>
     <w:uiPriority w:val="0"/>
     <w:pPr>
@@ -36788,7 +39810,7 @@
   </w:style>
   <w:style w:type="paragraph" w:customStyle="1" w:styleId="40">
     <w:name w:val="柴_标题4"/>
-    <w:basedOn w:val="5"/>
+    <w:basedOn w:val="6"/>
     <w:next w:val="1"/>
     <w:qFormat/>
     <w:uiPriority w:val="0"/>
